--- a/downloads/workbook/ai-3-week-12.docx
+++ b/downloads/workbook/ai-3-week-12.docx
@@ -1302,6 +1302,178 @@
         <w:t>Project connection: Show Study Buddy recognised questions before calculating or retrieving important answers, especially numbers and dates.</w:t>
       </w:r>
     </w:p>
+    <w:p>
+      <w:pPr>
+        <w:pStyle w:val="Heading1"/>
+      </w:pPr>
+      <w:r>
+        <w:t>19. Project portfolio milestone</w:t>
+      </w:r>
+    </w:p>
+    <w:p>
+      <w:r>
+        <w:t>Project: Verified Study Buddy</w:t>
+      </w:r>
+    </w:p>
+    <w:p>
+      <w:r>
+        <w:t>Current milestone: Make a transparent first version. Keep a trace of how one input becomes an output; explain the rule or learned component.</w:t>
+      </w:r>
+    </w:p>
+    <w:p>
+      <w:r>
+        <w:t>Show Study Buddy recognised questions before calculating or retrieving important answers, especially numbers and dates.</w:t>
+      </w:r>
+    </w:p>
+    <w:tbl>
+      <w:tblPr>
+        <w:tblStyle w:val="LightShading-Accent1"/>
+        <w:tblW w:type="auto" w:w="0"/>
+        <w:tblLook w:firstColumn="1" w:firstRow="1" w:lastColumn="0" w:lastRow="0" w:noHBand="0" w:noVBand="1" w:val="04A0"/>
+      </w:tblPr>
+      <w:tblGrid>
+        <w:gridCol w:w="5112"/>
+        <w:gridCol w:w="5112"/>
+      </w:tblGrid>
+      <w:tr>
+        <w:trPr>
+          <w:tblHeader/>
+        </w:trPr>
+        <w:tc>
+          <w:tcPr>
+            <w:tcW w:type="dxa" w:w="5112"/>
+          </w:tcPr>
+          <w:p>
+            <w:r>
+              <w:t>Evidence to keep</w:t>
+            </w:r>
+          </w:p>
+        </w:tc>
+        <w:tc>
+          <w:tcPr>
+            <w:tcW w:type="dxa" w:w="5112"/>
+          </w:tcPr>
+          <w:p>
+            <w:r>
+              <w:t>My record</w:t>
+            </w:r>
+          </w:p>
+        </w:tc>
+      </w:tr>
+      <w:tr>
+        <w:tc>
+          <w:tcPr>
+            <w:tcW w:type="dxa" w:w="5112"/>
+          </w:tcPr>
+          <w:p>
+            <w:r>
+              <w:t>This week’s input and deciding step</w:t>
+            </w:r>
+          </w:p>
+        </w:tc>
+        <w:tc>
+          <w:tcPr>
+            <w:tcW w:type="dxa" w:w="5112"/>
+          </w:tcPr>
+          <w:p>
+            <w:r/>
+          </w:p>
+        </w:tc>
+      </w:tr>
+      <w:tr>
+        <w:tc>
+          <w:tcPr>
+            <w:tcW w:type="dxa" w:w="5112"/>
+          </w:tcPr>
+          <w:p>
+            <w:r>
+              <w:t>Prediction and actual result (or labelled paper trace)</w:t>
+            </w:r>
+          </w:p>
+        </w:tc>
+        <w:tc>
+          <w:tcPr>
+            <w:tcW w:type="dxa" w:w="5112"/>
+          </w:tcPr>
+          <w:p>
+            <w:r/>
+          </w:p>
+        </w:tc>
+      </w:tr>
+      <w:tr>
+        <w:tc>
+          <w:tcPr>
+            <w:tcW w:type="dxa" w:w="5112"/>
+          </w:tcPr>
+          <w:p>
+            <w:r>
+              <w:t>One change since the previous checkpoint and why</w:t>
+            </w:r>
+          </w:p>
+        </w:tc>
+        <w:tc>
+          <w:tcPr>
+            <w:tcW w:type="dxa" w:w="5112"/>
+          </w:tcPr>
+          <w:p>
+            <w:r/>
+          </w:p>
+        </w:tc>
+      </w:tr>
+      <w:tr>
+        <w:tc>
+          <w:tcPr>
+            <w:tcW w:type="dxa" w:w="5112"/>
+          </w:tcPr>
+          <w:p>
+            <w:r>
+              <w:t>One error or limit and the next test</w:t>
+            </w:r>
+          </w:p>
+        </w:tc>
+        <w:tc>
+          <w:tcPr>
+            <w:tcW w:type="dxa" w:w="5112"/>
+          </w:tcPr>
+          <w:p>
+            <w:r/>
+          </w:p>
+        </w:tc>
+      </w:tr>
+    </w:tbl>
+    <w:p>
+      <w:pPr>
+        <w:pStyle w:val="Heading3"/>
+      </w:pPr>
+      <w:r>
+        <w:t>Explain what this week adds to your project. Reuse last week’s record rather than starting again.</w:t>
+      </w:r>
+    </w:p>
+    <w:p>
+      <w:r>
+        <w:t>________________________________________________________________</w:t>
+      </w:r>
+    </w:p>
+    <w:p>
+      <w:r>
+        <w:t>________________________________________________________________</w:t>
+      </w:r>
+    </w:p>
+    <w:p>
+      <w:r>
+        <w:t>________________________________________________________________</w:t>
+      </w:r>
+    </w:p>
+    <w:p>
+      <w:r>
+        <w:t>________________________________________________________________</w:t>
+      </w:r>
+    </w:p>
+    <w:p>
+      <w:r>
+        <w:t>________________________________________________________________</w:t>
+      </w:r>
+    </w:p>
     <w:sectPr>
       <w:pgSz w:w="12240" w:h="15840"/>
       <w:pgMar w:top="936" w:right="1008" w:bottom="936" w:left="1008" w:header="720" w:footer="720" w:gutter="0"/>

--- a/downloads/workbook/ai-3-week-12.docx
+++ b/downloads/workbook/ai-3-week-12.docx
@@ -1474,6 +1474,240 @@
         <w:t>________________________________________________________________</w:t>
       </w:r>
     </w:p>
+    <w:p>
+      <w:pPr>
+        <w:pStyle w:val="Heading1"/>
+      </w:pPr>
+      <w:r>
+        <w:t>20. Supported practice and learning evidence</w:t>
+      </w:r>
+    </w:p>
+    <w:p>
+      <w:r>
+        <w:t>Use this supported practice once, in the browser or on paper. Keep the reserved independent assessment for a separate first attempt before teacher feedback.</w:t>
+      </w:r>
+    </w:p>
+    <w:p>
+      <w:r>
+        <w:t>A fictional learner dictates a calculation to a voice assistant.</w:t>
+      </w:r>
+    </w:p>
+    <w:p>
+      <w:pPr>
+        <w:pStyle w:val="Heading3"/>
+      </w:pPr>
+      <w:r>
+        <w:t>Practice 1: explain the deciding evidence</w:t>
+      </w:r>
+    </w:p>
+    <w:p>
+      <w:r>
+        <w:t>Which labelled step matches this detail? Read back the recognised expression; intended 13+7=20.</w:t>
+      </w:r>
+    </w:p>
+    <w:p>
+      <w:r>
+        <w:t>1. Confirm intended input</w:t>
+      </w:r>
+    </w:p>
+    <w:p>
+      <w:r>
+        <w:t>2. Recognise speech</w:t>
+      </w:r>
+    </w:p>
+    <w:p>
+      <w:r>
+        <w:t>3. Calculate text</w:t>
+      </w:r>
+    </w:p>
+    <w:p>
+      <w:r>
+        <w:t>4. Speak result</w:t>
+      </w:r>
+    </w:p>
+    <w:p>
+      <w:pPr>
+        <w:pStyle w:val="Heading3"/>
+      </w:pPr>
+      <w:r>
+        <w:t>My selected conclusion, deciding fact and explanation</w:t>
+      </w:r>
+    </w:p>
+    <w:p>
+      <w:r>
+        <w:t>________________________________________________________________</w:t>
+      </w:r>
+    </w:p>
+    <w:p>
+      <w:r>
+        <w:t>________________________________________________________________</w:t>
+      </w:r>
+    </w:p>
+    <w:p>
+      <w:r>
+        <w:t>________________________________________________________________</w:t>
+      </w:r>
+    </w:p>
+    <w:p>
+      <w:r>
+        <w:t>________________________________________________________________</w:t>
+      </w:r>
+    </w:p>
+    <w:p>
+      <w:r>
+        <w:t>________________________________________________________________</w:t>
+      </w:r>
+    </w:p>
+    <w:p>
+      <w:r>
+        <w:t>Hint if needed: Read the steps in the pictorial case. Match the supplied detail to the stage that performs or records it.</w:t>
+      </w:r>
+    </w:p>
+    <w:p>
+      <w:r>
+        <w:t>After your attempt, compare with the supported explanation: Confirm intended input Read back the recognised expression; intended 13+7=20. The first error occurs before arithmetic. Blaming the calculator would target a stage that correctly processed its supplied text. Read-back or on-screen confirmation lets the user catch a number misunderstanding before action. Retain the original audio and transcript, where permitted, to separate recognition defects from later processing errors.</w:t>
+      </w:r>
+    </w:p>
+    <w:p>
+      <w:pPr>
+        <w:pStyle w:val="Heading3"/>
+      </w:pPr>
+      <w:r>
+        <w:t>Practice 2: explain the deciding evidence</w:t>
+      </w:r>
+    </w:p>
+    <w:p>
+      <w:r>
+        <w:t>Changed-case practice: Correct the transcript to “thirteen plus seven” with all later stages unchanged. Which conclusion is supported by the supplied facts?</w:t>
+      </w:r>
+    </w:p>
+    <w:p>
+      <w:r>
+        <w:t>1. We can decide the result without examining the changed input or the procedure.</w:t>
+      </w:r>
+    </w:p>
+    <w:p>
+      <w:r>
+        <w:t>2. This one example guarantees correct results for every future input.</w:t>
+      </w:r>
+    </w:p>
+    <w:p>
+      <w:r>
+        <w:t>3. The calculator and spoken result should become 20 under the declared pipeline.</w:t>
+      </w:r>
+    </w:p>
+    <w:p>
+      <w:pPr>
+        <w:pStyle w:val="Heading3"/>
+      </w:pPr>
+      <w:r>
+        <w:t>My selected conclusion, deciding fact and explanation</w:t>
+      </w:r>
+    </w:p>
+    <w:p>
+      <w:r>
+        <w:t>________________________________________________________________</w:t>
+      </w:r>
+    </w:p>
+    <w:p>
+      <w:r>
+        <w:t>________________________________________________________________</w:t>
+      </w:r>
+    </w:p>
+    <w:p>
+      <w:r>
+        <w:t>________________________________________________________________</w:t>
+      </w:r>
+    </w:p>
+    <w:p>
+      <w:r>
+        <w:t>________________________________________________________________</w:t>
+      </w:r>
+    </w:p>
+    <w:p>
+      <w:r>
+        <w:t>________________________________________________________________</w:t>
+      </w:r>
+    </w:p>
+    <w:p>
+      <w:r>
+        <w:t>Hint if needed: Use the changed condition and the deciding step in the pictorial trace. The answer must say what follows from those facts.</w:t>
+      </w:r>
+    </w:p>
+    <w:p>
+      <w:r>
+        <w:t>After your attempt, compare with the supported explanation: The calculator and spoken result should become 20 under the declared pipeline. 13+7=20; the changed input removes the earlier recognition error.</w:t>
+      </w:r>
+    </w:p>
+    <w:p>
+      <w:pPr>
+        <w:pStyle w:val="Heading3"/>
+      </w:pPr>
+      <w:r>
+        <w:t>Repair a missing building block</w:t>
+      </w:r>
+    </w:p>
+    <w:p>
+      <w:r>
+        <w:t>Review Visual Composition (ai-3/11). Goal: Explain the mechanism and terminology of image generation and provenance. Short practice: Which checks pass after that single change, and what still needs repair?. Return to this week and explain what you changed.</w:t>
+      </w:r>
+    </w:p>
+    <w:p>
+      <w:r>
+        <w:t>Review Prompt Evaluation (ai-3/9). Goal: Explain the mechanism and terminology of controlled prompt experiments. Short practice: Why is B’s selection defensible here without calling it universally superior?. Return to this week and explain what you changed.</w:t>
+      </w:r>
+    </w:p>
+    <w:p>
+      <w:r>
+        <w:t>Review Examples and Rubrics (ai-3/6). Goal: Write a prompt specification with observable response criteria. Short practice: Explain why neither original nor changed draft is a full pass, and provide a complete repaired card.. Return to this week and explain what you changed.</w:t>
+      </w:r>
+    </w:p>
+    <w:p>
+      <w:pPr>
+        <w:pStyle w:val="Heading3"/>
+      </w:pPr>
+      <w:r>
+        <w:t>Keep your completed work</w:t>
+      </w:r>
+    </w:p>
+    <w:p>
+      <w:r>
+        <w:t>Use Download completed work in the hosted lesson to export your answers, reflections, practice feedback and code-run evidence. Open the HTML copy to read or print it. Drafts stay in this browser when storage is available; clear drafts on a shared device.</w:t>
+      </w:r>
+    </w:p>
+    <w:p>
+      <w:pPr>
+        <w:pStyle w:val="Heading3"/>
+      </w:pPr>
+      <w:r>
+        <w:t>What I repaired, the evidence I kept and the next test</w:t>
+      </w:r>
+    </w:p>
+    <w:p>
+      <w:r>
+        <w:t>________________________________________________________________</w:t>
+      </w:r>
+    </w:p>
+    <w:p>
+      <w:r>
+        <w:t>________________________________________________________________</w:t>
+      </w:r>
+    </w:p>
+    <w:p>
+      <w:r>
+        <w:t>________________________________________________________________</w:t>
+      </w:r>
+    </w:p>
+    <w:p>
+      <w:r>
+        <w:t>________________________________________________________________</w:t>
+      </w:r>
+    </w:p>
+    <w:p>
+      <w:r>
+        <w:t>________________________________________________________________</w:t>
+      </w:r>
+    </w:p>
     <w:sectPr>
       <w:pgSz w:w="12240" w:h="15840"/>
       <w:pgMar w:top="936" w:right="1008" w:bottom="936" w:left="1008" w:header="720" w:footer="720" w:gutter="0"/>

--- a/downloads/workbook/ai-3-week-12.docx
+++ b/downloads/workbook/ai-3-week-12.docx
@@ -30,6 +30,17 @@
     </w:p>
     <w:p>
       <w:r>
+        <w:t>Record your starting explanation for Speech and Audio Systems before opening notes. Show any later correction separately.</w:t>
+      </w:r>
+    </w:p>
+    <w:p>
+      <w:pPr>
+        <w:spacing w:line="336" w:lineRule="auto" w:after="180"/>
+      </w:pPr>
+      <w:r>
+        <w:rPr>
+          <w:b w:val="0"/>
+        </w:rPr>
         <w:t>Try the recall before opening notes. Then use a different colour or a labelled second line to correct your explanation.</w:t>
       </w:r>
     </w:p>
@@ -42,7 +53,13 @@
       </w:r>
     </w:p>
     <w:p>
-      <w:r>
+      <w:pPr>
+        <w:spacing w:line="336" w:lineRule="auto" w:after="180"/>
+      </w:pPr>
+      <w:r>
+        <w:rPr>
+          <w:b w:val="0"/>
+        </w:rPr>
         <w:t>Without opening the old lesson, explain one key idea from Visual Composition. Give an example and a mistake that the idea helps you avoid.</w:t>
       </w:r>
     </w:p>
@@ -78,7 +95,13 @@
       </w:r>
     </w:p>
     <w:p>
-      <w:r>
+      <w:pPr>
+        <w:spacing w:line="336" w:lineRule="auto" w:after="180"/>
+      </w:pPr>
+      <w:r>
+        <w:rPr>
+          <w:b w:val="0"/>
+        </w:rPr>
         <w:t>Without opening the old lesson, explain one key idea from Prompt Evaluation. Give an example and a mistake that the idea helps you avoid.</w:t>
       </w:r>
     </w:p>
@@ -114,7 +137,13 @@
       </w:r>
     </w:p>
     <w:p>
-      <w:r>
+      <w:pPr>
+        <w:spacing w:line="336" w:lineRule="auto" w:after="180"/>
+      </w:pPr>
+      <w:r>
+        <w:rPr>
+          <w:b w:val="0"/>
+        </w:rPr>
         <w:t>Without opening the old lesson, explain one key idea from Examples and Rubrics. Give an example and a mistake that the idea helps you avoid.</w:t>
       </w:r>
     </w:p>
@@ -151,7 +180,30 @@
     </w:p>
     <w:p>
       <w:r>
-        <w:t>Use W2: Trace the worked case for Speech pipelines and multimodal evidence. Record the answer once; the lesson and workbook refer to the same attempt.</w:t>
+        <w:t>Complete the supported Speech and Audio Systems trace and record the first step you can explain without help.</w:t>
+      </w:r>
+    </w:p>
+    <w:p>
+      <w:pPr>
+        <w:spacing w:line="336" w:lineRule="auto" w:after="180"/>
+      </w:pPr>
+      <w:r>
+        <w:rPr>
+          <w:b w:val="0"/>
+        </w:rPr>
+        <w:t xml:space="preserve">Use W2: Trace the worked case for Speech pipelines and multimodal </w:t>
+      </w:r>
+      <w:r>
+        <w:rPr>
+          <w:b/>
+        </w:rPr>
+        <w:t>evidence</w:t>
+      </w:r>
+      <w:r>
+        <w:rPr>
+          <w:b w:val="0"/>
+        </w:rPr>
+        <w:t>. Record the answer once; the lesson and workbook refer to the same attempt.</w:t>
       </w:r>
     </w:p>
     <w:tbl>
@@ -279,7 +331,41 @@
     </w:p>
     <w:p>
       <w:r>
-        <w:t>Use the worked case for Speech pipelines and multimodal evidence. Proposed explanation: “The worked result establishes every future case”. Decide whether this explanation is supported. Point to the step or supplied fact that decides; explain your repair if needed.</w:t>
+        <w:t>Check the proposed Speech and Audio Systems explanation against the supplied facts before discussing it.</w:t>
+      </w:r>
+    </w:p>
+    <w:p>
+      <w:pPr>
+        <w:spacing w:line="336" w:lineRule="auto" w:after="180"/>
+      </w:pPr>
+      <w:r>
+        <w:rPr>
+          <w:b w:val="0"/>
+        </w:rPr>
+        <w:t xml:space="preserve">Use the worked case for Speech pipelines and multimodal </w:t>
+      </w:r>
+      <w:r>
+        <w:rPr>
+          <w:b/>
+        </w:rPr>
+        <w:t>evidence</w:t>
+      </w:r>
+      <w:r>
+        <w:rPr>
+          <w:b w:val="0"/>
+        </w:rPr>
+        <w:t>. Proposed explanation: “The worked result establishes every future case”. Decide whether this explanation is supported.</w:t>
+      </w:r>
+    </w:p>
+    <w:p>
+      <w:pPr>
+        <w:spacing w:line="336" w:lineRule="auto" w:after="180"/>
+      </w:pPr>
+      <w:r>
+        <w:rPr>
+          <w:b w:val="0"/>
+        </w:rPr>
+        <w:t>Point to the step or supplied fact that decides; explain your repair if needed.</w:t>
       </w:r>
     </w:p>
     <w:p>
@@ -319,6 +405,11 @@
       </w:r>
     </w:p>
     <w:p>
+      <w:r>
+        <w:t>Write one first attempt at the reserved independent case before feedback. Repeated copies of that case refer to the same recorded attempt.</w:t>
+      </w:r>
+    </w:p>
+    <w:p>
       <w:pPr>
         <w:pStyle w:val="Heading3"/>
       </w:pPr>
@@ -327,8 +418,26 @@
       </w:r>
     </w:p>
     <w:p>
-      <w:r>
-        <w:t>Known audio says “nineteen minus six”. Transcription says “ninety minus six”; the calculator returns84. Locate the first error and propose a check.</w:t>
+      <w:pPr>
+        <w:spacing w:line="336" w:lineRule="auto" w:after="180"/>
+      </w:pPr>
+      <w:r>
+        <w:rPr>
+          <w:b w:val="0"/>
+        </w:rPr>
+        <w:t xml:space="preserve">Known audio says “nineteen minus six”. </w:t>
+      </w:r>
+      <w:r>
+        <w:rPr>
+          <w:b/>
+        </w:rPr>
+        <w:t>Transcription</w:t>
+      </w:r>
+      <w:r>
+        <w:rPr>
+          <w:b w:val="0"/>
+        </w:rPr>
+        <w:t xml:space="preserve"> says “ninety minus six”; the calculator returns84. Locate the first error and propose a check.</w:t>
       </w:r>
     </w:p>
     <w:p>
@@ -375,7 +484,13 @@
       </w:r>
     </w:p>
     <w:p>
-      <w:r>
+      <w:pPr>
+        <w:spacing w:line="336" w:lineRule="auto" w:after="180"/>
+      </w:pPr>
+      <w:r>
+        <w:rPr>
+          <w:b w:val="0"/>
+        </w:rPr>
         <w:t>Attempt this case before feedback. Record any help. Earlier examples below are further practice; a case already practised with feedback cannot establish fresh transfer.</w:t>
       </w:r>
     </w:p>
@@ -389,6 +504,18 @@
     </w:p>
     <w:p>
       <w:r>
+        <w:t>Connect the Speech and Audio Systems target to a trace and a justified conclusion.</w:t>
+      </w:r>
+    </w:p>
+    <w:p>
+      <w:pPr>
+        <w:spacing w:line="336" w:lineRule="auto" w:after="180"/>
+        <w:shd w:fill="F5F1FB"/>
+      </w:pPr>
+      <w:r>
+        <w:rPr>
+          <w:b w:val="0"/>
+        </w:rPr>
         <w:t>Audio says 'sixteen divided by four'; transcript says 'sixty divided by four'; calculator returns 15. Which stage first fails? What would a useful confirmation show?</w:t>
       </w:r>
     </w:p>
@@ -402,17 +529,47 @@
     </w:p>
     <w:p>
       <w:r>
+        <w:t>Solve the supplied Speech and Audio Systems case and show the deciding evidence.</w:t>
+      </w:r>
+    </w:p>
+    <w:p>
+      <w:pPr>
+        <w:spacing w:line="336" w:lineRule="auto" w:after="180"/>
+      </w:pPr>
+      <w:r>
+        <w:rPr>
+          <w:b w:val="0"/>
+        </w:rPr>
         <w:t>A speech tool hears fifteen as fifty, then calculates correctly using fifty.</w:t>
       </w:r>
     </w:p>
     <w:p>
-      <w:r>
+      <w:pPr>
+        <w:spacing w:line="336" w:lineRule="auto" w:after="180"/>
+        <w:shd w:fill="F5F1FB"/>
+      </w:pPr>
+      <w:r>
+        <w:rPr>
+          <w:b w:val="0"/>
+        </w:rPr>
         <w:t>Where did the error enter?</w:t>
       </w:r>
     </w:p>
     <w:p>
-      <w:r>
-        <w:t>Show your trace, calculation or evidence</w:t>
+      <w:pPr>
+        <w:spacing w:line="336" w:lineRule="auto" w:after="180"/>
+      </w:pPr>
+      <w:r>
+        <w:rPr>
+          <w:b w:val="0"/>
+        </w:rPr>
+        <w:t xml:space="preserve">Show your trace, calculation or </w:t>
+      </w:r>
+      <w:r>
+        <w:rPr>
+          <w:b/>
+        </w:rPr>
+        <w:t>evidence</w:t>
       </w:r>
     </w:p>
     <w:p>
@@ -458,11 +615,29 @@
     </w:p>
     <w:p>
       <w:r>
+        <w:t>Apply the procedure to the changed case and record why the conclusion follows.</w:t>
+      </w:r>
+    </w:p>
+    <w:p>
+      <w:pPr>
+        <w:spacing w:line="336" w:lineRule="auto" w:after="180"/>
+        <w:shd w:fill="F5F1FB"/>
+      </w:pPr>
+      <w:r>
+        <w:rPr>
+          <w:b w:val="0"/>
+        </w:rPr>
         <w:t>A recording says fifteen, but the transcript says fifty. The summary repeats fifty. Where did the error enter, and what should be checked first?</w:t>
       </w:r>
     </w:p>
     <w:p>
-      <w:r>
+      <w:pPr>
+        <w:spacing w:line="336" w:lineRule="auto" w:after="180"/>
+      </w:pPr>
+      <w:r>
+        <w:rPr>
+          <w:b w:val="0"/>
+        </w:rPr>
         <w:t>My independent answer and reason</w:t>
       </w:r>
     </w:p>
@@ -517,7 +692,30 @@
     </w:p>
     <w:p>
       <w:r>
-        <w:t>Create a changed input, boundary case or missing-information case. Write the expected answer or safe response before testing.</w:t>
+        <w:t>Specify a changed input, expected result and observation separately.</w:t>
+      </w:r>
+    </w:p>
+    <w:p>
+      <w:pPr>
+        <w:spacing w:line="336" w:lineRule="auto" w:after="180"/>
+      </w:pPr>
+      <w:r>
+        <w:rPr>
+          <w:b w:val="0"/>
+        </w:rPr>
+        <w:t xml:space="preserve">Create a changed </w:t>
+      </w:r>
+      <w:r>
+        <w:rPr>
+          <w:b/>
+        </w:rPr>
+        <w:t>input</w:t>
+      </w:r>
+      <w:r>
+        <w:rPr>
+          <w:b w:val="0"/>
+        </w:rPr>
+        <w:t>, boundary case or missing-information case. Write the expected answer or safe response before testing.</w:t>
       </w:r>
     </w:p>
     <w:tbl>
@@ -646,12 +844,41 @@
     </w:p>
     <w:p>
       <w:r>
+        <w:t>Justify what Speech and Audio Systems adds to Verified Study Buddy and keep the evidence.</w:t>
+      </w:r>
+    </w:p>
+    <w:p>
+      <w:pPr>
+        <w:spacing w:line="336" w:lineRule="auto" w:after="180"/>
+      </w:pPr>
+      <w:r>
+        <w:rPr>
+          <w:b w:val="0"/>
+        </w:rPr>
         <w:t>Show transcripts and require confirmation before saving memory or using tools.</w:t>
       </w:r>
     </w:p>
     <w:p>
-      <w:r>
-        <w:t>The project change and evidence I will keep</w:t>
+      <w:pPr>
+        <w:spacing w:line="336" w:lineRule="auto" w:after="180"/>
+      </w:pPr>
+      <w:r>
+        <w:rPr>
+          <w:b w:val="0"/>
+        </w:rPr>
+        <w:t xml:space="preserve">The project change and </w:t>
+      </w:r>
+      <w:r>
+        <w:rPr>
+          <w:b/>
+        </w:rPr>
+        <w:t>evidence</w:t>
+      </w:r>
+      <w:r>
+        <w:rPr>
+          <w:b w:val="0"/>
+        </w:rPr>
+        <w:t xml:space="preserve"> I will keep</w:t>
       </w:r>
     </w:p>
     <w:p>
@@ -697,11 +924,54 @@
     </w:p>
     <w:p>
       <w:r>
-        <w:t>I can explain the mechanism. I can show evidence. I can handle a changed case. I can name a limit. Mark each as not yet, with help or independently, and attach supporting work.</w:t>
-      </w:r>
-    </w:p>
-    <w:p>
-      <w:r>
+        <w:t>Judge explanation, evidence, transfer and limits separately; attach the work behind your judgement.</w:t>
+      </w:r>
+    </w:p>
+    <w:p>
+      <w:pPr>
+        <w:pStyle w:val="ListBullet"/>
+      </w:pPr>
+      <w:r>
+        <w:t>I can explain the mechanism.</w:t>
+      </w:r>
+    </w:p>
+    <w:p>
+      <w:pPr>
+        <w:pStyle w:val="ListBullet"/>
+      </w:pPr>
+      <w:r>
+        <w:t>I can show evidence.</w:t>
+      </w:r>
+    </w:p>
+    <w:p>
+      <w:pPr>
+        <w:pStyle w:val="ListBullet"/>
+      </w:pPr>
+      <w:r>
+        <w:t>I can handle a changed case.</w:t>
+      </w:r>
+    </w:p>
+    <w:p>
+      <w:pPr>
+        <w:pStyle w:val="ListBullet"/>
+      </w:pPr>
+      <w:r>
+        <w:t>I can name a limit.</w:t>
+      </w:r>
+    </w:p>
+    <w:p>
+      <w:r>
+        <w:t>Mark each as not yet, with help or independently, and attach supporting work.</w:t>
+      </w:r>
+    </w:p>
+    <w:p>
+      <w:pPr>
+        <w:spacing w:line="336" w:lineRule="auto" w:after="180"/>
+      </w:pPr>
+      <w:r>
+        <w:rPr>
+          <w:b w:val="0"/>
+        </w:rPr>
         <w:t>Teacher review ____________________  Next step ____________________</w:t>
       </w:r>
     </w:p>
@@ -715,6 +985,18 @@
     </w:p>
     <w:p>
       <w:r>
+        <w:t>Use this earlier case as transfer practice. A case already discussed with feedback is not fresh assessment evidence.</w:t>
+      </w:r>
+    </w:p>
+    <w:p>
+      <w:pPr>
+        <w:spacing w:line="336" w:lineRule="auto" w:after="180"/>
+        <w:shd w:fill="F5F1FB"/>
+      </w:pPr>
+      <w:r>
+        <w:rPr>
+          <w:b w:val="0"/>
+        </w:rPr>
         <w:t>Audio says 'sixteen divided by four'; transcript says 'sixty divided by four'; calculator returns 15. Which stage first fails? What would a useful confirmation show?</w:t>
       </w:r>
     </w:p>
@@ -762,7 +1044,13 @@
       </w:r>
     </w:p>
     <w:p>
-      <w:r>
+      <w:pPr>
+        <w:spacing w:line="336" w:lineRule="auto" w:after="180"/>
+      </w:pPr>
+      <w:r>
+        <w:rPr>
+          <w:b w:val="0"/>
+        </w:rPr>
         <w:t>Record support used: none, hint or teacher explanation.</w:t>
       </w:r>
     </w:p>
@@ -776,7 +1064,54 @@
     </w:p>
     <w:p>
       <w:r>
-        <w:t>Explain the weekly mechanism in your own words. Use the worked scenario to name its input, decision rule and output.</w:t>
+        <w:t>Explain the mechanism. Apply the supplied Speech and Audio Systems facts and keep your reasoning.</w:t>
+      </w:r>
+    </w:p>
+    <w:p>
+      <w:pPr>
+        <w:spacing w:line="336" w:lineRule="auto" w:after="180"/>
+      </w:pPr>
+      <w:r>
+        <w:rPr>
+          <w:b w:val="0"/>
+        </w:rPr>
+        <w:t xml:space="preserve">Explain the weekly </w:t>
+      </w:r>
+      <w:r>
+        <w:rPr>
+          <w:b/>
+        </w:rPr>
+        <w:t>mechanism</w:t>
+      </w:r>
+      <w:r>
+        <w:rPr>
+          <w:b w:val="0"/>
+        </w:rPr>
+        <w:t xml:space="preserve"> in your own words. Use the worked scenario to name its </w:t>
+      </w:r>
+      <w:r>
+        <w:rPr>
+          <w:b/>
+        </w:rPr>
+        <w:t>input</w:t>
+      </w:r>
+      <w:r>
+        <w:rPr>
+          <w:b w:val="0"/>
+        </w:rPr>
+        <w:t xml:space="preserve">, decision rule and </w:t>
+      </w:r>
+      <w:r>
+        <w:rPr>
+          <w:b/>
+        </w:rPr>
+        <w:t>output</w:t>
+      </w:r>
+      <w:r>
+        <w:rPr>
+          <w:b w:val="0"/>
+        </w:rPr>
+        <w:t>.</w:t>
       </w:r>
     </w:p>
     <w:p>
@@ -827,7 +1162,29 @@
     </w:p>
     <w:p>
       <w:r>
-        <w:t>Audio transcript reads fifteen boxes; a clear written inventory says fifty boxes. The original audio is unavailable and the assistant reports fifteen as certain. Show the intermediate steps and give the conclusion with its scope.</w:t>
+        <w:t>Trace the worked case. Apply the supplied Speech and Audio Systems facts and keep your reasoning.</w:t>
+      </w:r>
+    </w:p>
+    <w:p>
+      <w:pPr>
+        <w:spacing w:line="336" w:lineRule="auto" w:after="180"/>
+      </w:pPr>
+      <w:r>
+        <w:rPr>
+          <w:b w:val="0"/>
+        </w:rPr>
+        <w:t>Audio transcript reads fifteen boxes; a clear written inventory says fifty boxes. The original audio is unavailable and the assistant reports fifteen as certain.</w:t>
+      </w:r>
+    </w:p>
+    <w:p>
+      <w:pPr>
+        <w:spacing w:line="336" w:lineRule="auto" w:after="180"/>
+      </w:pPr>
+      <w:r>
+        <w:rPr>
+          <w:b w:val="0"/>
+        </w:rPr>
+        <w:t>Show the intermediate steps and give the conclusion with its scope.</w:t>
       </w:r>
     </w:p>
     <w:p>
@@ -883,7 +1240,41 @@
     </w:p>
     <w:p>
       <w:r>
-        <w:t>A report omits this qualification: A stage-level accuracy or authority policy does not establish every modality agrees or every downstream claim is supported. Explain how omitting it could change a reader's interpretation, and write an accurate replacement.</w:t>
+        <w:t>Audit the limit. Apply the supplied Speech and Audio Systems facts and keep your reasoning.</w:t>
+      </w:r>
+    </w:p>
+    <w:p>
+      <w:pPr>
+        <w:spacing w:line="336" w:lineRule="auto" w:after="180"/>
+      </w:pPr>
+      <w:r>
+        <w:rPr>
+          <w:b w:val="0"/>
+        </w:rPr>
+        <w:t xml:space="preserve">A report omits this qualification: A stage-level accuracy or authority policy does not establish every </w:t>
+      </w:r>
+      <w:r>
+        <w:rPr>
+          <w:b/>
+        </w:rPr>
+        <w:t>modality</w:t>
+      </w:r>
+      <w:r>
+        <w:rPr>
+          <w:b w:val="0"/>
+        </w:rPr>
+        <w:t xml:space="preserve"> agrees or every downstream claim is supported.</w:t>
+      </w:r>
+    </w:p>
+    <w:p>
+      <w:pPr>
+        <w:spacing w:line="336" w:lineRule="auto" w:after="180"/>
+      </w:pPr>
+      <w:r>
+        <w:rPr>
+          <w:b w:val="0"/>
+        </w:rPr>
+        <w:t>Explain how omitting it could change a reader's interpretation, and write an accurate replacement.</w:t>
       </w:r>
     </w:p>
     <w:p>
@@ -934,7 +1325,30 @@
     </w:p>
     <w:p>
       <w:r>
-        <w:t>Transcript says room E; a current written approval says room F. The task requires current approved room. Written approval is declared authoritative; trace the response and the transcription limit.</w:t>
+        <w:t>Attempt before feedback. If this repeats the selected independent case, reuse that first attempt; otherwise keep a separate record. Apply a new case independently. Apply the supplied Speech and Audio Systems facts and keep your reasoning.</w:t>
+      </w:r>
+    </w:p>
+    <w:p>
+      <w:pPr>
+        <w:spacing w:line="336" w:lineRule="auto" w:after="180"/>
+      </w:pPr>
+      <w:r>
+        <w:rPr>
+          <w:b w:val="0"/>
+        </w:rPr>
+        <w:t xml:space="preserve">Transcript says room E; a current written approval says room F. The task requires current approved room. Written approval is declared authoritative; trace the response and the </w:t>
+      </w:r>
+      <w:r>
+        <w:rPr>
+          <w:b/>
+        </w:rPr>
+        <w:t>transcription</w:t>
+      </w:r>
+      <w:r>
+        <w:rPr>
+          <w:b w:val="0"/>
+        </w:rPr>
+        <w:t xml:space="preserve"> limit.</w:t>
       </w:r>
     </w:p>
     <w:p>
@@ -995,7 +1409,29 @@
     </w:p>
     <w:p>
       <w:r>
-        <w:t>For the worked scenario, propose one additional case that could reveal a failure, describe its expected outcome before running it, and explain what would need to remain fixed for a fair comparison. Do not reuse W4 as a new final test after receiving feedback.</w:t>
+        <w:t>Design a revealing follow-up. Apply the supplied Speech and Audio Systems facts and keep your reasoning.</w:t>
+      </w:r>
+    </w:p>
+    <w:p>
+      <w:pPr>
+        <w:spacing w:line="336" w:lineRule="auto" w:after="180"/>
+      </w:pPr>
+      <w:r>
+        <w:rPr>
+          <w:b w:val="0"/>
+        </w:rPr>
+        <w:t>For the worked scenario, propose one additional case that could reveal a failure, describe its expected outcome before running it, and explain what would need to remain fixed for a fair comparison.</w:t>
+      </w:r>
+    </w:p>
+    <w:p>
+      <w:pPr>
+        <w:spacing w:line="336" w:lineRule="auto" w:after="180"/>
+      </w:pPr>
+      <w:r>
+        <w:rPr>
+          <w:b w:val="0"/>
+        </w:rPr>
+        <w:t>Do not reuse W4 as a new final test after receiving feedback.</w:t>
       </w:r>
     </w:p>
     <w:p>
@@ -1047,6 +1483,11 @@
       </w:pPr>
       <w:r>
         <w:t>17. Feedback, return check and learning record</w:t>
+      </w:r>
+    </w:p>
+    <w:p>
+      <w:r>
+        <w:t>Record the first repaired step and a different case to revisit after a delay.</w:t>
       </w:r>
     </w:p>
     <w:tbl>
@@ -1186,7 +1627,13 @@
       </w:tr>
     </w:tbl>
     <w:p>
-      <w:r>
+      <w:pPr>
+        <w:spacing w:line="336" w:lineRule="auto" w:after="180"/>
+      </w:pPr>
+      <w:r>
+        <w:rPr>
+          <w:b w:val="0"/>
+        </w:rPr>
         <w:t>Revisit this idea with your teacher after a delay. Familiarity is different from explaining and using it on a changed case.</w:t>
       </w:r>
     </w:p>
@@ -1200,16 +1647,39 @@
     </w:p>
     <w:p>
       <w:r>
+        <w:t>A fictional learner dictates a calculation to a voice assistant. Explain the labelled step before checking the changed condition.</w:t>
+      </w:r>
+    </w:p>
+    <w:p>
+      <w:pPr>
+        <w:spacing w:line="336" w:lineRule="auto" w:after="180"/>
+      </w:pPr>
+      <w:r>
+        <w:rPr>
+          <w:b w:val="0"/>
+        </w:rPr>
         <w:t>A fictional learner dictates a calculation to a voice assistant.</w:t>
       </w:r>
     </w:p>
     <w:p>
-      <w:r>
+      <w:pPr>
+        <w:spacing w:line="336" w:lineRule="auto" w:after="180"/>
+      </w:pPr>
+      <w:r>
+        <w:rPr>
+          <w:b w:val="0"/>
+        </w:rPr>
         <w:t>Known audio phrase: “thirteen plus seven”. Transcript: “thirty plus seven”. Calculator returns 37.</w:t>
       </w:r>
     </w:p>
     <w:p>
-      <w:r>
+      <w:pPr>
+        <w:spacing w:line="336" w:lineRule="auto" w:after="180"/>
+      </w:pPr>
+      <w:r>
+        <w:rPr>
+          <w:b w:val="0"/>
+        </w:rPr>
         <w:t>Synthetic voice says “thirty-seven”. The example supplies ground truth; no real audio was analysed.</w:t>
       </w:r>
     </w:p>
@@ -1250,8 +1720,27 @@
       </w:r>
     </w:p>
     <w:p>
-      <w:r>
-        <w:t>Which stage was initially wrong, and which stage was correctly operating on a wrong input?</w:t>
+      <w:pPr>
+        <w:spacing w:line="336" w:lineRule="auto" w:after="180"/>
+        <w:shd w:fill="F5F1FB"/>
+      </w:pPr>
+      <w:r>
+        <w:rPr>
+          <w:b w:val="0"/>
+        </w:rPr>
+        <w:t xml:space="preserve">Which stage was initially wrong, and which stage was correctly operating on a wrong </w:t>
+      </w:r>
+      <w:r>
+        <w:rPr>
+          <w:b/>
+        </w:rPr>
+        <w:t>input</w:t>
+      </w:r>
+      <w:r>
+        <w:rPr>
+          <w:b w:val="0"/>
+        </w:rPr>
+        <w:t>?</w:t>
       </w:r>
     </w:p>
     <w:p>
@@ -1293,12 +1782,45 @@
       </w:r>
     </w:p>
     <w:p>
-      <w:r>
-        <w:t>Support used: alone / hint / worked example. This record is practice evidence.</w:t>
-      </w:r>
-    </w:p>
-    <w:p>
-      <w:r>
+      <w:pPr>
+        <w:pStyle w:val="Heading3"/>
+      </w:pPr>
+      <w:r>
+        <w:t>Record the help used</w:t>
+      </w:r>
+    </w:p>
+    <w:p>
+      <w:pPr>
+        <w:spacing w:line="336" w:lineRule="auto" w:after="180"/>
+        <w:shd w:fill="F1F6F8"/>
+      </w:pPr>
+      <w:r>
+        <w:rPr>
+          <w:b w:val="0"/>
+        </w:rPr>
+        <w:t xml:space="preserve">Support used: alone / hint / worked example. This record is practice </w:t>
+      </w:r>
+      <w:r>
+        <w:rPr>
+          <w:b/>
+        </w:rPr>
+        <w:t>evidence</w:t>
+      </w:r>
+      <w:r>
+        <w:rPr>
+          <w:b w:val="0"/>
+        </w:rPr>
+        <w:t>.</w:t>
+      </w:r>
+    </w:p>
+    <w:p>
+      <w:pPr>
+        <w:spacing w:line="336" w:lineRule="auto" w:after="180"/>
+      </w:pPr>
+      <w:r>
+        <w:rPr>
+          <w:b w:val="0"/>
+        </w:rPr>
         <w:t>Project connection: Show Study Buddy recognised questions before calculating or retrieving important answers, especially numbers and dates.</w:t>
       </w:r>
     </w:p>
@@ -1312,16 +1834,63 @@
     </w:p>
     <w:p>
       <w:r>
+        <w:t>Keep this week’s input, deciding step, result and limit together in the Verified Study Buddy record.</w:t>
+      </w:r>
+    </w:p>
+    <w:p>
+      <w:pPr>
+        <w:spacing w:line="336" w:lineRule="auto" w:after="180"/>
+      </w:pPr>
+      <w:r>
+        <w:rPr>
+          <w:b w:val="0"/>
+        </w:rPr>
         <w:t>Project: Verified Study Buddy</w:t>
       </w:r>
     </w:p>
     <w:p>
-      <w:r>
-        <w:t>Current milestone: Make a transparent first version. Keep a trace of how one input becomes an output; explain the rule or learned component.</w:t>
-      </w:r>
-    </w:p>
-    <w:p>
-      <w:r>
+      <w:pPr>
+        <w:spacing w:line="336" w:lineRule="auto" w:after="180"/>
+      </w:pPr>
+      <w:r>
+        <w:rPr>
+          <w:b w:val="0"/>
+        </w:rPr>
+        <w:t xml:space="preserve">Current milestone: Make a transparent first version. Keep a trace of how one </w:t>
+      </w:r>
+      <w:r>
+        <w:rPr>
+          <w:b/>
+        </w:rPr>
+        <w:t>input</w:t>
+      </w:r>
+      <w:r>
+        <w:rPr>
+          <w:b w:val="0"/>
+        </w:rPr>
+        <w:t xml:space="preserve"> becomes an </w:t>
+      </w:r>
+      <w:r>
+        <w:rPr>
+          <w:b/>
+        </w:rPr>
+        <w:t>output</w:t>
+      </w:r>
+      <w:r>
+        <w:rPr>
+          <w:b w:val="0"/>
+        </w:rPr>
+        <w:t>; explain the rule or learned component.</w:t>
+      </w:r>
+    </w:p>
+    <w:p>
+      <w:pPr>
+        <w:spacing w:line="336" w:lineRule="auto" w:after="180"/>
+      </w:pPr>
+      <w:r>
+        <w:rPr>
+          <w:b w:val="0"/>
+        </w:rPr>
         <w:t>Show Study Buddy recognised questions before calculating or retrieving important answers, especially numbers and dates.</w:t>
       </w:r>
     </w:p>
@@ -1484,11 +2053,28 @@
     </w:p>
     <w:p>
       <w:r>
+        <w:t>Try the supported questions before comparing with hints and feedback. Record what you repaired and the evidence you retained.</w:t>
+      </w:r>
+    </w:p>
+    <w:p>
+      <w:pPr>
+        <w:spacing w:line="336" w:lineRule="auto" w:after="180"/>
+      </w:pPr>
+      <w:r>
+        <w:rPr>
+          <w:b w:val="0"/>
+        </w:rPr>
         <w:t>Use this supported practice once, in the browser or on paper. Keep the reserved independent assessment for a separate first attempt before teacher feedback.</w:t>
       </w:r>
     </w:p>
     <w:p>
-      <w:r>
+      <w:pPr>
+        <w:spacing w:line="336" w:lineRule="auto" w:after="180"/>
+      </w:pPr>
+      <w:r>
+        <w:rPr>
+          <w:b w:val="0"/>
+        </w:rPr>
         <w:t>A fictional learner dictates a calculation to a voice assistant.</w:t>
       </w:r>
     </w:p>
@@ -1501,27 +2087,67 @@
       </w:r>
     </w:p>
     <w:p>
-      <w:r>
+      <w:pPr>
+        <w:spacing w:line="336" w:lineRule="auto" w:after="180"/>
+      </w:pPr>
+      <w:r>
+        <w:rPr>
+          <w:b w:val="0"/>
+        </w:rPr>
         <w:t>Which labelled step matches this detail? Read back the recognised expression; intended 13+7=20.</w:t>
       </w:r>
     </w:p>
     <w:p>
-      <w:r>
-        <w:t>1. Confirm intended input</w:t>
-      </w:r>
-    </w:p>
-    <w:p>
-      <w:r>
+      <w:pPr>
+        <w:spacing w:line="336" w:lineRule="auto" w:after="180"/>
+        <w:shd w:fill="F4F9FC"/>
+      </w:pPr>
+      <w:r>
+        <w:rPr>
+          <w:b w:val="0"/>
+        </w:rPr>
+        <w:t xml:space="preserve">1. Confirm intended </w:t>
+      </w:r>
+      <w:r>
+        <w:rPr>
+          <w:b/>
+        </w:rPr>
+        <w:t>input</w:t>
+      </w:r>
+    </w:p>
+    <w:p>
+      <w:pPr>
+        <w:spacing w:line="336" w:lineRule="auto" w:after="180"/>
+        <w:shd w:fill="F4F9FC"/>
+      </w:pPr>
+      <w:r>
+        <w:rPr>
+          <w:b w:val="0"/>
+        </w:rPr>
         <w:t>2. Recognise speech</w:t>
       </w:r>
     </w:p>
     <w:p>
-      <w:r>
+      <w:pPr>
+        <w:spacing w:line="336" w:lineRule="auto" w:after="180"/>
+        <w:shd w:fill="F4F9FC"/>
+      </w:pPr>
+      <w:r>
+        <w:rPr>
+          <w:b w:val="0"/>
+        </w:rPr>
         <w:t>3. Calculate text</w:t>
       </w:r>
     </w:p>
     <w:p>
-      <w:r>
+      <w:pPr>
+        <w:spacing w:line="336" w:lineRule="auto" w:after="180"/>
+        <w:shd w:fill="F4F9FC"/>
+      </w:pPr>
+      <w:r>
+        <w:rPr>
+          <w:b w:val="0"/>
+        </w:rPr>
         <w:t>4. Speak result</w:t>
       </w:r>
     </w:p>
@@ -1559,40 +2185,190 @@
       </w:r>
     </w:p>
     <w:p>
-      <w:r>
+      <w:pPr>
+        <w:pStyle w:val="Heading3"/>
+      </w:pPr>
+      <w:r>
+        <w:t>Hint · try first</w:t>
+      </w:r>
+    </w:p>
+    <w:p>
+      <w:pPr>
+        <w:spacing w:line="336" w:lineRule="auto" w:after="180"/>
+        <w:shd w:fill="F1F6F8"/>
+      </w:pPr>
+      <w:r>
+        <w:rPr>
+          <w:b w:val="0"/>
+        </w:rPr>
         <w:t>Hint if needed: Read the steps in the pictorial case. Match the supplied detail to the stage that performs or records it.</w:t>
       </w:r>
     </w:p>
     <w:p>
-      <w:r>
-        <w:t>After your attempt, compare with the supported explanation: Confirm intended input Read back the recognised expression; intended 13+7=20. The first error occurs before arithmetic. Blaming the calculator would target a stage that correctly processed its supplied text. Read-back or on-screen confirmation lets the user catch a number misunderstanding before action. Retain the original audio and transcript, where permitted, to separate recognition defects from later processing errors.</w:t>
-      </w:r>
-    </w:p>
-    <w:p>
       <w:pPr>
         <w:pStyle w:val="Heading3"/>
       </w:pPr>
       <w:r>
+        <w:t>Feedback · compare after trying</w:t>
+      </w:r>
+    </w:p>
+    <w:p>
+      <w:pPr>
+        <w:spacing w:line="336" w:lineRule="auto" w:after="180"/>
+        <w:shd w:fill="F1F6FC"/>
+      </w:pPr>
+      <w:r>
+        <w:rPr>
+          <w:b w:val="0"/>
+        </w:rPr>
+        <w:t xml:space="preserve">After your attempt, compare with the supported explanation: Confirm intended </w:t>
+      </w:r>
+      <w:r>
+        <w:rPr>
+          <w:b/>
+        </w:rPr>
+        <w:t>input</w:t>
+      </w:r>
+      <w:r>
+        <w:rPr>
+          <w:b w:val="0"/>
+        </w:rPr>
+        <w:t xml:space="preserve"> Read back the recognised expression; intended 13+7=20. The first error occurs before arithmetic.</w:t>
+      </w:r>
+    </w:p>
+    <w:p>
+      <w:pPr>
+        <w:spacing w:line="336" w:lineRule="auto" w:after="180"/>
+        <w:shd w:fill="F1F6FC"/>
+      </w:pPr>
+      <w:r>
+        <w:rPr>
+          <w:b w:val="0"/>
+        </w:rPr>
+        <w:t xml:space="preserve">Blaming the calculator would target a stage that correctly </w:t>
+      </w:r>
+      <w:r>
+        <w:rPr>
+          <w:b/>
+        </w:rPr>
+        <w:t>process</w:t>
+      </w:r>
+      <w:r>
+        <w:rPr>
+          <w:b w:val="0"/>
+        </w:rPr>
+        <w:t>ed its supplied text. Read-back or on-screen confirmation lets the user catch a number misunderstanding before action.</w:t>
+      </w:r>
+    </w:p>
+    <w:p>
+      <w:pPr>
+        <w:spacing w:line="336" w:lineRule="auto" w:after="180"/>
+        <w:shd w:fill="F1F6FC"/>
+      </w:pPr>
+      <w:r>
+        <w:rPr>
+          <w:b w:val="0"/>
+        </w:rPr>
+        <w:t xml:space="preserve">Retain the original audio and transcript, where permitted, to separate recognition defects from later </w:t>
+      </w:r>
+      <w:r>
+        <w:rPr>
+          <w:b/>
+        </w:rPr>
+        <w:t>process</w:t>
+      </w:r>
+      <w:r>
+        <w:rPr>
+          <w:b w:val="0"/>
+        </w:rPr>
+        <w:t>ing errors.</w:t>
+      </w:r>
+    </w:p>
+    <w:p>
+      <w:pPr>
+        <w:pStyle w:val="Heading3"/>
+      </w:pPr>
+      <w:r>
         <w:t>Practice 2: explain the deciding evidence</w:t>
       </w:r>
     </w:p>
     <w:p>
-      <w:r>
+      <w:pPr>
+        <w:pStyle w:val="Heading3"/>
+      </w:pPr>
+      <w:r>
+        <w:t>Changed case · predict first</w:t>
+      </w:r>
+    </w:p>
+    <w:p>
+      <w:pPr>
+        <w:spacing w:line="336" w:lineRule="auto" w:after="180"/>
+        <w:shd w:fill="F5F1FB"/>
+      </w:pPr>
+      <w:r>
+        <w:rPr>
+          <w:b w:val="0"/>
+        </w:rPr>
         <w:t>Changed-case practice: Correct the transcript to “thirteen plus seven” with all later stages unchanged. Which conclusion is supported by the supplied facts?</w:t>
       </w:r>
     </w:p>
     <w:p>
-      <w:r>
-        <w:t>1. We can decide the result without examining the changed input or the procedure.</w:t>
-      </w:r>
-    </w:p>
-    <w:p>
-      <w:r>
-        <w:t>2. This one example guarantees correct results for every future input.</w:t>
-      </w:r>
-    </w:p>
-    <w:p>
-      <w:r>
+      <w:pPr>
+        <w:spacing w:line="336" w:lineRule="auto" w:after="180"/>
+        <w:shd w:fill="F4F9FC"/>
+      </w:pPr>
+      <w:r>
+        <w:rPr>
+          <w:b w:val="0"/>
+        </w:rPr>
+        <w:t xml:space="preserve">1. We can decide the result without examining the changed </w:t>
+      </w:r>
+      <w:r>
+        <w:rPr>
+          <w:b/>
+        </w:rPr>
+        <w:t>input</w:t>
+      </w:r>
+      <w:r>
+        <w:rPr>
+          <w:b w:val="0"/>
+        </w:rPr>
+        <w:t xml:space="preserve"> or the procedure.</w:t>
+      </w:r>
+    </w:p>
+    <w:p>
+      <w:pPr>
+        <w:spacing w:line="336" w:lineRule="auto" w:after="180"/>
+        <w:shd w:fill="F4F9FC"/>
+      </w:pPr>
+      <w:r>
+        <w:rPr>
+          <w:b w:val="0"/>
+        </w:rPr>
+        <w:t xml:space="preserve">2. This one example guarantees correct results for every future </w:t>
+      </w:r>
+      <w:r>
+        <w:rPr>
+          <w:b/>
+        </w:rPr>
+        <w:t>input</w:t>
+      </w:r>
+      <w:r>
+        <w:rPr>
+          <w:b w:val="0"/>
+        </w:rPr>
+        <w:t>.</w:t>
+      </w:r>
+    </w:p>
+    <w:p>
+      <w:pPr>
+        <w:spacing w:line="336" w:lineRule="auto" w:after="180"/>
+        <w:shd w:fill="F4F9FC"/>
+      </w:pPr>
+      <w:r>
+        <w:rPr>
+          <w:b w:val="0"/>
+        </w:rPr>
         <w:t>3. The calculator and spoken result should become 20 under the declared pipeline.</w:t>
       </w:r>
     </w:p>
@@ -1630,36 +2406,153 @@
       </w:r>
     </w:p>
     <w:p>
-      <w:r>
+      <w:pPr>
+        <w:pStyle w:val="Heading3"/>
+      </w:pPr>
+      <w:r>
+        <w:t>Hint · try first</w:t>
+      </w:r>
+    </w:p>
+    <w:p>
+      <w:pPr>
+        <w:spacing w:line="336" w:lineRule="auto" w:after="180"/>
+        <w:shd w:fill="F1F6F8"/>
+      </w:pPr>
+      <w:r>
+        <w:rPr>
+          <w:b w:val="0"/>
+        </w:rPr>
         <w:t>Hint if needed: Use the changed condition and the deciding step in the pictorial trace. The answer must say what follows from those facts.</w:t>
       </w:r>
     </w:p>
     <w:p>
-      <w:r>
-        <w:t>After your attempt, compare with the supported explanation: The calculator and spoken result should become 20 under the declared pipeline. 13+7=20; the changed input removes the earlier recognition error.</w:t>
-      </w:r>
-    </w:p>
-    <w:p>
       <w:pPr>
         <w:pStyle w:val="Heading3"/>
       </w:pPr>
       <w:r>
+        <w:t>Feedback · compare after trying</w:t>
+      </w:r>
+    </w:p>
+    <w:p>
+      <w:pPr>
+        <w:spacing w:line="336" w:lineRule="auto" w:after="180"/>
+        <w:shd w:fill="F1F6FC"/>
+      </w:pPr>
+      <w:r>
+        <w:rPr>
+          <w:b w:val="0"/>
+        </w:rPr>
+        <w:t xml:space="preserve">After your attempt, compare with the supported explanation: The calculator and spoken result should become 20 under the declared pipeline. 13+7=20; the changed </w:t>
+      </w:r>
+      <w:r>
+        <w:rPr>
+          <w:b/>
+        </w:rPr>
+        <w:t>input</w:t>
+      </w:r>
+      <w:r>
+        <w:rPr>
+          <w:b w:val="0"/>
+        </w:rPr>
+        <w:t xml:space="preserve"> removes the earlier recognition error.</w:t>
+      </w:r>
+    </w:p>
+    <w:p>
+      <w:pPr>
+        <w:pStyle w:val="Heading3"/>
+      </w:pPr>
+      <w:r>
         <w:t>Repair a missing building block</w:t>
       </w:r>
     </w:p>
     <w:p>
-      <w:r>
-        <w:t>Review Visual Composition (ai-3/11). Goal: Explain the mechanism and terminology of image generation and provenance. Short practice: Which checks pass after that single change, and what still needs repair?. Return to this week and explain what you changed.</w:t>
-      </w:r>
-    </w:p>
-    <w:p>
-      <w:r>
-        <w:t>Review Prompt Evaluation (ai-3/9). Goal: Explain the mechanism and terminology of controlled prompt experiments. Short practice: Why is B’s selection defensible here without calling it universally superior?. Return to this week and explain what you changed.</w:t>
-      </w:r>
-    </w:p>
-    <w:p>
-      <w:r>
-        <w:t>Review Examples and Rubrics (ai-3/6). Goal: Write a prompt specification with observable response criteria. Short practice: Explain why neither original nor changed draft is a full pass, and provide a complete repaired card.. Return to this week and explain what you changed.</w:t>
+      <w:pPr>
+        <w:spacing w:line="336" w:lineRule="auto" w:after="180"/>
+      </w:pPr>
+      <w:r>
+        <w:rPr>
+          <w:b w:val="0"/>
+        </w:rPr>
+        <w:t xml:space="preserve">Review Visual Composition (ai-3/11). Goal: Explain the </w:t>
+      </w:r>
+      <w:r>
+        <w:rPr>
+          <w:b/>
+        </w:rPr>
+        <w:t>mechanism</w:t>
+      </w:r>
+      <w:r>
+        <w:rPr>
+          <w:b w:val="0"/>
+        </w:rPr>
+        <w:t xml:space="preserve"> and terminology of image generation and provenance. Short practice: Which checks pass after that single change, and what still needs repair?.</w:t>
+      </w:r>
+    </w:p>
+    <w:p>
+      <w:pPr>
+        <w:spacing w:line="336" w:lineRule="auto" w:after="180"/>
+      </w:pPr>
+      <w:r>
+        <w:rPr>
+          <w:b w:val="0"/>
+        </w:rPr>
+        <w:t>Return to this week and explain what you changed.</w:t>
+      </w:r>
+    </w:p>
+    <w:p>
+      <w:pPr>
+        <w:spacing w:line="336" w:lineRule="auto" w:after="180"/>
+      </w:pPr>
+      <w:r>
+        <w:rPr>
+          <w:b w:val="0"/>
+        </w:rPr>
+        <w:t xml:space="preserve">Review Prompt Evaluation (ai-3/9). Goal: Explain the </w:t>
+      </w:r>
+      <w:r>
+        <w:rPr>
+          <w:b/>
+        </w:rPr>
+        <w:t>mechanism</w:t>
+      </w:r>
+      <w:r>
+        <w:rPr>
+          <w:b w:val="0"/>
+        </w:rPr>
+        <w:t xml:space="preserve"> and terminology of controlled prompt experiments. Short practice: Why is B’s selection defensible here without calling it universally superior?.</w:t>
+      </w:r>
+    </w:p>
+    <w:p>
+      <w:pPr>
+        <w:spacing w:line="336" w:lineRule="auto" w:after="180"/>
+      </w:pPr>
+      <w:r>
+        <w:rPr>
+          <w:b w:val="0"/>
+        </w:rPr>
+        <w:t>Return to this week and explain what you changed.</w:t>
+      </w:r>
+    </w:p>
+    <w:p>
+      <w:pPr>
+        <w:spacing w:line="336" w:lineRule="auto" w:after="180"/>
+      </w:pPr>
+      <w:r>
+        <w:rPr>
+          <w:b w:val="0"/>
+        </w:rPr>
+        <w:t>Review Examples and Rubrics (ai-3/6). Goal: Write a prompt specification with observable response criteria. Short practice: Explain why neither original nor changed draft is a full pass, and provide a complete repaired card..</w:t>
+      </w:r>
+    </w:p>
+    <w:p>
+      <w:pPr>
+        <w:spacing w:line="336" w:lineRule="auto" w:after="180"/>
+      </w:pPr>
+      <w:r>
+        <w:rPr>
+          <w:b w:val="0"/>
+        </w:rPr>
+        <w:t>Return to this week and explain what you changed.</w:t>
       </w:r>
     </w:p>
     <w:p>
@@ -1671,8 +2564,37 @@
       </w:r>
     </w:p>
     <w:p>
-      <w:r>
-        <w:t>Use Download completed work in the hosted lesson to export your answers, reflections, practice feedback and code-run evidence. Open the HTML copy to read or print it. Drafts stay in this browser when storage is available; clear drafts on a shared device.</w:t>
+      <w:pPr>
+        <w:spacing w:line="336" w:lineRule="auto" w:after="180"/>
+      </w:pPr>
+      <w:r>
+        <w:rPr>
+          <w:b w:val="0"/>
+        </w:rPr>
+        <w:t xml:space="preserve">Use Download completed work in the hosted lesson to export your answers, reflections, practice feedback and code-run </w:t>
+      </w:r>
+      <w:r>
+        <w:rPr>
+          <w:b/>
+        </w:rPr>
+        <w:t>evidence</w:t>
+      </w:r>
+      <w:r>
+        <w:rPr>
+          <w:b w:val="0"/>
+        </w:rPr>
+        <w:t>. Open the HTML copy to read or print it.</w:t>
+      </w:r>
+    </w:p>
+    <w:p>
+      <w:pPr>
+        <w:spacing w:line="336" w:lineRule="auto" w:after="180"/>
+      </w:pPr>
+      <w:r>
+        <w:rPr>
+          <w:b w:val="0"/>
+        </w:rPr>
+        <w:t>Drafts stay in this browser when storage is available; clear drafts on a shared device.</w:t>
       </w:r>
     </w:p>
     <w:p>
@@ -1686,6 +2608,881 @@
     <w:p>
       <w:r>
         <w:t>________________________________________________________________</w:t>
+      </w:r>
+    </w:p>
+    <w:p>
+      <w:r>
+        <w:t>________________________________________________________________</w:t>
+      </w:r>
+    </w:p>
+    <w:p>
+      <w:r>
+        <w:t>________________________________________________________________</w:t>
+      </w:r>
+    </w:p>
+    <w:p>
+      <w:r>
+        <w:t>________________________________________________________________</w:t>
+      </w:r>
+    </w:p>
+    <w:p>
+      <w:r>
+        <w:t>________________________________________________________________</w:t>
+      </w:r>
+    </w:p>
+    <w:p>
+      <w:pPr>
+        <w:pStyle w:val="Heading1"/>
+      </w:pPr>
+      <w:r>
+        <w:t>21. Visual concept journey</w:t>
+      </w:r>
+    </w:p>
+    <w:p>
+      <w:r>
+        <w:t>Explain each Speech and Audio Systems picture from its labels, then record a relevant limit.</w:t>
+      </w:r>
+    </w:p>
+    <w:p>
+      <w:pPr>
+        <w:pStyle w:val="Heading3"/>
+      </w:pPr>
+      <w:r>
+        <w:t>01. Speech and Audio Systems: the case</w:t>
+      </w:r>
+    </w:p>
+    <w:p>
+      <w:r>
+        <w:drawing>
+          <wp:inline xmlns:a="http://schemas.openxmlformats.org/drawingml/2006/main" xmlns:pic="http://schemas.openxmlformats.org/drawingml/2006/picture">
+            <wp:extent cx="5486400" cy="3142488"/>
+            <wp:docPr id="2" name="Picture 2" descr="A fictional learner dictates a calculation to a voice assistant. Supplied facts: Known audio phrase: “thirteen plus seven”. Transcript: “thirty plus seven”. Calculator returns 37. Synthetic voice says “thirty-seven”. The example supplies ground truth; no real audio was analysed."/>
+            <wp:cNvGraphicFramePr>
+              <a:graphicFrameLocks noChangeAspect="1"/>
+            </wp:cNvGraphicFramePr>
+            <a:graphic>
+              <a:graphicData uri="http://schemas.openxmlformats.org/drawingml/2006/picture">
+                <pic:pic>
+                  <pic:nvPicPr>
+                    <pic:cNvPr id="0" name="academy-story-ai-3-12-01.png"/>
+                    <pic:cNvPicPr/>
+                  </pic:nvPicPr>
+                  <pic:blipFill>
+                    <a:blip r:embed="rId10"/>
+                    <a:stretch>
+                      <a:fillRect/>
+                    </a:stretch>
+                  </pic:blipFill>
+                  <pic:spPr>
+                    <a:xfrm>
+                      <a:off x="0" y="0"/>
+                      <a:ext cx="5486400" cy="3142488"/>
+                    </a:xfrm>
+                    <a:prstGeom prst="rect"/>
+                  </pic:spPr>
+                </pic:pic>
+              </a:graphicData>
+            </a:graphic>
+          </wp:inline>
+        </w:drawing>
+      </w:r>
+    </w:p>
+    <w:p>
+      <w:pPr>
+        <w:spacing w:line="336" w:lineRule="auto" w:after="180"/>
+      </w:pPr>
+      <w:r>
+        <w:rPr>
+          <w:b w:val="0"/>
+        </w:rPr>
+        <w:t>A fictional learner dictates a calculation to a voice assistant. Supplied facts: Known audio phrase: “thirteen plus seven”. Transcript: “thirty plus seven”. Calculator returns 37. Synthetic voice says “thirty-seven”.</w:t>
+      </w:r>
+    </w:p>
+    <w:p>
+      <w:pPr>
+        <w:spacing w:line="336" w:lineRule="auto" w:after="180"/>
+      </w:pPr>
+      <w:r>
+        <w:rPr>
+          <w:b w:val="0"/>
+        </w:rPr>
+        <w:t>The example supplies ground truth; no real audio was analysed.</w:t>
+      </w:r>
+    </w:p>
+    <w:p>
+      <w:pPr>
+        <w:spacing w:line="336" w:lineRule="auto" w:after="180"/>
+        <w:shd w:fill="F5F1FB"/>
+      </w:pPr>
+      <w:r>
+        <w:rPr>
+          <w:b w:val="0"/>
+        </w:rPr>
+        <w:t>Point to the given fact that matters most. Explain why it matters.</w:t>
+      </w:r>
+    </w:p>
+    <w:p>
+      <w:pPr>
+        <w:pStyle w:val="Heading3"/>
+      </w:pPr>
+      <w:r>
+        <w:t>My picture explanation, deciding evidence and one limit</w:t>
+      </w:r>
+    </w:p>
+    <w:p>
+      <w:r>
+        <w:t>________________________________________________________________</w:t>
+      </w:r>
+    </w:p>
+    <w:p>
+      <w:r>
+        <w:t>________________________________________________________________</w:t>
+      </w:r>
+    </w:p>
+    <w:p>
+      <w:r>
+        <w:t>________________________________________________________________</w:t>
+      </w:r>
+    </w:p>
+    <w:p>
+      <w:r>
+        <w:t>________________________________________________________________</w:t>
+      </w:r>
+    </w:p>
+    <w:p>
+      <w:pPr>
+        <w:pStyle w:val="Heading3"/>
+      </w:pPr>
+      <w:r>
+        <w:t>02. Follow the deciding steps</w:t>
+      </w:r>
+    </w:p>
+    <w:p>
+      <w:r>
+        <w:drawing>
+          <wp:inline xmlns:a="http://schemas.openxmlformats.org/drawingml/2006/main" xmlns:pic="http://schemas.openxmlformats.org/drawingml/2006/picture">
+            <wp:extent cx="5486400" cy="4005072"/>
+            <wp:docPr id="3" name="Picture 3" descr="Recognise speech: Transcription changes thirteen into thirty. → Calculate text: 30+7=37 is correct for the mistaken transcript. → Speak result: Speech synthesis repeats 37; fluent voice does not validate the input. → Confirm intended input: Read back the recognised expression; intended 13+7=20."/>
+            <wp:cNvGraphicFramePr>
+              <a:graphicFrameLocks noChangeAspect="1"/>
+            </wp:cNvGraphicFramePr>
+            <a:graphic>
+              <a:graphicData uri="http://schemas.openxmlformats.org/drawingml/2006/picture">
+                <pic:pic>
+                  <pic:nvPicPr>
+                    <pic:cNvPr id="0" name="academy-story-ai-3-12-02.png"/>
+                    <pic:cNvPicPr/>
+                  </pic:nvPicPr>
+                  <pic:blipFill>
+                    <a:blip r:embed="rId11"/>
+                    <a:stretch>
+                      <a:fillRect/>
+                    </a:stretch>
+                  </pic:blipFill>
+                  <pic:spPr>
+                    <a:xfrm>
+                      <a:off x="0" y="0"/>
+                      <a:ext cx="5486400" cy="4005072"/>
+                    </a:xfrm>
+                    <a:prstGeom prst="rect"/>
+                  </pic:spPr>
+                </pic:pic>
+              </a:graphicData>
+            </a:graphic>
+          </wp:inline>
+        </w:drawing>
+      </w:r>
+    </w:p>
+    <w:p>
+      <w:pPr>
+        <w:spacing w:line="336" w:lineRule="auto" w:after="180"/>
+      </w:pPr>
+      <w:r>
+        <w:rPr>
+          <w:b w:val="0"/>
+        </w:rPr>
+        <w:t xml:space="preserve">Recognise speech: </w:t>
+      </w:r>
+      <w:r>
+        <w:rPr>
+          <w:b/>
+        </w:rPr>
+        <w:t>Transcription</w:t>
+      </w:r>
+      <w:r>
+        <w:rPr>
+          <w:b w:val="0"/>
+        </w:rPr>
+        <w:t xml:space="preserve"> changes thirteen into thirty. → Calculate text: 30+7=37 is correct for the mistaken transcript. → Speak result: Speech </w:t>
+      </w:r>
+      <w:r>
+        <w:rPr>
+          <w:b/>
+        </w:rPr>
+        <w:t>synthesis</w:t>
+      </w:r>
+      <w:r>
+        <w:rPr>
+          <w:b w:val="0"/>
+        </w:rPr>
+        <w:t xml:space="preserve"> repeats 37; fluent voice does not validate the </w:t>
+      </w:r>
+      <w:r>
+        <w:rPr>
+          <w:b/>
+        </w:rPr>
+        <w:t>input</w:t>
+      </w:r>
+      <w:r>
+        <w:rPr>
+          <w:b w:val="0"/>
+        </w:rPr>
+        <w:t xml:space="preserve">. → Confirm intended </w:t>
+      </w:r>
+      <w:r>
+        <w:rPr>
+          <w:b/>
+        </w:rPr>
+        <w:t>input</w:t>
+      </w:r>
+      <w:r>
+        <w:rPr>
+          <w:b w:val="0"/>
+        </w:rPr>
+        <w:t>: Read back the recognised expression; intended 13+7=20.</w:t>
+      </w:r>
+    </w:p>
+    <w:p>
+      <w:pPr>
+        <w:spacing w:line="336" w:lineRule="auto" w:after="180"/>
+        <w:shd w:fill="F5F1FB"/>
+      </w:pPr>
+      <w:r>
+        <w:rPr>
+          <w:b w:val="0"/>
+        </w:rPr>
+        <w:t xml:space="preserve">Point to each numbered stage and explain which recorded </w:t>
+      </w:r>
+      <w:r>
+        <w:rPr>
+          <w:b/>
+        </w:rPr>
+        <w:t>input</w:t>
+      </w:r>
+      <w:r>
+        <w:rPr>
+          <w:b w:val="0"/>
+        </w:rPr>
+        <w:t xml:space="preserve"> it uses.</w:t>
+      </w:r>
+    </w:p>
+    <w:p>
+      <w:pPr>
+        <w:pStyle w:val="Heading3"/>
+      </w:pPr>
+      <w:r>
+        <w:t>My picture explanation, deciding evidence and one limit</w:t>
+      </w:r>
+    </w:p>
+    <w:p>
+      <w:r>
+        <w:t>________________________________________________________________</w:t>
+      </w:r>
+    </w:p>
+    <w:p>
+      <w:r>
+        <w:t>________________________________________________________________</w:t>
+      </w:r>
+    </w:p>
+    <w:p>
+      <w:r>
+        <w:t>________________________________________________________________</w:t>
+      </w:r>
+    </w:p>
+    <w:p>
+      <w:r>
+        <w:t>________________________________________________________________</w:t>
+      </w:r>
+    </w:p>
+    <w:p>
+      <w:pPr>
+        <w:pStyle w:val="Heading3"/>
+      </w:pPr>
+      <w:r>
+        <w:t>03. Speech pipelines and multimodal evidence — evidence trace</w:t>
+      </w:r>
+    </w:p>
+    <w:p>
+      <w:r>
+        <w:drawing>
+          <wp:inline xmlns:a="http://schemas.openxmlformats.org/drawingml/2006/main" xmlns:pic="http://schemas.openxmlformats.org/drawingml/2006/picture">
+            <wp:extent cx="5486400" cy="3297936"/>
+            <wp:docPr id="4" name="Picture 4" descr="Speech pipelines and multimodal evidence — evidence trace. Audio transcript reads fifteen boxes; a clear written inventory says fifty boxes. The original audio is unavailable and the assistant reports fifteen as certain. | Track source modality, segment/time references, transcription, interpretation and final claims separately. Compare conflicting evidence without assuming one modality always wins. Ask for clarification when the task needs unresolved information. | There is an unresolved quantity conflict and no audio replay. Preserve both sources and ask the responsible person; certainty is unsupported."/>
+            <wp:cNvGraphicFramePr>
+              <a:graphicFrameLocks noChangeAspect="1"/>
+            </wp:cNvGraphicFramePr>
+            <a:graphic>
+              <a:graphicData uri="http://schemas.openxmlformats.org/drawingml/2006/picture">
+                <pic:pic>
+                  <pic:nvPicPr>
+                    <pic:cNvPr id="0" name="academy-story-ai-3-12-03.png"/>
+                    <pic:cNvPicPr/>
+                  </pic:nvPicPr>
+                  <pic:blipFill>
+                    <a:blip r:embed="rId12"/>
+                    <a:stretch>
+                      <a:fillRect/>
+                    </a:stretch>
+                  </pic:blipFill>
+                  <pic:spPr>
+                    <a:xfrm>
+                      <a:off x="0" y="0"/>
+                      <a:ext cx="5486400" cy="3297936"/>
+                    </a:xfrm>
+                    <a:prstGeom prst="rect"/>
+                  </pic:spPr>
+                </pic:pic>
+              </a:graphicData>
+            </a:graphic>
+          </wp:inline>
+        </w:drawing>
+      </w:r>
+    </w:p>
+    <w:p>
+      <w:pPr>
+        <w:spacing w:line="336" w:lineRule="auto" w:after="180"/>
+      </w:pPr>
+      <w:r>
+        <w:rPr>
+          <w:b w:val="0"/>
+        </w:rPr>
+        <w:t xml:space="preserve">Speech pipelines and multimodal </w:t>
+      </w:r>
+      <w:r>
+        <w:rPr>
+          <w:b/>
+        </w:rPr>
+        <w:t>evidence</w:t>
+      </w:r>
+      <w:r>
+        <w:rPr>
+          <w:b w:val="0"/>
+        </w:rPr>
+        <w:t xml:space="preserve"> — </w:t>
+      </w:r>
+      <w:r>
+        <w:rPr>
+          <w:b/>
+        </w:rPr>
+        <w:t>evidence</w:t>
+      </w:r>
+      <w:r>
+        <w:rPr>
+          <w:b w:val="0"/>
+        </w:rPr>
+        <w:t xml:space="preserve"> trace. Audio transcript reads fifteen boxes; a clear written inventory says fifty boxes.</w:t>
+      </w:r>
+    </w:p>
+    <w:p>
+      <w:pPr>
+        <w:spacing w:line="336" w:lineRule="auto" w:after="180"/>
+      </w:pPr>
+      <w:r>
+        <w:rPr>
+          <w:b w:val="0"/>
+        </w:rPr>
+        <w:t xml:space="preserve">The original audio is unavailable and the assistant reports fifteen as certain. | Track source </w:t>
+      </w:r>
+      <w:r>
+        <w:rPr>
+          <w:b/>
+        </w:rPr>
+        <w:t>modality</w:t>
+      </w:r>
+      <w:r>
+        <w:rPr>
+          <w:b w:val="0"/>
+        </w:rPr>
+        <w:t xml:space="preserve">, segment/time references, </w:t>
+      </w:r>
+      <w:r>
+        <w:rPr>
+          <w:b/>
+        </w:rPr>
+        <w:t>transcription</w:t>
+      </w:r>
+      <w:r>
+        <w:rPr>
+          <w:b w:val="0"/>
+        </w:rPr>
+        <w:t>, interpretation and final claims separately.</w:t>
+      </w:r>
+    </w:p>
+    <w:p>
+      <w:pPr>
+        <w:spacing w:line="336" w:lineRule="auto" w:after="180"/>
+      </w:pPr>
+      <w:r>
+        <w:rPr>
+          <w:b w:val="0"/>
+        </w:rPr>
+        <w:t xml:space="preserve">Compare conflicting </w:t>
+      </w:r>
+      <w:r>
+        <w:rPr>
+          <w:b/>
+        </w:rPr>
+        <w:t>evidence</w:t>
+      </w:r>
+      <w:r>
+        <w:rPr>
+          <w:b w:val="0"/>
+        </w:rPr>
+        <w:t xml:space="preserve"> without assuming one </w:t>
+      </w:r>
+      <w:r>
+        <w:rPr>
+          <w:b/>
+        </w:rPr>
+        <w:t>modality</w:t>
+      </w:r>
+      <w:r>
+        <w:rPr>
+          <w:b w:val="0"/>
+        </w:rPr>
+        <w:t xml:space="preserve"> always wins. Ask for clarification when the task needs unresolved information. | There is an unresolved quantity conflict and no audio replay.</w:t>
+      </w:r>
+    </w:p>
+    <w:p>
+      <w:pPr>
+        <w:spacing w:line="336" w:lineRule="auto" w:after="180"/>
+      </w:pPr>
+      <w:r>
+        <w:rPr>
+          <w:b w:val="0"/>
+        </w:rPr>
+        <w:t>Preserve both sources and ask the responsible person; certainty is unsupported.</w:t>
+      </w:r>
+    </w:p>
+    <w:p>
+      <w:pPr>
+        <w:spacing w:line="336" w:lineRule="auto" w:after="180"/>
+        <w:shd w:fill="F5F1FB"/>
+      </w:pPr>
+      <w:r>
+        <w:rPr>
+          <w:b w:val="0"/>
+        </w:rPr>
+        <w:t>Read the labels and values. Explain the relationship the model shows.</w:t>
+      </w:r>
+    </w:p>
+    <w:p>
+      <w:pPr>
+        <w:pStyle w:val="Heading3"/>
+      </w:pPr>
+      <w:r>
+        <w:t>My picture explanation, deciding evidence and one limit</w:t>
+      </w:r>
+    </w:p>
+    <w:p>
+      <w:r>
+        <w:t>________________________________________________________________</w:t>
+      </w:r>
+    </w:p>
+    <w:p>
+      <w:r>
+        <w:t>________________________________________________________________</w:t>
+      </w:r>
+    </w:p>
+    <w:p>
+      <w:r>
+        <w:t>________________________________________________________________</w:t>
+      </w:r>
+    </w:p>
+    <w:p>
+      <w:r>
+        <w:t>________________________________________________________________</w:t>
+      </w:r>
+    </w:p>
+    <w:p>
+      <w:pPr>
+        <w:pStyle w:val="Heading3"/>
+      </w:pPr>
+      <w:r>
+        <w:t>04. Change one thing. Trace what follows.</w:t>
+      </w:r>
+    </w:p>
+    <w:p>
+      <w:r>
+        <w:drawing>
+          <wp:inline xmlns:a="http://schemas.openxmlformats.org/drawingml/2006/main" xmlns:pic="http://schemas.openxmlformats.org/drawingml/2006/picture">
+            <wp:extent cx="5486400" cy="3026664"/>
+            <wp:docPr id="5" name="Picture 5" descr="Original case: Read back the recognised expression; intended 13+7=20. Changed condition: Correct the transcript to “thirteen plus seven” with all later stages unchanged. Expected result: The calculator and spoken result should become 20 under the declared pipeline. Reason: 13+7=20; the changed input removes the earlier recognition error."/>
+            <wp:cNvGraphicFramePr>
+              <a:graphicFrameLocks noChangeAspect="1"/>
+            </wp:cNvGraphicFramePr>
+            <a:graphic>
+              <a:graphicData uri="http://schemas.openxmlformats.org/drawingml/2006/picture">
+                <pic:pic>
+                  <pic:nvPicPr>
+                    <pic:cNvPr id="0" name="academy-story-ai-3-12-04.png"/>
+                    <pic:cNvPicPr/>
+                  </pic:nvPicPr>
+                  <pic:blipFill>
+                    <a:blip r:embed="rId13"/>
+                    <a:stretch>
+                      <a:fillRect/>
+                    </a:stretch>
+                  </pic:blipFill>
+                  <pic:spPr>
+                    <a:xfrm>
+                      <a:off x="0" y="0"/>
+                      <a:ext cx="5486400" cy="3026664"/>
+                    </a:xfrm>
+                    <a:prstGeom prst="rect"/>
+                  </pic:spPr>
+                </pic:pic>
+              </a:graphicData>
+            </a:graphic>
+          </wp:inline>
+        </w:drawing>
+      </w:r>
+    </w:p>
+    <w:p>
+      <w:pPr>
+        <w:spacing w:line="336" w:lineRule="auto" w:after="180"/>
+      </w:pPr>
+      <w:r>
+        <w:rPr>
+          <w:b w:val="0"/>
+        </w:rPr>
+        <w:t>Original case: Read back the recognised expression; intended 13+7=20. Changed condition: Correct the transcript to “thirteen plus seven” with all later stages unchanged.</w:t>
+      </w:r>
+    </w:p>
+    <w:p>
+      <w:pPr>
+        <w:spacing w:line="336" w:lineRule="auto" w:after="180"/>
+      </w:pPr>
+      <w:r>
+        <w:rPr>
+          <w:b w:val="0"/>
+        </w:rPr>
+        <w:t xml:space="preserve">Expected result: The calculator and spoken result should become 20 under the declared pipeline. Reason: 13+7=20; the changed </w:t>
+      </w:r>
+      <w:r>
+        <w:rPr>
+          <w:b/>
+        </w:rPr>
+        <w:t>input</w:t>
+      </w:r>
+      <w:r>
+        <w:rPr>
+          <w:b w:val="0"/>
+        </w:rPr>
+        <w:t xml:space="preserve"> removes the earlier recognition error.</w:t>
+      </w:r>
+    </w:p>
+    <w:p>
+      <w:pPr>
+        <w:spacing w:line="336" w:lineRule="auto" w:after="180"/>
+        <w:shd w:fill="F5F1FB"/>
+      </w:pPr>
+      <w:r>
+        <w:rPr>
+          <w:b w:val="0"/>
+        </w:rPr>
+        <w:t>Predict before checking the worked changed-case result. Name what changed and what the supplied facts allow you to conclude.</w:t>
+      </w:r>
+    </w:p>
+    <w:p>
+      <w:pPr>
+        <w:pStyle w:val="Heading3"/>
+      </w:pPr>
+      <w:r>
+        <w:t>My picture explanation, deciding evidence and one limit</w:t>
+      </w:r>
+    </w:p>
+    <w:p>
+      <w:r>
+        <w:t>________________________________________________________________</w:t>
+      </w:r>
+    </w:p>
+    <w:p>
+      <w:r>
+        <w:t>________________________________________________________________</w:t>
+      </w:r>
+    </w:p>
+    <w:p>
+      <w:r>
+        <w:t>________________________________________________________________</w:t>
+      </w:r>
+    </w:p>
+    <w:p>
+      <w:r>
+        <w:t>________________________________________________________________</w:t>
+      </w:r>
+    </w:p>
+    <w:p>
+      <w:pPr>
+        <w:pStyle w:val="Heading3"/>
+      </w:pPr>
+      <w:r>
+        <w:t>05. Connect the explanation to its limit</w:t>
+      </w:r>
+    </w:p>
+    <w:p>
+      <w:r>
+        <w:drawing>
+          <wp:inline xmlns:a="http://schemas.openxmlformats.org/drawingml/2006/main" xmlns:pic="http://schemas.openxmlformats.org/drawingml/2006/picture">
+            <wp:extent cx="5486400" cy="2834640"/>
+            <wp:docPr id="6" name="Picture 6" descr="The first error occurs before arithmetic. Blaming the calculator would target a stage that correctly processed its supplied text. Read-back or on-screen confirmation lets the user catch a number misunderstanding before action. Retain the original audio and transcript, where permitted, to separate recognition defects from later processing errors. Limit: These supplied transcript facts do not establish how an actual recogniser performs for accents, noise or different speakers."/>
+            <wp:cNvGraphicFramePr>
+              <a:graphicFrameLocks noChangeAspect="1"/>
+            </wp:cNvGraphicFramePr>
+            <a:graphic>
+              <a:graphicData uri="http://schemas.openxmlformats.org/drawingml/2006/picture">
+                <pic:pic>
+                  <pic:nvPicPr>
+                    <pic:cNvPr id="0" name="academy-story-ai-3-12-05.png"/>
+                    <pic:cNvPicPr/>
+                  </pic:nvPicPr>
+                  <pic:blipFill>
+                    <a:blip r:embed="rId14"/>
+                    <a:stretch>
+                      <a:fillRect/>
+                    </a:stretch>
+                  </pic:blipFill>
+                  <pic:spPr>
+                    <a:xfrm>
+                      <a:off x="0" y="0"/>
+                      <a:ext cx="5486400" cy="2834640"/>
+                    </a:xfrm>
+                    <a:prstGeom prst="rect"/>
+                  </pic:spPr>
+                </pic:pic>
+              </a:graphicData>
+            </a:graphic>
+          </wp:inline>
+        </w:drawing>
+      </w:r>
+    </w:p>
+    <w:p>
+      <w:pPr>
+        <w:spacing w:line="336" w:lineRule="auto" w:after="180"/>
+      </w:pPr>
+      <w:r>
+        <w:rPr>
+          <w:b w:val="0"/>
+        </w:rPr>
+        <w:t xml:space="preserve">The first error occurs before arithmetic. Blaming the calculator would target a stage that correctly </w:t>
+      </w:r>
+      <w:r>
+        <w:rPr>
+          <w:b/>
+        </w:rPr>
+        <w:t>process</w:t>
+      </w:r>
+      <w:r>
+        <w:rPr>
+          <w:b w:val="0"/>
+        </w:rPr>
+        <w:t>ed its supplied text. Read-back or on-screen confirmation lets the user catch a number misunderstanding before action.</w:t>
+      </w:r>
+    </w:p>
+    <w:p>
+      <w:pPr>
+        <w:spacing w:line="336" w:lineRule="auto" w:after="180"/>
+      </w:pPr>
+      <w:r>
+        <w:rPr>
+          <w:b w:val="0"/>
+        </w:rPr>
+        <w:t xml:space="preserve">Retain the original audio and transcript, where permitted, to separate recognition defects from later </w:t>
+      </w:r>
+      <w:r>
+        <w:rPr>
+          <w:b/>
+        </w:rPr>
+        <w:t>process</w:t>
+      </w:r>
+      <w:r>
+        <w:rPr>
+          <w:b w:val="0"/>
+        </w:rPr>
+        <w:t>ing errors.</w:t>
+      </w:r>
+    </w:p>
+    <w:p>
+      <w:pPr>
+        <w:spacing w:line="336" w:lineRule="auto" w:after="180"/>
+      </w:pPr>
+      <w:r>
+        <w:rPr>
+          <w:b w:val="0"/>
+        </w:rPr>
+        <w:t>Limit: These supplied transcript facts do not establish how an actual recogniser performs for accents, noise or different speakers.</w:t>
+      </w:r>
+    </w:p>
+    <w:p>
+      <w:pPr>
+        <w:spacing w:line="336" w:lineRule="auto" w:after="180"/>
+        <w:shd w:fill="F5F1FB"/>
+      </w:pPr>
+      <w:r>
+        <w:rPr>
+          <w:b w:val="0"/>
+        </w:rPr>
+        <w:t>Explain the case, then point to a limit on the claim.</w:t>
+      </w:r>
+    </w:p>
+    <w:p>
+      <w:pPr>
+        <w:pStyle w:val="Heading3"/>
+      </w:pPr>
+      <w:r>
+        <w:t>My picture explanation, deciding evidence and one limit</w:t>
+      </w:r>
+    </w:p>
+    <w:p>
+      <w:r>
+        <w:t>________________________________________________________________</w:t>
+      </w:r>
+    </w:p>
+    <w:p>
+      <w:r>
+        <w:t>________________________________________________________________</w:t>
+      </w:r>
+    </w:p>
+    <w:p>
+      <w:r>
+        <w:t>________________________________________________________________</w:t>
+      </w:r>
+    </w:p>
+    <w:p>
+      <w:r>
+        <w:t>________________________________________________________________</w:t>
+      </w:r>
+    </w:p>
+    <w:p>
+      <w:pPr>
+        <w:pStyle w:val="Heading3"/>
+      </w:pPr>
+      <w:r>
+        <w:t>06. Make the idea visible in your project</w:t>
+      </w:r>
+    </w:p>
+    <w:p>
+      <w:r>
+        <w:drawing>
+          <wp:inline xmlns:a="http://schemas.openxmlformats.org/drawingml/2006/main" xmlns:pic="http://schemas.openxmlformats.org/drawingml/2006/picture">
+            <wp:extent cx="5486400" cy="3380232"/>
+            <wp:docPr id="7" name="Picture 7" descr="Show Study Buddy recognised questions before calculating or retrieving important answers, especially numbers and dates. Draw your input, deciding step, result and limit. Supported question: Which stage was initially wrong, and which stage was correctly operating on a wrong input?"/>
+            <wp:cNvGraphicFramePr>
+              <a:graphicFrameLocks noChangeAspect="1"/>
+            </wp:cNvGraphicFramePr>
+            <a:graphic>
+              <a:graphicData uri="http://schemas.openxmlformats.org/drawingml/2006/picture">
+                <pic:pic>
+                  <pic:nvPicPr>
+                    <pic:cNvPr id="0" name="academy-story-ai-3-12-06.png"/>
+                    <pic:cNvPicPr/>
+                  </pic:nvPicPr>
+                  <pic:blipFill>
+                    <a:blip r:embed="rId15"/>
+                    <a:stretch>
+                      <a:fillRect/>
+                    </a:stretch>
+                  </pic:blipFill>
+                  <pic:spPr>
+                    <a:xfrm>
+                      <a:off x="0" y="0"/>
+                      <a:ext cx="5486400" cy="3380232"/>
+                    </a:xfrm>
+                    <a:prstGeom prst="rect"/>
+                  </pic:spPr>
+                </pic:pic>
+              </a:graphicData>
+            </a:graphic>
+          </wp:inline>
+        </w:drawing>
+      </w:r>
+    </w:p>
+    <w:p>
+      <w:pPr>
+        <w:spacing w:line="336" w:lineRule="auto" w:after="180"/>
+      </w:pPr>
+      <w:r>
+        <w:rPr>
+          <w:b w:val="0"/>
+        </w:rPr>
+        <w:t xml:space="preserve">Show Study Buddy recognised questions before calculating or retrieving important answers, especially numbers and dates. Draw your </w:t>
+      </w:r>
+      <w:r>
+        <w:rPr>
+          <w:b/>
+        </w:rPr>
+        <w:t>input</w:t>
+      </w:r>
+      <w:r>
+        <w:rPr>
+          <w:b w:val="0"/>
+        </w:rPr>
+        <w:t>, deciding step, result and limit.</w:t>
+      </w:r>
+    </w:p>
+    <w:p>
+      <w:pPr>
+        <w:spacing w:line="336" w:lineRule="auto" w:after="180"/>
+      </w:pPr>
+      <w:r>
+        <w:rPr>
+          <w:b w:val="0"/>
+        </w:rPr>
+        <w:t xml:space="preserve">Supported question: Which stage was initially wrong, and which stage was correctly operating on a wrong </w:t>
+      </w:r>
+      <w:r>
+        <w:rPr>
+          <w:b/>
+        </w:rPr>
+        <w:t>input</w:t>
+      </w:r>
+      <w:r>
+        <w:rPr>
+          <w:b w:val="0"/>
+        </w:rPr>
+        <w:t>?</w:t>
+      </w:r>
+    </w:p>
+    <w:p>
+      <w:pPr>
+        <w:spacing w:line="336" w:lineRule="auto" w:after="180"/>
+        <w:shd w:fill="F5F1FB"/>
+      </w:pPr>
+      <w:r>
+        <w:rPr>
+          <w:b w:val="0"/>
+        </w:rPr>
+        <w:t xml:space="preserve">Draw your project trace and justify the deciding step using </w:t>
+      </w:r>
+      <w:r>
+        <w:rPr>
+          <w:b/>
+        </w:rPr>
+        <w:t>evidence</w:t>
+      </w:r>
+      <w:r>
+        <w:rPr>
+          <w:b w:val="0"/>
+        </w:rPr>
+        <w:t>.</w:t>
+      </w:r>
+    </w:p>
+    <w:p>
+      <w:pPr>
+        <w:pStyle w:val="Heading3"/>
+      </w:pPr>
+      <w:r>
+        <w:t>My picture explanation, deciding evidence and one limit</w:t>
       </w:r>
     </w:p>
     <w:p>

--- a/downloads/workbook/ai-3-week-12.docx
+++ b/downloads/workbook/ai-3-week-12.docx
@@ -1069,6 +1069,26 @@
     </w:p>
     <w:p>
       <w:pPr>
+        <w:pStyle w:val="Heading3"/>
+      </w:pPr>
+      <w:r>
+        <w:t>Where to find the supplied example</w:t>
+      </w:r>
+    </w:p>
+    <w:p>
+      <w:pPr>
+        <w:spacing w:line="336" w:lineRule="auto" w:after="180"/>
+        <w:shd w:fill="F1F6F8"/>
+      </w:pPr>
+      <w:r>
+        <w:rPr>
+          <w:b w:val="0"/>
+        </w:rPr>
+        <w:t>Reference for this exercise: open this week’s student lesson, “Speech and Audio Systems”, at “See how it works” and “Follow a worked example”. Use the original worked values or code named in the question; the later pictorial case is a separate example. Keep this reference beside your workbook while practising.</w:t>
+      </w:r>
+    </w:p>
+    <w:p>
+      <w:pPr>
         <w:spacing w:line="336" w:lineRule="auto" w:after="180"/>
       </w:pPr>
       <w:r>
@@ -1167,6 +1187,26 @@
     </w:p>
     <w:p>
       <w:pPr>
+        <w:pStyle w:val="Heading3"/>
+      </w:pPr>
+      <w:r>
+        <w:t>Where to find the supplied example</w:t>
+      </w:r>
+    </w:p>
+    <w:p>
+      <w:pPr>
+        <w:spacing w:line="336" w:lineRule="auto" w:after="180"/>
+        <w:shd w:fill="F1F6F8"/>
+      </w:pPr>
+      <w:r>
+        <w:rPr>
+          <w:b w:val="0"/>
+        </w:rPr>
+        <w:t>Reference for this exercise: open this week’s student lesson, “Speech and Audio Systems”, at “See how it works” and “Follow a worked example”. Use the original worked values or code named in the question; the later pictorial case is a separate example. Keep this reference beside your workbook while practising.</w:t>
+      </w:r>
+    </w:p>
+    <w:p>
+      <w:pPr>
         <w:spacing w:line="336" w:lineRule="auto" w:after="180"/>
       </w:pPr>
       <w:r>
@@ -1410,6 +1450,26 @@
     <w:p>
       <w:r>
         <w:t>Design a revealing follow-up. Apply the supplied Speech and Audio Systems facts and keep your reasoning.</w:t>
+      </w:r>
+    </w:p>
+    <w:p>
+      <w:pPr>
+        <w:pStyle w:val="Heading3"/>
+      </w:pPr>
+      <w:r>
+        <w:t>Where to find the supplied example</w:t>
+      </w:r>
+    </w:p>
+    <w:p>
+      <w:pPr>
+        <w:spacing w:line="336" w:lineRule="auto" w:after="180"/>
+        <w:shd w:fill="F1F6F8"/>
+      </w:pPr>
+      <w:r>
+        <w:rPr>
+          <w:b w:val="0"/>
+        </w:rPr>
+        <w:t>Reference for this exercise: open this week’s student lesson, “Speech and Audio Systems”, at “See how it works” and “Follow a worked example”. Use the original worked values or code named in the question; the later pictorial case is a separate example. Keep this reference beside your workbook while practising.</w:t>
       </w:r>
     </w:p>
     <w:p>

--- a/downloads/workbook/ai-3-week-12.docx
+++ b/downloads/workbook/ai-3-week-12.docx
@@ -25,12 +25,526 @@
         <w:pStyle w:val="Heading1"/>
       </w:pPr>
       <w:r>
-        <w:t>01. Recall and choose your starting point</w:t>
-      </w:r>
-    </w:p>
-    <w:p>
-      <w:r>
-        <w:t>Record your starting explanation for Speech and Audio Systems before opening notes. Show any later correction separately.</w:t>
+        <w:t>One connected speech-evidence record.</w:t>
+      </w:r>
+    </w:p>
+    <w:p>
+      <w:r>
+        <w:t>Explain stages, trace a conflict, audit a limit and design a revealing check.</w:t>
+      </w:r>
+    </w:p>
+    <w:p>
+      <w:r>
+        <w:t>Retain reference/transcript/parsed input/result/spoken output, missing evidence and scope.</w:t>
+      </w:r>
+    </w:p>
+    <w:p>
+      <w:pPr>
+        <w:pStyle w:val="Heading1"/>
+      </w:pPr>
+      <w:r>
+        <w:t>01. Recall: reconnect earlier ideas</w:t>
+      </w:r>
+    </w:p>
+    <w:p>
+      <w:r>
+        <w:t>Retrieve before opening notes.</w:t>
+      </w:r>
+    </w:p>
+    <w:p>
+      <w:pPr>
+        <w:pStyle w:val="Heading2"/>
+      </w:pPr>
+      <w:r>
+        <w:t>Retrieve and explain</w:t>
+      </w:r>
+    </w:p>
+    <w:p>
+      <w:pPr>
+        <w:pStyle w:val="ListBullet"/>
+      </w:pPr>
+      <w:r>
+        <w:t>Try the recall before opening notes. Then use a different colour or a labelled second line to correct your explanation.</w:t>
+      </w:r>
+    </w:p>
+    <w:p>
+      <w:pPr>
+        <w:pStyle w:val="ListBullet"/>
+      </w:pPr>
+      <w:r>
+        <w:t>Without opening the old lesson, explain one key idea from Visual Composition. Give an example and a mistake that the idea helps you avoid.</w:t>
+      </w:r>
+    </w:p>
+    <w:p>
+      <w:pPr>
+        <w:pStyle w:val="Heading3"/>
+      </w:pPr>
+      <w:r>
+        <w:t>My remembered idea, example and correction</w:t>
+      </w:r>
+    </w:p>
+    <w:p>
+      <w:r>
+        <w:t>________________________________________________________________</w:t>
+      </w:r>
+    </w:p>
+    <w:p>
+      <w:r>
+        <w:t>________________________________________________________________</w:t>
+      </w:r>
+    </w:p>
+    <w:p>
+      <w:r>
+        <w:t>________________________________________________________________</w:t>
+      </w:r>
+    </w:p>
+    <w:p>
+      <w:pPr>
+        <w:pStyle w:val="ListBullet"/>
+      </w:pPr>
+      <w:r>
+        <w:t>Without opening the old lesson, explain one key idea from Prompt Evaluation. Give an example and a mistake that the idea helps you avoid.</w:t>
+      </w:r>
+    </w:p>
+    <w:p>
+      <w:pPr>
+        <w:pStyle w:val="Heading3"/>
+      </w:pPr>
+      <w:r>
+        <w:t>My remembered idea, example and correction</w:t>
+      </w:r>
+    </w:p>
+    <w:p>
+      <w:r>
+        <w:t>________________________________________________________________</w:t>
+      </w:r>
+    </w:p>
+    <w:p>
+      <w:r>
+        <w:t>________________________________________________________________</w:t>
+      </w:r>
+    </w:p>
+    <w:p>
+      <w:r>
+        <w:t>________________________________________________________________</w:t>
+      </w:r>
+    </w:p>
+    <w:p>
+      <w:pPr>
+        <w:pStyle w:val="ListBullet"/>
+      </w:pPr>
+      <w:r>
+        <w:t>Without opening the old lesson, explain one key idea from Examples and Rubrics. Give an example and a mistake that the idea helps you avoid.</w:t>
+      </w:r>
+    </w:p>
+    <w:p>
+      <w:pPr>
+        <w:pStyle w:val="Heading3"/>
+      </w:pPr>
+      <w:r>
+        <w:t>My remembered idea, example and correction</w:t>
+      </w:r>
+    </w:p>
+    <w:p>
+      <w:r>
+        <w:t>________________________________________________________________</w:t>
+      </w:r>
+    </w:p>
+    <w:p>
+      <w:r>
+        <w:t>________________________________________________________________</w:t>
+      </w:r>
+    </w:p>
+    <w:p>
+      <w:r>
+        <w:t>________________________________________________________________</w:t>
+      </w:r>
+    </w:p>
+    <w:p>
+      <w:pPr>
+        <w:pStyle w:val="Heading2"/>
+      </w:pPr>
+      <w:r>
+        <w:t>Earlier wording, alternatives and picture transcripts · reference / check after trying</w:t>
+      </w:r>
+    </w:p>
+    <w:p>
+      <w:pPr>
+        <w:pStyle w:val="Heading3"/>
+      </w:pPr>
+      <w:r>
+        <w:t>Visual Composition</w:t>
+      </w:r>
+    </w:p>
+    <w:p>
+      <w:pPr>
+        <w:pStyle w:val="Heading3"/>
+      </w:pPr>
+      <w:r>
+        <w:t>Prompt Evaluation</w:t>
+      </w:r>
+    </w:p>
+    <w:p>
+      <w:pPr>
+        <w:pStyle w:val="Heading3"/>
+      </w:pPr>
+      <w:r>
+        <w:t>Examples and Rubrics</w:t>
+      </w:r>
+    </w:p>
+    <w:p>
+      <w:pPr>
+        <w:pStyle w:val="Heading1"/>
+      </w:pPr>
+      <w:r>
+        <w:t>12. W1 · Explain the stage mechanism</w:t>
+      </w:r>
+    </w:p>
+    <w:p>
+      <w:r>
+        <w:t>Keep source modality, transcript and later claims separate.</w:t>
+      </w:r>
+    </w:p>
+    <w:p>
+      <w:pPr>
+        <w:pStyle w:val="Heading2"/>
+      </w:pPr>
+      <w:r>
+        <w:t>Your evidence record</w:t>
+      </w:r>
+    </w:p>
+    <w:p>
+      <w:pPr>
+        <w:pStyle w:val="ListBullet"/>
+      </w:pPr>
+      <w:r>
+        <w:t>Unresolved W2 case: transcriptfifteen boxes,inventory50,originalaudio unavailable,no declared authority. Preserve conflict;certainty unsupported;firsttechnicalfailure unknown. Separate pictured calculation has supplied reference13+7,transcript30+7,parsed30+7,calculator37,spoken37. Recognition is first mismatch;arithmetic is correct for its received input. Corrected transcript under the same later rules gives20.</w:t>
+      </w:r>
+    </w:p>
+    <w:p>
+      <w:pPr>
+        <w:pStyle w:val="ListBullet"/>
+      </w:pPr>
+      <w:r>
+        <w:t>Reference for this exercise: open this week’s student lesson, “Speech and Audio Systems”, at “See how it works” and “Follow a worked example”. Use the original worked values or code named in the question; the later pictorial case is a separate example. Keep this reference beside your workbook while practising.</w:t>
+      </w:r>
+    </w:p>
+    <w:p>
+      <w:pPr>
+        <w:pStyle w:val="ListBullet"/>
+      </w:pPr>
+      <w:r>
+        <w:t>Explain the weekly mechanism in your own words. Use the worked scenario to name its input, decision rule and output.</w:t>
+      </w:r>
+    </w:p>
+    <w:p>
+      <w:pPr>
+        <w:pStyle w:val="Heading3"/>
+      </w:pPr>
+      <w:r>
+        <w:t>My reasoning and evidence</w:t>
+      </w:r>
+    </w:p>
+    <w:p>
+      <w:r>
+        <w:t>________________________________________________________________</w:t>
+      </w:r>
+    </w:p>
+    <w:p>
+      <w:r>
+        <w:t>________________________________________________________________</w:t>
+      </w:r>
+    </w:p>
+    <w:p>
+      <w:r>
+        <w:t>________________________________________________________________</w:t>
+      </w:r>
+    </w:p>
+    <w:p>
+      <w:r>
+        <w:t>________________________________________________________________</w:t>
+      </w:r>
+    </w:p>
+    <w:p>
+      <w:r>
+        <w:t>________________________________________________________________</w:t>
+      </w:r>
+    </w:p>
+    <w:p>
+      <w:r>
+        <w:t>________________________________________________________________</w:t>
+      </w:r>
+    </w:p>
+    <w:p>
+      <w:pPr>
+        <w:pStyle w:val="Heading1"/>
+      </w:pPr>
+      <w:r>
+        <w:t>13. W2 · Trace an unresolved source conflict</w:t>
+      </w:r>
+    </w:p>
+    <w:p>
+      <w:r>
+        <w:t>Do not invent replay or an unstated authority policy.</w:t>
+      </w:r>
+    </w:p>
+    <w:p>
+      <w:pPr>
+        <w:pStyle w:val="Heading2"/>
+      </w:pPr>
+      <w:r>
+        <w:t>Your evidence record</w:t>
+      </w:r>
+    </w:p>
+    <w:p>
+      <w:pPr>
+        <w:pStyle w:val="ListBullet"/>
+      </w:pPr>
+      <w:r>
+        <w:t>Unresolved W2 case: transcriptfifteen boxes,inventory50,originalaudio unavailable,no declared authority. Preserve conflict;certainty unsupported;firsttechnicalfailure unknown. Separate pictured calculation has supplied reference13+7,transcript30+7,parsed30+7,calculator37,spoken37. Recognition is first mismatch;arithmetic is correct for its received input. Corrected transcript under the same later rules gives20.</w:t>
+      </w:r>
+    </w:p>
+    <w:p>
+      <w:pPr>
+        <w:pStyle w:val="ListBullet"/>
+      </w:pPr>
+      <w:r>
+        <w:t>Reference for this exercise: open this week’s student lesson, “Speech and Audio Systems”, at “See how it works” and “Follow a worked example”. Use the original worked values or code named in the question; the later pictorial case is a separate example. Keep this reference beside your workbook while practising.</w:t>
+      </w:r>
+    </w:p>
+    <w:p>
+      <w:pPr>
+        <w:pStyle w:val="ListBullet"/>
+      </w:pPr>
+      <w:r>
+        <w:t>Audio transcript reads fifteen boxes; a clear written inventory says fifty boxes. The original audio is unavailable and the assistant reports fifteen as certain. Show the intermediate steps and give the conclusion with its scope.</w:t>
+      </w:r>
+    </w:p>
+    <w:p>
+      <w:pPr>
+        <w:pStyle w:val="Heading3"/>
+      </w:pPr>
+      <w:r>
+        <w:t>My reasoning and evidence</w:t>
+      </w:r>
+    </w:p>
+    <w:p>
+      <w:r>
+        <w:t>________________________________________________________________</w:t>
+      </w:r>
+    </w:p>
+    <w:p>
+      <w:r>
+        <w:t>________________________________________________________________</w:t>
+      </w:r>
+    </w:p>
+    <w:p>
+      <w:r>
+        <w:t>________________________________________________________________</w:t>
+      </w:r>
+    </w:p>
+    <w:p>
+      <w:r>
+        <w:t>________________________________________________________________</w:t>
+      </w:r>
+    </w:p>
+    <w:p>
+      <w:r>
+        <w:t>________________________________________________________________</w:t>
+      </w:r>
+    </w:p>
+    <w:p>
+      <w:r>
+        <w:t>________________________________________________________________</w:t>
+      </w:r>
+    </w:p>
+    <w:p>
+      <w:r>
+        <w:t>________________________________________________________________</w:t>
+      </w:r>
+    </w:p>
+    <w:p>
+      <w:pPr>
+        <w:pStyle w:val="Heading1"/>
+      </w:pPr>
+      <w:r>
+        <w:t>14. W3 · Audit a stage-level conclusion</w:t>
+      </w:r>
+    </w:p>
+    <w:p>
+      <w:r>
+        <w:t>A correct or authoritative stage does not validate every source or downstream claim.</w:t>
+      </w:r>
+    </w:p>
+    <w:p>
+      <w:pPr>
+        <w:pStyle w:val="Heading2"/>
+      </w:pPr>
+      <w:r>
+        <w:t>Your evidence record</w:t>
+      </w:r>
+    </w:p>
+    <w:p>
+      <w:pPr>
+        <w:pStyle w:val="ListBullet"/>
+      </w:pPr>
+      <w:r>
+        <w:t>Unresolved W2 case: transcriptfifteen boxes,inventory50,originalaudio unavailable,no declared authority. Preserve conflict;certainty unsupported;firsttechnicalfailure unknown. Separate pictured calculation has supplied reference13+7,transcript30+7,parsed30+7,calculator37,spoken37. Recognition is first mismatch;arithmetic is correct for its received input. Corrected transcript under the same later rules gives20.</w:t>
+      </w:r>
+    </w:p>
+    <w:p>
+      <w:pPr>
+        <w:pStyle w:val="ListBullet"/>
+      </w:pPr>
+      <w:r>
+        <w:t>A report omits this qualification: A stage-level accuracy or authority policy does not establish every modality agrees or every downstream claim is supported. Explain how omitting it could change a reader's interpretation, and write an accurate replacement.</w:t>
+      </w:r>
+    </w:p>
+    <w:p>
+      <w:pPr>
+        <w:pStyle w:val="Heading3"/>
+      </w:pPr>
+      <w:r>
+        <w:t>My reasoning and evidence</w:t>
+      </w:r>
+    </w:p>
+    <w:p>
+      <w:r>
+        <w:t>________________________________________________________________</w:t>
+      </w:r>
+    </w:p>
+    <w:p>
+      <w:r>
+        <w:t>________________________________________________________________</w:t>
+      </w:r>
+    </w:p>
+    <w:p>
+      <w:r>
+        <w:t>________________________________________________________________</w:t>
+      </w:r>
+    </w:p>
+    <w:p>
+      <w:r>
+        <w:t>________________________________________________________________</w:t>
+      </w:r>
+    </w:p>
+    <w:p>
+      <w:r>
+        <w:t>________________________________________________________________</w:t>
+      </w:r>
+    </w:p>
+    <w:p>
+      <w:r>
+        <w:t>________________________________________________________________</w:t>
+      </w:r>
+    </w:p>
+    <w:p>
+      <w:pPr>
+        <w:pStyle w:val="Heading1"/>
+      </w:pPr>
+      <w:r>
+        <w:t>16. W5 · Design a revealing stage-specific check</w:t>
+      </w:r>
+    </w:p>
+    <w:p>
+      <w:r>
+        <w:t>Preserve fixed conditions and the evidence needed to locate a mismatch.</w:t>
+      </w:r>
+    </w:p>
+    <w:p>
+      <w:pPr>
+        <w:pStyle w:val="Heading2"/>
+      </w:pPr>
+      <w:r>
+        <w:t>Your evidence record</w:t>
+      </w:r>
+    </w:p>
+    <w:p>
+      <w:pPr>
+        <w:pStyle w:val="ListBullet"/>
+      </w:pPr>
+      <w:r>
+        <w:t>Unresolved W2 case: transcriptfifteen boxes,inventory50,originalaudio unavailable,no declared authority. Preserve conflict;certainty unsupported;firsttechnicalfailure unknown. Separate pictured calculation has supplied reference13+7,transcript30+7,parsed30+7,calculator37,spoken37. Recognition is first mismatch;arithmetic is correct for its received input. Corrected transcript under the same later rules gives20.</w:t>
+      </w:r>
+    </w:p>
+    <w:p>
+      <w:pPr>
+        <w:pStyle w:val="ListBullet"/>
+      </w:pPr>
+      <w:r>
+        <w:t>Reference for this exercise: open this week’s student lesson, “Speech and Audio Systems”, at “See how it works” and “Follow a worked example”. Use the original worked values or code named in the question; the later pictorial case is a separate example. Keep this reference beside your workbook while practising.</w:t>
+      </w:r>
+    </w:p>
+    <w:p>
+      <w:pPr>
+        <w:pStyle w:val="ListBullet"/>
+      </w:pPr>
+      <w:r>
+        <w:t>For the worked scenario, propose one additional case that could reveal a failure, describe its expected outcome before running it, and explain what would need to remain fixed for a fair comparison. Do not reuse W4 as a new final test after receiving feedback.</w:t>
+      </w:r>
+    </w:p>
+    <w:p>
+      <w:pPr>
+        <w:pStyle w:val="Heading3"/>
+      </w:pPr>
+      <w:r>
+        <w:t>My reasoning and evidence</w:t>
+      </w:r>
+    </w:p>
+    <w:p>
+      <w:r>
+        <w:t>________________________________________________________________</w:t>
+      </w:r>
+    </w:p>
+    <w:p>
+      <w:r>
+        <w:t>________________________________________________________________</w:t>
+      </w:r>
+    </w:p>
+    <w:p>
+      <w:r>
+        <w:t>________________________________________________________________</w:t>
+      </w:r>
+    </w:p>
+    <w:p>
+      <w:r>
+        <w:t>________________________________________________________________</w:t>
+      </w:r>
+    </w:p>
+    <w:p>
+      <w:r>
+        <w:t>________________________________________________________________</w:t>
+      </w:r>
+    </w:p>
+    <w:p>
+      <w:r>
+        <w:t>________________________________________________________________</w:t>
+      </w:r>
+    </w:p>
+    <w:p>
+      <w:r>
+        <w:t>________________________________________________________________</w:t>
+      </w:r>
+    </w:p>
+    <w:p>
+      <w:pPr>
+        <w:pStyle w:val="Heading1"/>
+      </w:pPr>
+      <w:r>
+        <w:t>04. W4 · Diagnose a new calculation trace independently</w:t>
+      </w:r>
+    </w:p>
+    <w:p>
+      <w:r>
+        <w:t>Keep one first attempt before hints or feedback.</w:t>
+      </w:r>
+    </w:p>
+    <w:p>
+      <w:pPr>
+        <w:pStyle w:val="Heading2"/>
+      </w:pPr>
+      <w:r>
+        <w:t>Read and explain independently</w:t>
       </w:r>
     </w:p>
     <w:p>
@@ -41,15 +555,7 @@
         <w:rPr>
           <w:b w:val="0"/>
         </w:rPr>
-        <w:t>Try the recall before opening notes. Then use a different colour or a labelled second line to correct your explanation.</w:t>
-      </w:r>
-    </w:p>
-    <w:p>
-      <w:pPr>
-        <w:pStyle w:val="Heading3"/>
-      </w:pPr>
-      <w:r>
-        <w:t>Visual Composition</w:t>
+        <w:t>The independent task supplies the known phrase and transcript as classroom facts, not actual audio. Treat the parsed operands as90and6 with subtraction, as stated by the calculator trace. Check its arithmetic against that received input and separately recover the intended reference expression. Do not infer real recogniser accuracy or claim a replay was performed.</w:t>
       </w:r>
     </w:p>
     <w:p>
@@ -60,49 +566,19 @@
         <w:rPr>
           <w:b w:val="0"/>
         </w:rPr>
-        <w:t>Without opening the old lesson, explain one key idea from Visual Composition. Give an example and a mistake that the idea helps you avoid.</w:t>
-      </w:r>
-    </w:p>
-    <w:p>
-      <w:pPr>
-        <w:pStyle w:val="Heading3"/>
-      </w:pPr>
-      <w:r>
-        <w:t>My remembered idea, example and correction</w:t>
-      </w:r>
-    </w:p>
-    <w:p>
-      <w:r>
-        <w:t>________________________________________________________________</w:t>
-      </w:r>
-    </w:p>
-    <w:p>
-      <w:r>
-        <w:t>________________________________________________________________</w:t>
-      </w:r>
-    </w:p>
-    <w:p>
-      <w:r>
-        <w:t>________________________________________________________________</w:t>
-      </w:r>
-    </w:p>
-    <w:p>
-      <w:pPr>
-        <w:pStyle w:val="Heading3"/>
-      </w:pPr>
-      <w:r>
-        <w:t>Prompt Evaluation</w:t>
-      </w:r>
-    </w:p>
-    <w:p>
-      <w:pPr>
-        <w:spacing w:line="336" w:lineRule="auto" w:after="180"/>
-      </w:pPr>
+        <w:t xml:space="preserve">Known audio says “nineteen minus six”. </w:t>
+      </w:r>
+      <w:r>
+        <w:rPr>
+          <w:b/>
+        </w:rPr>
+        <w:t>Transcription</w:t>
+      </w:r>
       <w:r>
         <w:rPr>
           <w:b w:val="0"/>
         </w:rPr>
-        <w:t>Without opening the old lesson, explain one key idea from Prompt Evaluation. Give an example and a mistake that the idea helps you avoid.</w:t>
+        <w:t xml:space="preserve"> says “ninety minus six”; the calculator returns84. Locate the first error and propose a check.</w:t>
       </w:r>
     </w:p>
     <w:p>
@@ -110,7 +586,7 @@
         <w:pStyle w:val="Heading3"/>
       </w:pPr>
       <w:r>
-        <w:t>My remembered idea, example and correction</w:t>
+        <w:t>My independent explanation, trace and limits</w:t>
       </w:r>
     </w:p>
     <w:p>
@@ -129,11 +605,31 @@
       </w:r>
     </w:p>
     <w:p>
-      <w:pPr>
-        <w:pStyle w:val="Heading3"/>
-      </w:pPr>
-      <w:r>
-        <w:t>Examples and Rubrics</w:t>
+      <w:r>
+        <w:t>________________________________________________________________</w:t>
+      </w:r>
+    </w:p>
+    <w:p>
+      <w:r>
+        <w:t>________________________________________________________________</w:t>
+      </w:r>
+    </w:p>
+    <w:p>
+      <w:r>
+        <w:t>________________________________________________________________</w:t>
+      </w:r>
+    </w:p>
+    <w:p>
+      <w:r>
+        <w:t>________________________________________________________________</w:t>
+      </w:r>
+    </w:p>
+    <w:p>
+      <w:pPr>
+        <w:pStyle w:val="Heading2"/>
+      </w:pPr>
+      <w:r>
+        <w:t>Keep a fair record</w:t>
       </w:r>
     </w:p>
     <w:p>
@@ -144,7 +640,15 @@
         <w:rPr>
           <w:b w:val="0"/>
         </w:rPr>
-        <w:t>Without opening the old lesson, explain one key idea from Examples and Rubrics. Give an example and a mistake that the idea helps you avoid.</w:t>
+        <w:t>Attempt this case before feedback. Record any help. Earlier examples below are further practice; a case already practised with feedback cannot establish fresh transfer.</w:t>
+      </w:r>
+    </w:p>
+    <w:p>
+      <w:pPr>
+        <w:pStyle w:val="Heading2"/>
+      </w:pPr>
+      <w:r>
+        <w:t>Earlier wording, alternatives and picture transcripts · reference / check after trying</w:t>
       </w:r>
     </w:p>
     <w:p>
@@ -152,22 +656,7 @@
         <w:pStyle w:val="Heading3"/>
       </w:pPr>
       <w:r>
-        <w:t>My remembered idea, example and correction</w:t>
-      </w:r>
-    </w:p>
-    <w:p>
-      <w:r>
-        <w:t>________________________________________________________________</w:t>
-      </w:r>
-    </w:p>
-    <w:p>
-      <w:r>
-        <w:t>________________________________________________________________</w:t>
-      </w:r>
-    </w:p>
-    <w:p>
-      <w:r>
-        <w:t>________________________________________________________________</w:t>
+        <w:t>Independent case: Changed independent case</w:t>
       </w:r>
     </w:p>
     <w:p>
@@ -175,12 +664,20 @@
         <w:pStyle w:val="Heading1"/>
       </w:pPr>
       <w:r>
-        <w:t>02. Practise with fading help</w:t>
-      </w:r>
-    </w:p>
-    <w:p>
-      <w:r>
-        <w:t>Complete the supported Speech and Audio Systems trace and record the first step you can explain without help.</w:t>
+        <w:t>09. Project · Keep the decision and its evidence</w:t>
+      </w:r>
+    </w:p>
+    <w:p>
+      <w:r>
+        <w:t>Add this week’s change to your existing project record.</w:t>
+      </w:r>
+    </w:p>
+    <w:p>
+      <w:pPr>
+        <w:pStyle w:val="Heading2"/>
+      </w:pPr>
+      <w:r>
+        <w:t>Your evidence record</w:t>
       </w:r>
     </w:p>
     <w:p>
@@ -191,7 +688,18 @@
         <w:rPr>
           <w:b w:val="0"/>
         </w:rPr>
-        <w:t xml:space="preserve">Use W2: Trace the worked case for Speech pipelines and multimodal </w:t>
+        <w:t>Show transcripts and require confirmation before saving memory or using tools.</w:t>
+      </w:r>
+    </w:p>
+    <w:p>
+      <w:pPr>
+        <w:spacing w:line="336" w:lineRule="auto" w:after="180"/>
+      </w:pPr>
+      <w:r>
+        <w:rPr>
+          <w:b w:val="0"/>
+        </w:rPr>
+        <w:t xml:space="preserve">The project change and </w:t>
       </w:r>
       <w:r>
         <w:rPr>
@@ -203,107 +711,15 @@
         <w:rPr>
           <w:b w:val="0"/>
         </w:rPr>
-        <w:t>. Record the answer once; the lesson and workbook refer to the same attempt.</w:t>
-      </w:r>
-    </w:p>
-    <w:tbl>
-      <w:tblPr>
-        <w:tblStyle w:val="LightShading-Accent1"/>
-        <w:tblW w:type="auto" w:w="0"/>
-        <w:tblLook w:firstColumn="1" w:firstRow="1" w:lastColumn="0" w:lastRow="0" w:noHBand="0" w:noVBand="1" w:val="04A0"/>
-      </w:tblPr>
-      <w:tblGrid>
-        <w:gridCol w:w="2556"/>
-        <w:gridCol w:w="2556"/>
-        <w:gridCol w:w="2556"/>
-        <w:gridCol w:w="2556"/>
-      </w:tblGrid>
-      <w:tr>
-        <w:trPr>
-          <w:tblHeader/>
-        </w:trPr>
-        <w:tc>
-          <w:tcPr>
-            <w:tcW w:type="dxa" w:w="2556"/>
-          </w:tcPr>
-          <w:p>
-            <w:r>
-              <w:t>Given inputs</w:t>
-            </w:r>
-          </w:p>
-        </w:tc>
-        <w:tc>
-          <w:tcPr>
-            <w:tcW w:type="dxa" w:w="2556"/>
-          </w:tcPr>
-          <w:p>
-            <w:r>
-              <w:t>Procedure I chose</w:t>
-            </w:r>
-          </w:p>
-        </w:tc>
-        <w:tc>
-          <w:tcPr>
-            <w:tcW w:type="dxa" w:w="2556"/>
-          </w:tcPr>
-          <w:p>
-            <w:r>
-              <w:t>Middle steps</w:t>
-            </w:r>
-          </w:p>
-        </w:tc>
-        <w:tc>
-          <w:tcPr>
-            <w:tcW w:type="dxa" w:w="2556"/>
-          </w:tcPr>
-          <w:p>
-            <w:r>
-              <w:t>Result and check</w:t>
-            </w:r>
-          </w:p>
-        </w:tc>
-      </w:tr>
-      <w:tr>
-        <w:tc>
-          <w:tcPr>
-            <w:tcW w:type="dxa" w:w="2556"/>
-          </w:tcPr>
-          <w:p>
-            <w:r/>
-          </w:p>
-        </w:tc>
-        <w:tc>
-          <w:tcPr>
-            <w:tcW w:type="dxa" w:w="2556"/>
-          </w:tcPr>
-          <w:p>
-            <w:r/>
-          </w:p>
-        </w:tc>
-        <w:tc>
-          <w:tcPr>
-            <w:tcW w:type="dxa" w:w="2556"/>
-          </w:tcPr>
-          <w:p>
-            <w:r/>
-          </w:p>
-        </w:tc>
-        <w:tc>
-          <w:tcPr>
-            <w:tcW w:type="dxa" w:w="2556"/>
-          </w:tcPr>
-          <w:p>
-            <w:r/>
-          </w:p>
-        </w:tc>
-      </w:tr>
-    </w:tbl>
+        <w:t xml:space="preserve"> I will keep</w:t>
+      </w:r>
+    </w:p>
     <w:p>
       <w:pPr>
         <w:pStyle w:val="Heading3"/>
       </w:pPr>
       <w:r>
-        <w:t>The step I completed without help, and the hint I needed</w:t>
+        <w:t>Write or draw your reasoning and evidence.</w:t>
       </w:r>
     </w:p>
     <w:p>
@@ -322,1232 +738,34 @@
       </w:r>
     </w:p>
     <w:p>
+      <w:r>
+        <w:t>________________________________________________________________</w:t>
+      </w:r>
+    </w:p>
+    <w:p>
+      <w:r>
+        <w:t>________________________________________________________________</w:t>
+      </w:r>
+    </w:p>
+    <w:p>
       <w:pPr>
         <w:pStyle w:val="Heading1"/>
       </w:pPr>
       <w:r>
-        <w:t>03. Individual reasoning check</w:t>
-      </w:r>
-    </w:p>
-    <w:p>
-      <w:r>
-        <w:t>Check the proposed Speech and Audio Systems explanation against the supplied facts before discussing it.</w:t>
-      </w:r>
-    </w:p>
-    <w:p>
-      <w:pPr>
-        <w:spacing w:line="336" w:lineRule="auto" w:after="180"/>
-      </w:pPr>
-      <w:r>
-        <w:rPr>
-          <w:b w:val="0"/>
-        </w:rPr>
-        <w:t xml:space="preserve">Use the worked case for Speech pipelines and multimodal </w:t>
-      </w:r>
-      <w:r>
-        <w:rPr>
-          <w:b/>
-        </w:rPr>
-        <w:t>evidence</w:t>
-      </w:r>
-      <w:r>
-        <w:rPr>
-          <w:b w:val="0"/>
-        </w:rPr>
-        <w:t>. Proposed explanation: “The worked result establishes every future case”. Decide whether this explanation is supported.</w:t>
-      </w:r>
-    </w:p>
-    <w:p>
-      <w:pPr>
-        <w:spacing w:line="336" w:lineRule="auto" w:after="180"/>
-      </w:pPr>
-      <w:r>
-        <w:rPr>
-          <w:b w:val="0"/>
-        </w:rPr>
-        <w:t>Point to the step or supplied fact that decides; explain your repair if needed.</w:t>
-      </w:r>
-    </w:p>
-    <w:p>
-      <w:pPr>
-        <w:pStyle w:val="Heading3"/>
-      </w:pPr>
-      <w:r>
-        <w:t>My explanation before partner discussion</w:t>
-      </w:r>
-    </w:p>
-    <w:p>
-      <w:r>
-        <w:t>________________________________________________________________</w:t>
-      </w:r>
-    </w:p>
-    <w:p>
-      <w:r>
-        <w:t>________________________________________________________________</w:t>
-      </w:r>
-    </w:p>
-    <w:p>
-      <w:r>
-        <w:t>________________________________________________________________</w:t>
-      </w:r>
-    </w:p>
-    <w:p>
-      <w:r>
-        <w:t>________________________________________________________________</w:t>
-      </w:r>
-    </w:p>
-    <w:p>
-      <w:pPr>
-        <w:pStyle w:val="Heading1"/>
-      </w:pPr>
-      <w:r>
-        <w:t>04. Independent transfer case</w:t>
-      </w:r>
-    </w:p>
-    <w:p>
-      <w:r>
-        <w:t>Write one first attempt at the reserved independent case before feedback. Repeated copies of that case refer to the same recorded attempt.</w:t>
-      </w:r>
-    </w:p>
-    <w:p>
-      <w:pPr>
-        <w:pStyle w:val="Heading3"/>
-      </w:pPr>
-      <w:r>
-        <w:t>Independent case: Changed independent case</w:t>
-      </w:r>
-    </w:p>
-    <w:p>
-      <w:pPr>
-        <w:spacing w:line="336" w:lineRule="auto" w:after="180"/>
-      </w:pPr>
-      <w:r>
-        <w:rPr>
-          <w:b w:val="0"/>
-        </w:rPr>
-        <w:t xml:space="preserve">Known audio says “nineteen minus six”. </w:t>
-      </w:r>
-      <w:r>
-        <w:rPr>
-          <w:b/>
-        </w:rPr>
-        <w:t>Transcription</w:t>
-      </w:r>
-      <w:r>
-        <w:rPr>
-          <w:b w:val="0"/>
-        </w:rPr>
-        <w:t xml:space="preserve"> says “ninety minus six”; the calculator returns84. Locate the first error and propose a check.</w:t>
-      </w:r>
-    </w:p>
-    <w:p>
-      <w:pPr>
-        <w:pStyle w:val="Heading3"/>
-      </w:pPr>
-      <w:r>
-        <w:t>My independent explanation, trace and limits</w:t>
-      </w:r>
-    </w:p>
-    <w:p>
-      <w:r>
-        <w:t>________________________________________________________________</w:t>
-      </w:r>
-    </w:p>
-    <w:p>
-      <w:r>
-        <w:t>________________________________________________________________</w:t>
-      </w:r>
-    </w:p>
-    <w:p>
-      <w:r>
-        <w:t>________________________________________________________________</w:t>
-      </w:r>
-    </w:p>
-    <w:p>
-      <w:r>
-        <w:t>________________________________________________________________</w:t>
-      </w:r>
-    </w:p>
-    <w:p>
-      <w:r>
-        <w:t>________________________________________________________________</w:t>
-      </w:r>
-    </w:p>
-    <w:p>
-      <w:r>
-        <w:t>________________________________________________________________</w:t>
-      </w:r>
-    </w:p>
-    <w:p>
-      <w:r>
-        <w:t>________________________________________________________________</w:t>
-      </w:r>
-    </w:p>
-    <w:p>
-      <w:pPr>
-        <w:spacing w:line="336" w:lineRule="auto" w:after="180"/>
-      </w:pPr>
-      <w:r>
-        <w:rPr>
-          <w:b w:val="0"/>
-        </w:rPr>
-        <w:t>Attempt this case before feedback. Record any help. Earlier examples below are further practice; a case already practised with feedback cannot establish fresh transfer.</w:t>
-      </w:r>
-    </w:p>
-    <w:p>
-      <w:pPr>
-        <w:pStyle w:val="Heading1"/>
-      </w:pPr>
-      <w:r>
-        <w:t>05. Your learning target</w:t>
-      </w:r>
-    </w:p>
-    <w:p>
-      <w:r>
-        <w:t>Connect the Speech and Audio Systems target to a trace and a justified conclusion.</w:t>
-      </w:r>
-    </w:p>
-    <w:p>
-      <w:pPr>
-        <w:spacing w:line="336" w:lineRule="auto" w:after="180"/>
-        <w:shd w:fill="F5F1FB"/>
-      </w:pPr>
-      <w:r>
-        <w:rPr>
-          <w:b w:val="0"/>
-        </w:rPr>
-        <w:t>Audio says 'sixteen divided by four'; transcript says 'sixty divided by four'; calculator returns 15. Which stage first fails? What would a useful confirmation show?</w:t>
-      </w:r>
-    </w:p>
-    <w:p>
-      <w:pPr>
-        <w:pStyle w:val="Heading1"/>
-      </w:pPr>
-      <w:r>
-        <w:t>06. Solve the given case</w:t>
-      </w:r>
-    </w:p>
-    <w:p>
-      <w:r>
-        <w:t>Solve the supplied Speech and Audio Systems case and show the deciding evidence.</w:t>
-      </w:r>
-    </w:p>
-    <w:p>
-      <w:pPr>
-        <w:spacing w:line="336" w:lineRule="auto" w:after="180"/>
-      </w:pPr>
-      <w:r>
-        <w:rPr>
-          <w:b w:val="0"/>
-        </w:rPr>
-        <w:t>A speech tool hears fifteen as fifty, then calculates correctly using fifty.</w:t>
-      </w:r>
-    </w:p>
-    <w:p>
-      <w:pPr>
-        <w:spacing w:line="336" w:lineRule="auto" w:after="180"/>
-        <w:shd w:fill="F5F1FB"/>
-      </w:pPr>
-      <w:r>
-        <w:rPr>
-          <w:b w:val="0"/>
-        </w:rPr>
-        <w:t>Where did the error enter?</w:t>
-      </w:r>
-    </w:p>
-    <w:p>
-      <w:pPr>
-        <w:spacing w:line="336" w:lineRule="auto" w:after="180"/>
-      </w:pPr>
-      <w:r>
-        <w:rPr>
-          <w:b w:val="0"/>
-        </w:rPr>
-        <w:t xml:space="preserve">Show your trace, calculation or </w:t>
-      </w:r>
-      <w:r>
-        <w:rPr>
-          <w:b/>
-        </w:rPr>
-        <w:t>evidence</w:t>
-      </w:r>
-    </w:p>
-    <w:p>
-      <w:pPr>
-        <w:pStyle w:val="Heading3"/>
-      </w:pPr>
-      <w:r>
-        <w:t>Write or draw your reasoning and evidence.</w:t>
-      </w:r>
-    </w:p>
-    <w:p>
-      <w:r>
-        <w:t>________________________________________________________________</w:t>
-      </w:r>
-    </w:p>
-    <w:p>
-      <w:r>
-        <w:t>________________________________________________________________</w:t>
-      </w:r>
-    </w:p>
-    <w:p>
-      <w:r>
-        <w:t>________________________________________________________________</w:t>
-      </w:r>
-    </w:p>
-    <w:p>
-      <w:r>
-        <w:t>________________________________________________________________</w:t>
-      </w:r>
-    </w:p>
-    <w:p>
-      <w:r>
-        <w:t>________________________________________________________________</w:t>
-      </w:r>
-    </w:p>
-    <w:p>
-      <w:pPr>
-        <w:pStyle w:val="Heading1"/>
-      </w:pPr>
-      <w:r>
-        <w:t>07. Check a changed case</w:t>
-      </w:r>
-    </w:p>
-    <w:p>
-      <w:r>
-        <w:t>Apply the procedure to the changed case and record why the conclusion follows.</w:t>
-      </w:r>
-    </w:p>
-    <w:p>
-      <w:pPr>
-        <w:spacing w:line="336" w:lineRule="auto" w:after="180"/>
-        <w:shd w:fill="F5F1FB"/>
-      </w:pPr>
-      <w:r>
-        <w:rPr>
-          <w:b w:val="0"/>
-        </w:rPr>
-        <w:t>A recording says fifteen, but the transcript says fifty. The summary repeats fifty. Where did the error enter, and what should be checked first?</w:t>
-      </w:r>
-    </w:p>
-    <w:p>
-      <w:pPr>
-        <w:spacing w:line="336" w:lineRule="auto" w:after="180"/>
-      </w:pPr>
-      <w:r>
-        <w:rPr>
-          <w:b w:val="0"/>
-        </w:rPr>
-        <w:t>My independent answer and reason</w:t>
-      </w:r>
-    </w:p>
-    <w:p>
-      <w:pPr>
-        <w:pStyle w:val="Heading3"/>
-      </w:pPr>
-      <w:r>
-        <w:t>Write or draw your reasoning and evidence.</w:t>
-      </w:r>
-    </w:p>
-    <w:p>
-      <w:r>
-        <w:t>________________________________________________________________</w:t>
-      </w:r>
-    </w:p>
-    <w:p>
-      <w:r>
-        <w:t>________________________________________________________________</w:t>
-      </w:r>
-    </w:p>
-    <w:p>
-      <w:r>
-        <w:t>________________________________________________________________</w:t>
-      </w:r>
-    </w:p>
-    <w:p>
-      <w:r>
-        <w:t>________________________________________________________________</w:t>
-      </w:r>
-    </w:p>
-    <w:p>
-      <w:r>
-        <w:t>________________________________________________________________</w:t>
-      </w:r>
-    </w:p>
-    <w:p>
-      <w:pPr>
-        <w:pStyle w:val="Heading3"/>
-      </w:pPr>
-      <w:r>
-        <w:t>Week 12 Test and reflect</w:t>
-      </w:r>
-    </w:p>
-    <w:p>
-      <w:pPr>
-        <w:pStyle w:val="Heading1"/>
-      </w:pPr>
-      <w:r>
-        <w:t>08. Design a revealing test</w:t>
-      </w:r>
-    </w:p>
-    <w:p>
-      <w:r>
-        <w:t>Specify a changed input, expected result and observation separately.</w:t>
-      </w:r>
-    </w:p>
-    <w:p>
-      <w:pPr>
-        <w:spacing w:line="336" w:lineRule="auto" w:after="180"/>
-      </w:pPr>
-      <w:r>
-        <w:rPr>
-          <w:b w:val="0"/>
-        </w:rPr>
-        <w:t xml:space="preserve">Create a changed </w:t>
-      </w:r>
-      <w:r>
-        <w:rPr>
-          <w:b/>
-        </w:rPr>
-        <w:t>input</w:t>
-      </w:r>
-      <w:r>
-        <w:rPr>
-          <w:b w:val="0"/>
-        </w:rPr>
-        <w:t>, boundary case or missing-information case. Write the expected answer or safe response before testing.</w:t>
-      </w:r>
-    </w:p>
-    <w:tbl>
-      <w:tblPr>
-        <w:tblStyle w:val="LightShading-Accent1"/>
-        <w:tblW w:type="auto" w:w="0"/>
-        <w:tblLook w:firstColumn="1" w:firstRow="1" w:lastColumn="0" w:lastRow="0" w:noHBand="0" w:noVBand="1" w:val="04A0"/>
-      </w:tblPr>
-      <w:tblGrid>
-        <w:gridCol w:w="5112"/>
-        <w:gridCol w:w="5112"/>
-      </w:tblGrid>
-      <w:tr>
-        <w:trPr>
-          <w:tblHeader/>
-        </w:trPr>
-        <w:tc>
-          <w:tcPr>
-            <w:tcW w:type="dxa" w:w="5112"/>
-          </w:tcPr>
-          <w:p>
-            <w:r>
-              <w:t>Test record</w:t>
-            </w:r>
-          </w:p>
-        </w:tc>
-        <w:tc>
-          <w:tcPr>
-            <w:tcW w:type="dxa" w:w="5112"/>
-          </w:tcPr>
-          <w:p>
-            <w:r>
-              <w:t>My evidence</w:t>
-            </w:r>
-          </w:p>
-        </w:tc>
-      </w:tr>
-      <w:tr>
-        <w:tc>
-          <w:tcPr>
-            <w:tcW w:type="dxa" w:w="5112"/>
-          </w:tcPr>
-          <w:p>
-            <w:r>
-              <w:t>Changed input or condition</w:t>
-            </w:r>
-          </w:p>
-        </w:tc>
-        <w:tc>
-          <w:tcPr>
-            <w:tcW w:type="dxa" w:w="5112"/>
-          </w:tcPr>
-          <w:p>
-            <w:r/>
-          </w:p>
-        </w:tc>
-      </w:tr>
-      <w:tr>
-        <w:tc>
-          <w:tcPr>
-            <w:tcW w:type="dxa" w:w="5112"/>
-          </w:tcPr>
-          <w:p>
-            <w:r>
-              <w:t>Expected answer or fallback</w:t>
-            </w:r>
-          </w:p>
-        </w:tc>
-        <w:tc>
-          <w:tcPr>
-            <w:tcW w:type="dxa" w:w="5112"/>
-          </w:tcPr>
-          <w:p>
-            <w:r/>
-          </w:p>
-        </w:tc>
-      </w:tr>
-      <w:tr>
-        <w:tc>
-          <w:tcPr>
-            <w:tcW w:type="dxa" w:w="5112"/>
-          </w:tcPr>
-          <w:p>
-            <w:r>
-              <w:t>Observed result</w:t>
-            </w:r>
-          </w:p>
-        </w:tc>
-        <w:tc>
-          <w:tcPr>
-            <w:tcW w:type="dxa" w:w="5112"/>
-          </w:tcPr>
-          <w:p>
-            <w:r/>
-          </w:p>
-        </w:tc>
-      </w:tr>
-      <w:tr>
-        <w:tc>
-          <w:tcPr>
-            <w:tcW w:type="dxa" w:w="5112"/>
-          </w:tcPr>
-          <w:p>
-            <w:r>
-              <w:t>Why the result occurred</w:t>
-            </w:r>
-          </w:p>
-        </w:tc>
-        <w:tc>
-          <w:tcPr>
-            <w:tcW w:type="dxa" w:w="5112"/>
-          </w:tcPr>
-          <w:p>
-            <w:r/>
-          </w:p>
-        </w:tc>
-      </w:tr>
-    </w:tbl>
-    <w:p>
-      <w:pPr>
-        <w:pStyle w:val="Heading1"/>
-      </w:pPr>
-      <w:r>
-        <w:t>09. Project checkpoint</w:t>
-      </w:r>
-    </w:p>
-    <w:p>
-      <w:r>
-        <w:t>Justify what Speech and Audio Systems adds to Verified Study Buddy and keep the evidence.</w:t>
-      </w:r>
-    </w:p>
-    <w:p>
-      <w:pPr>
-        <w:spacing w:line="336" w:lineRule="auto" w:after="180"/>
-      </w:pPr>
-      <w:r>
-        <w:rPr>
-          <w:b w:val="0"/>
-        </w:rPr>
-        <w:t>Show transcripts and require confirmation before saving memory or using tools.</w:t>
-      </w:r>
-    </w:p>
-    <w:p>
-      <w:pPr>
-        <w:spacing w:line="336" w:lineRule="auto" w:after="180"/>
-      </w:pPr>
-      <w:r>
-        <w:rPr>
-          <w:b w:val="0"/>
-        </w:rPr>
-        <w:t xml:space="preserve">The project change and </w:t>
-      </w:r>
-      <w:r>
-        <w:rPr>
-          <w:b/>
-        </w:rPr>
-        <w:t>evidence</w:t>
-      </w:r>
-      <w:r>
-        <w:rPr>
-          <w:b w:val="0"/>
-        </w:rPr>
-        <w:t xml:space="preserve"> I will keep</w:t>
-      </w:r>
-    </w:p>
-    <w:p>
-      <w:pPr>
-        <w:pStyle w:val="Heading3"/>
-      </w:pPr>
-      <w:r>
-        <w:t>Write or draw your reasoning and evidence.</w:t>
-      </w:r>
-    </w:p>
-    <w:p>
-      <w:r>
-        <w:t>________________________________________________________________</w:t>
-      </w:r>
-    </w:p>
-    <w:p>
-      <w:r>
-        <w:t>________________________________________________________________</w:t>
-      </w:r>
-    </w:p>
-    <w:p>
-      <w:r>
-        <w:t>________________________________________________________________</w:t>
-      </w:r>
-    </w:p>
-    <w:p>
-      <w:r>
-        <w:t>________________________________________________________________</w:t>
-      </w:r>
-    </w:p>
-    <w:p>
-      <w:r>
-        <w:t>________________________________________________________________</w:t>
-      </w:r>
-    </w:p>
-    <w:p>
-      <w:pPr>
-        <w:pStyle w:val="Heading1"/>
-      </w:pPr>
-      <w:r>
-        <w:t>10. Self check</w:t>
-      </w:r>
-    </w:p>
-    <w:p>
-      <w:r>
-        <w:t>Judge explanation, evidence, transfer and limits separately; attach the work behind your judgement.</w:t>
-      </w:r>
-    </w:p>
-    <w:p>
-      <w:pPr>
-        <w:pStyle w:val="ListBullet"/>
-      </w:pPr>
-      <w:r>
-        <w:t>I can explain the mechanism.</w:t>
-      </w:r>
-    </w:p>
-    <w:p>
-      <w:pPr>
-        <w:pStyle w:val="ListBullet"/>
-      </w:pPr>
-      <w:r>
-        <w:t>I can show evidence.</w:t>
-      </w:r>
-    </w:p>
-    <w:p>
-      <w:pPr>
-        <w:pStyle w:val="ListBullet"/>
-      </w:pPr>
-      <w:r>
-        <w:t>I can handle a changed case.</w:t>
-      </w:r>
-    </w:p>
-    <w:p>
-      <w:pPr>
-        <w:pStyle w:val="ListBullet"/>
-      </w:pPr>
-      <w:r>
-        <w:t>I can name a limit.</w:t>
-      </w:r>
-    </w:p>
-    <w:p>
-      <w:r>
-        <w:t>Mark each as not yet, with help or independently, and attach supporting work.</w:t>
-      </w:r>
-    </w:p>
-    <w:p>
-      <w:pPr>
-        <w:spacing w:line="336" w:lineRule="auto" w:after="180"/>
-      </w:pPr>
-      <w:r>
-        <w:rPr>
-          <w:b w:val="0"/>
-        </w:rPr>
-        <w:t>Teacher review ____________________  Next step ____________________</w:t>
-      </w:r>
-    </w:p>
-    <w:p>
-      <w:pPr>
-        <w:pStyle w:val="Heading1"/>
-      </w:pPr>
-      <w:r>
-        <w:t>11. Transfer practice from the original programme</w:t>
-      </w:r>
-    </w:p>
-    <w:p>
-      <w:r>
-        <w:t>Use this earlier case as transfer practice. A case already discussed with feedback is not fresh assessment evidence.</w:t>
-      </w:r>
-    </w:p>
-    <w:p>
-      <w:pPr>
-        <w:spacing w:line="336" w:lineRule="auto" w:after="180"/>
-        <w:shd w:fill="F5F1FB"/>
-      </w:pPr>
-      <w:r>
-        <w:rPr>
-          <w:b w:val="0"/>
-        </w:rPr>
-        <w:t>Audio says 'sixteen divided by four'; transcript says 'sixty divided by four'; calculator returns 15. Which stage first fails? What would a useful confirmation show?</w:t>
-      </w:r>
-    </w:p>
-    <w:p>
-      <w:pPr>
-        <w:pStyle w:val="Heading3"/>
-      </w:pPr>
-      <w:r>
-        <w:t>My independently reasoned answer</w:t>
-      </w:r>
-    </w:p>
-    <w:p>
-      <w:r>
-        <w:t>________________________________________________________________</w:t>
-      </w:r>
-    </w:p>
-    <w:p>
-      <w:r>
-        <w:t>________________________________________________________________</w:t>
-      </w:r>
-    </w:p>
-    <w:p>
-      <w:r>
-        <w:t>________________________________________________________________</w:t>
-      </w:r>
-    </w:p>
-    <w:p>
-      <w:r>
-        <w:t>________________________________________________________________</w:t>
-      </w:r>
-    </w:p>
-    <w:p>
-      <w:r>
-        <w:t>________________________________________________________________</w:t>
-      </w:r>
-    </w:p>
-    <w:p>
-      <w:r>
-        <w:t>________________________________________________________________</w:t>
-      </w:r>
-    </w:p>
-    <w:p>
-      <w:r>
-        <w:t>________________________________________________________________</w:t>
-      </w:r>
-    </w:p>
-    <w:p>
-      <w:pPr>
-        <w:spacing w:line="336" w:lineRule="auto" w:after="180"/>
-      </w:pPr>
-      <w:r>
-        <w:rPr>
-          <w:b w:val="0"/>
-        </w:rPr>
-        <w:t>Record support used: none, hint or teacher explanation.</w:t>
-      </w:r>
-    </w:p>
-    <w:p>
-      <w:pPr>
-        <w:pStyle w:val="Heading1"/>
-      </w:pPr>
-      <w:r>
-        <w:t>12. W1 Explain the mechanism</w:t>
-      </w:r>
-    </w:p>
-    <w:p>
-      <w:r>
-        <w:t>Explain the mechanism. Apply the supplied Speech and Audio Systems facts and keep your reasoning.</w:t>
-      </w:r>
-    </w:p>
-    <w:p>
-      <w:pPr>
-        <w:pStyle w:val="Heading3"/>
-      </w:pPr>
-      <w:r>
-        <w:t>Where to find the supplied example</w:t>
-      </w:r>
-    </w:p>
-    <w:p>
-      <w:pPr>
-        <w:spacing w:line="336" w:lineRule="auto" w:after="180"/>
-        <w:shd w:fill="F1F6F8"/>
-      </w:pPr>
-      <w:r>
-        <w:rPr>
-          <w:b w:val="0"/>
-        </w:rPr>
-        <w:t>Reference for this exercise: open this week’s student lesson, “Speech and Audio Systems”, at “See how it works” and “Follow a worked example”. Use the original worked values or code named in the question; the later pictorial case is a separate example. Keep this reference beside your workbook while practising.</w:t>
-      </w:r>
-    </w:p>
-    <w:p>
-      <w:pPr>
-        <w:spacing w:line="336" w:lineRule="auto" w:after="180"/>
-      </w:pPr>
-      <w:r>
-        <w:rPr>
-          <w:b w:val="0"/>
-        </w:rPr>
-        <w:t xml:space="preserve">Explain the weekly </w:t>
-      </w:r>
-      <w:r>
-        <w:rPr>
-          <w:b/>
-        </w:rPr>
-        <w:t>mechanism</w:t>
-      </w:r>
-      <w:r>
-        <w:rPr>
-          <w:b w:val="0"/>
-        </w:rPr>
-        <w:t xml:space="preserve"> in your own words. Use the worked scenario to name its </w:t>
-      </w:r>
-      <w:r>
-        <w:rPr>
-          <w:b/>
-        </w:rPr>
-        <w:t>input</w:t>
-      </w:r>
-      <w:r>
-        <w:rPr>
-          <w:b w:val="0"/>
-        </w:rPr>
-        <w:t xml:space="preserve">, decision rule and </w:t>
-      </w:r>
-      <w:r>
-        <w:rPr>
-          <w:b/>
-        </w:rPr>
-        <w:t>output</w:t>
-      </w:r>
-      <w:r>
-        <w:rPr>
-          <w:b w:val="0"/>
-        </w:rPr>
-        <w:t>.</w:t>
-      </w:r>
-    </w:p>
-    <w:p>
-      <w:pPr>
-        <w:pStyle w:val="Heading3"/>
-      </w:pPr>
-      <w:r>
-        <w:t>My reasoning and evidence</w:t>
-      </w:r>
-    </w:p>
-    <w:p>
-      <w:r>
-        <w:t>________________________________________________________________</w:t>
-      </w:r>
-    </w:p>
-    <w:p>
-      <w:r>
-        <w:t>________________________________________________________________</w:t>
-      </w:r>
-    </w:p>
-    <w:p>
-      <w:r>
-        <w:t>________________________________________________________________</w:t>
-      </w:r>
-    </w:p>
-    <w:p>
-      <w:r>
-        <w:t>________________________________________________________________</w:t>
-      </w:r>
-    </w:p>
-    <w:p>
-      <w:r>
-        <w:t>________________________________________________________________</w:t>
-      </w:r>
-    </w:p>
-    <w:p>
-      <w:r>
-        <w:t>________________________________________________________________</w:t>
-      </w:r>
-    </w:p>
-    <w:p>
-      <w:pPr>
-        <w:pStyle w:val="Heading1"/>
-      </w:pPr>
-      <w:r>
-        <w:t>13. W2 Trace the worked case</w:t>
-      </w:r>
-    </w:p>
-    <w:p>
-      <w:r>
-        <w:t>Trace the worked case. Apply the supplied Speech and Audio Systems facts and keep your reasoning.</w:t>
-      </w:r>
-    </w:p>
-    <w:p>
-      <w:pPr>
-        <w:pStyle w:val="Heading3"/>
-      </w:pPr>
-      <w:r>
-        <w:t>Where to find the supplied example</w:t>
-      </w:r>
-    </w:p>
-    <w:p>
-      <w:pPr>
-        <w:spacing w:line="336" w:lineRule="auto" w:after="180"/>
-        <w:shd w:fill="F1F6F8"/>
-      </w:pPr>
-      <w:r>
-        <w:rPr>
-          <w:b w:val="0"/>
-        </w:rPr>
-        <w:t>Reference for this exercise: open this week’s student lesson, “Speech and Audio Systems”, at “See how it works” and “Follow a worked example”. Use the original worked values or code named in the question; the later pictorial case is a separate example. Keep this reference beside your workbook while practising.</w:t>
-      </w:r>
-    </w:p>
-    <w:p>
-      <w:pPr>
-        <w:spacing w:line="336" w:lineRule="auto" w:after="180"/>
-      </w:pPr>
-      <w:r>
-        <w:rPr>
-          <w:b w:val="0"/>
-        </w:rPr>
-        <w:t>Audio transcript reads fifteen boxes; a clear written inventory says fifty boxes. The original audio is unavailable and the assistant reports fifteen as certain.</w:t>
-      </w:r>
-    </w:p>
-    <w:p>
-      <w:pPr>
-        <w:spacing w:line="336" w:lineRule="auto" w:after="180"/>
-      </w:pPr>
-      <w:r>
-        <w:rPr>
-          <w:b w:val="0"/>
-        </w:rPr>
-        <w:t>Show the intermediate steps and give the conclusion with its scope.</w:t>
-      </w:r>
-    </w:p>
-    <w:p>
-      <w:pPr>
-        <w:pStyle w:val="Heading3"/>
-      </w:pPr>
-      <w:r>
-        <w:t>My reasoning and evidence</w:t>
-      </w:r>
-    </w:p>
-    <w:p>
-      <w:r>
-        <w:t>________________________________________________________________</w:t>
-      </w:r>
-    </w:p>
-    <w:p>
-      <w:r>
-        <w:t>________________________________________________________________</w:t>
-      </w:r>
-    </w:p>
-    <w:p>
-      <w:r>
-        <w:t>________________________________________________________________</w:t>
-      </w:r>
-    </w:p>
-    <w:p>
-      <w:r>
-        <w:t>________________________________________________________________</w:t>
-      </w:r>
-    </w:p>
-    <w:p>
-      <w:r>
-        <w:t>________________________________________________________________</w:t>
-      </w:r>
-    </w:p>
-    <w:p>
-      <w:r>
-        <w:t>________________________________________________________________</w:t>
-      </w:r>
-    </w:p>
-    <w:p>
-      <w:r>
-        <w:t>________________________________________________________________</w:t>
-      </w:r>
-    </w:p>
-    <w:p>
-      <w:pPr>
-        <w:pStyle w:val="Heading1"/>
-      </w:pPr>
-      <w:r>
-        <w:t>14. W3 Audit the limit</w:t>
-      </w:r>
-    </w:p>
-    <w:p>
-      <w:r>
-        <w:t>Audit the limit. Apply the supplied Speech and Audio Systems facts and keep your reasoning.</w:t>
-      </w:r>
-    </w:p>
-    <w:p>
-      <w:pPr>
-        <w:spacing w:line="336" w:lineRule="auto" w:after="180"/>
-      </w:pPr>
-      <w:r>
-        <w:rPr>
-          <w:b w:val="0"/>
-        </w:rPr>
-        <w:t xml:space="preserve">A report omits this qualification: A stage-level accuracy or authority policy does not establish every </w:t>
-      </w:r>
-      <w:r>
-        <w:rPr>
-          <w:b/>
-        </w:rPr>
-        <w:t>modality</w:t>
-      </w:r>
-      <w:r>
-        <w:rPr>
-          <w:b w:val="0"/>
-        </w:rPr>
-        <w:t xml:space="preserve"> agrees or every downstream claim is supported.</w:t>
-      </w:r>
-    </w:p>
-    <w:p>
-      <w:pPr>
-        <w:spacing w:line="336" w:lineRule="auto" w:after="180"/>
-      </w:pPr>
-      <w:r>
-        <w:rPr>
-          <w:b w:val="0"/>
-        </w:rPr>
-        <w:t>Explain how omitting it could change a reader's interpretation, and write an accurate replacement.</w:t>
-      </w:r>
-    </w:p>
-    <w:p>
-      <w:pPr>
-        <w:pStyle w:val="Heading3"/>
-      </w:pPr>
-      <w:r>
-        <w:t>My reasoning and evidence</w:t>
-      </w:r>
-    </w:p>
-    <w:p>
-      <w:r>
-        <w:t>________________________________________________________________</w:t>
-      </w:r>
-    </w:p>
-    <w:p>
-      <w:r>
-        <w:t>________________________________________________________________</w:t>
-      </w:r>
-    </w:p>
-    <w:p>
-      <w:r>
-        <w:t>________________________________________________________________</w:t>
-      </w:r>
-    </w:p>
-    <w:p>
-      <w:r>
-        <w:t>________________________________________________________________</w:t>
-      </w:r>
-    </w:p>
-    <w:p>
-      <w:r>
-        <w:t>________________________________________________________________</w:t>
-      </w:r>
-    </w:p>
-    <w:p>
-      <w:r>
-        <w:t>________________________________________________________________</w:t>
-      </w:r>
-    </w:p>
-    <w:p>
-      <w:pPr>
-        <w:pStyle w:val="Heading1"/>
-      </w:pPr>
-      <w:r>
-        <w:t>15. W4 Apply a new case independently</w:t>
-      </w:r>
-    </w:p>
-    <w:p>
-      <w:r>
-        <w:t>Attempt before feedback. If this repeats the selected independent case, reuse that first attempt; otherwise keep a separate record. Apply a new case independently. Apply the supplied Speech and Audio Systems facts and keep your reasoning.</w:t>
-      </w:r>
-    </w:p>
-    <w:p>
-      <w:pPr>
-        <w:spacing w:line="336" w:lineRule="auto" w:after="180"/>
-      </w:pPr>
-      <w:r>
-        <w:rPr>
-          <w:b w:val="0"/>
-        </w:rPr>
-        <w:t xml:space="preserve">Transcript says room E; a current written approval says room F. The task requires current approved room. Written approval is declared authoritative; trace the response and the </w:t>
-      </w:r>
-      <w:r>
-        <w:rPr>
-          <w:b/>
-        </w:rPr>
-        <w:t>transcription</w:t>
-      </w:r>
-      <w:r>
-        <w:rPr>
-          <w:b w:val="0"/>
-        </w:rPr>
-        <w:t xml:space="preserve"> limit.</w:t>
-      </w:r>
-    </w:p>
-    <w:p>
-      <w:pPr>
-        <w:pStyle w:val="Heading3"/>
-      </w:pPr>
-      <w:r>
-        <w:t>My reasoning and evidence</w:t>
-      </w:r>
-    </w:p>
-    <w:p>
-      <w:r>
-        <w:t>________________________________________________________________</w:t>
-      </w:r>
-    </w:p>
-    <w:p>
-      <w:r>
-        <w:t>________________________________________________________________</w:t>
-      </w:r>
-    </w:p>
-    <w:p>
-      <w:r>
-        <w:t>________________________________________________________________</w:t>
-      </w:r>
-    </w:p>
-    <w:p>
-      <w:r>
-        <w:t>________________________________________________________________</w:t>
-      </w:r>
-    </w:p>
-    <w:p>
-      <w:r>
-        <w:t>________________________________________________________________</w:t>
-      </w:r>
-    </w:p>
-    <w:p>
-      <w:r>
-        <w:t>________________________________________________________________</w:t>
-      </w:r>
-    </w:p>
-    <w:p>
-      <w:r>
-        <w:t>________________________________________________________________</w:t>
-      </w:r>
-    </w:p>
-    <w:p>
-      <w:r>
-        <w:t>________________________________________________________________</w:t>
-      </w:r>
-    </w:p>
-    <w:p>
-      <w:pPr>
-        <w:pStyle w:val="Heading1"/>
-      </w:pPr>
-      <w:r>
-        <w:t>16. W5 Design a revealing follow-up</w:t>
-      </w:r>
-    </w:p>
-    <w:p>
-      <w:r>
-        <w:t>Design a revealing follow-up. Apply the supplied Speech and Audio Systems facts and keep your reasoning.</w:t>
-      </w:r>
-    </w:p>
-    <w:p>
-      <w:pPr>
-        <w:pStyle w:val="Heading3"/>
-      </w:pPr>
-      <w:r>
-        <w:t>Where to find the supplied example</w:t>
-      </w:r>
-    </w:p>
-    <w:p>
-      <w:pPr>
-        <w:spacing w:line="336" w:lineRule="auto" w:after="180"/>
-        <w:shd w:fill="F1F6F8"/>
-      </w:pPr>
-      <w:r>
-        <w:rPr>
-          <w:b w:val="0"/>
-        </w:rPr>
-        <w:t>Reference for this exercise: open this week’s student lesson, “Speech and Audio Systems”, at “See how it works” and “Follow a worked example”. Use the original worked values or code named in the question; the later pictorial case is a separate example. Keep this reference beside your workbook while practising.</w:t>
-      </w:r>
-    </w:p>
-    <w:p>
-      <w:pPr>
-        <w:spacing w:line="336" w:lineRule="auto" w:after="180"/>
-      </w:pPr>
-      <w:r>
-        <w:rPr>
-          <w:b w:val="0"/>
-        </w:rPr>
-        <w:t>For the worked scenario, propose one additional case that could reveal a failure, describe its expected outcome before running it, and explain what would need to remain fixed for a fair comparison.</w:t>
-      </w:r>
-    </w:p>
-    <w:p>
-      <w:pPr>
-        <w:spacing w:line="336" w:lineRule="auto" w:after="180"/>
-      </w:pPr>
-      <w:r>
-        <w:rPr>
-          <w:b w:val="0"/>
-        </w:rPr>
-        <w:t>Do not reuse W4 as a new final test after receiving feedback.</w:t>
-      </w:r>
-    </w:p>
-    <w:p>
-      <w:pPr>
-        <w:pStyle w:val="Heading3"/>
-      </w:pPr>
-      <w:r>
-        <w:t>My reasoning and evidence</w:t>
-      </w:r>
-    </w:p>
-    <w:p>
-      <w:r>
-        <w:t>________________________________________________________________</w:t>
-      </w:r>
-    </w:p>
-    <w:p>
-      <w:r>
-        <w:t>________________________________________________________________</w:t>
-      </w:r>
-    </w:p>
-    <w:p>
-      <w:r>
-        <w:t>________________________________________________________________</w:t>
-      </w:r>
-    </w:p>
-    <w:p>
-      <w:r>
-        <w:t>________________________________________________________________</w:t>
-      </w:r>
-    </w:p>
-    <w:p>
-      <w:r>
-        <w:t>________________________________________________________________</w:t>
-      </w:r>
-    </w:p>
-    <w:p>
-      <w:r>
-        <w:t>________________________________________________________________</w:t>
-      </w:r>
-    </w:p>
-    <w:p>
-      <w:r>
-        <w:t>________________________________________________________________</w:t>
-      </w:r>
-    </w:p>
-    <w:p>
-      <w:pPr>
-        <w:pStyle w:val="Heading1"/>
-      </w:pPr>
-      <w:r>
-        <w:t>17. Feedback, return check and learning record</w:t>
-      </w:r>
-    </w:p>
-    <w:p>
-      <w:r>
-        <w:t>Record the first repaired step and a different case to revisit after a delay.</w:t>
+        <w:t>17. Feedback · Repair and return</w:t>
+      </w:r>
+    </w:p>
+    <w:p>
+      <w:r>
+        <w:t>Keep the first attempt, the repair and a changed-case return.</w:t>
+      </w:r>
+    </w:p>
+    <w:p>
+      <w:pPr>
+        <w:pStyle w:val="Heading2"/>
+      </w:pPr>
+      <w:r>
+        <w:t>Your evidence record</w:t>
       </w:r>
     </w:p>
     <w:tbl>
@@ -1702,12 +920,871 @@
         <w:pStyle w:val="Heading1"/>
       </w:pPr>
       <w:r>
-        <w:t>18. Pictorial case practice: Speech and Audio Systems</w:t>
-      </w:r>
-    </w:p>
-    <w:p>
-      <w:r>
-        <w:t>A fictional learner dictates a calculation to a voice assistant. Explain the labelled step before checking the changed condition.</w:t>
+        <w:t>10. Finish · Judge the evidence in your work</w:t>
+      </w:r>
+    </w:p>
+    <w:p>
+      <w:r>
+        <w:t>Point to work that supports your confidence level.</w:t>
+      </w:r>
+    </w:p>
+    <w:p>
+      <w:pPr>
+        <w:pStyle w:val="Heading2"/>
+      </w:pPr>
+      <w:r>
+        <w:t>Your evidence record</w:t>
+      </w:r>
+    </w:p>
+    <w:p>
+      <w:pPr>
+        <w:pStyle w:val="ListBullet"/>
+      </w:pPr>
+      <w:r>
+        <w:t>I can explain the mechanism.</w:t>
+      </w:r>
+    </w:p>
+    <w:p>
+      <w:pPr>
+        <w:pStyle w:val="ListBullet"/>
+      </w:pPr>
+      <w:r>
+        <w:t>I can show evidence.</w:t>
+      </w:r>
+    </w:p>
+    <w:p>
+      <w:pPr>
+        <w:pStyle w:val="ListBullet"/>
+      </w:pPr>
+      <w:r>
+        <w:t>I can handle a changed case.</w:t>
+      </w:r>
+    </w:p>
+    <w:p>
+      <w:pPr>
+        <w:pStyle w:val="ListBullet"/>
+      </w:pPr>
+      <w:r>
+        <w:t>I can name a limit.</w:t>
+      </w:r>
+    </w:p>
+    <w:p>
+      <w:r>
+        <w:t>Mark each as not yet, with help or independently, and attach supporting work.</w:t>
+      </w:r>
+    </w:p>
+    <w:p>
+      <w:pPr>
+        <w:spacing w:line="336" w:lineRule="auto" w:after="180"/>
+      </w:pPr>
+      <w:r>
+        <w:rPr>
+          <w:b w:val="0"/>
+        </w:rPr>
+        <w:t>Teacher review ____________________  Next step ____________________</w:t>
+      </w:r>
+    </w:p>
+    <w:p>
+      <w:pPr>
+        <w:pStyle w:val="Heading1"/>
+      </w:pPr>
+      <w:r>
+        <w:t>Reference bank and extra practice</w:t>
+      </w:r>
+    </w:p>
+    <w:p>
+      <w:pPr>
+        <w:pStyle w:val="Heading1"/>
+      </w:pPr>
+      <w:r>
+        <w:t>02. Reference · Supported W2 record</w:t>
+      </w:r>
+    </w:p>
+    <w:p>
+      <w:r>
+        <w:t>This is the same W2 attempt. Keep one response record.</w:t>
+      </w:r>
+    </w:p>
+    <w:p>
+      <w:pPr>
+        <w:pStyle w:val="Heading2"/>
+      </w:pPr>
+      <w:r>
+        <w:t>Use this when helpful</w:t>
+      </w:r>
+    </w:p>
+    <w:p>
+      <w:pPr>
+        <w:spacing w:line="336" w:lineRule="auto" w:after="180"/>
+      </w:pPr>
+      <w:r>
+        <w:rPr>
+          <w:b w:val="0"/>
+        </w:rPr>
+        <w:t xml:space="preserve">Use W2: Trace the worked case for Speech pipelines and multimodal </w:t>
+      </w:r>
+      <w:r>
+        <w:rPr>
+          <w:b/>
+        </w:rPr>
+        <w:t>evidence</w:t>
+      </w:r>
+      <w:r>
+        <w:rPr>
+          <w:b w:val="0"/>
+        </w:rPr>
+        <w:t>. Record the answer once; the lesson and workbook refer to the same attempt.</w:t>
+      </w:r>
+    </w:p>
+    <w:tbl>
+      <w:tblPr>
+        <w:tblStyle w:val="LightShading-Accent1"/>
+        <w:tblW w:type="auto" w:w="0"/>
+        <w:tblLook w:firstColumn="1" w:firstRow="1" w:lastColumn="0" w:lastRow="0" w:noHBand="0" w:noVBand="1" w:val="04A0"/>
+      </w:tblPr>
+      <w:tblGrid>
+        <w:gridCol w:w="2556"/>
+        <w:gridCol w:w="2556"/>
+        <w:gridCol w:w="2556"/>
+        <w:gridCol w:w="2556"/>
+      </w:tblGrid>
+      <w:tr>
+        <w:trPr>
+          <w:tblHeader/>
+        </w:trPr>
+        <w:tc>
+          <w:tcPr>
+            <w:tcW w:type="dxa" w:w="2556"/>
+          </w:tcPr>
+          <w:p>
+            <w:r>
+              <w:t>Given inputs</w:t>
+            </w:r>
+          </w:p>
+        </w:tc>
+        <w:tc>
+          <w:tcPr>
+            <w:tcW w:type="dxa" w:w="2556"/>
+          </w:tcPr>
+          <w:p>
+            <w:r>
+              <w:t>Procedure I chose</w:t>
+            </w:r>
+          </w:p>
+        </w:tc>
+        <w:tc>
+          <w:tcPr>
+            <w:tcW w:type="dxa" w:w="2556"/>
+          </w:tcPr>
+          <w:p>
+            <w:r>
+              <w:t>Middle steps</w:t>
+            </w:r>
+          </w:p>
+        </w:tc>
+        <w:tc>
+          <w:tcPr>
+            <w:tcW w:type="dxa" w:w="2556"/>
+          </w:tcPr>
+          <w:p>
+            <w:r>
+              <w:t>Result and check</w:t>
+            </w:r>
+          </w:p>
+        </w:tc>
+      </w:tr>
+      <w:tr>
+        <w:tc>
+          <w:tcPr>
+            <w:tcW w:type="dxa" w:w="2556"/>
+          </w:tcPr>
+          <w:p>
+            <w:r/>
+          </w:p>
+        </w:tc>
+        <w:tc>
+          <w:tcPr>
+            <w:tcW w:type="dxa" w:w="2556"/>
+          </w:tcPr>
+          <w:p>
+            <w:r/>
+          </w:p>
+        </w:tc>
+        <w:tc>
+          <w:tcPr>
+            <w:tcW w:type="dxa" w:w="2556"/>
+          </w:tcPr>
+          <w:p>
+            <w:r/>
+          </w:p>
+        </w:tc>
+        <w:tc>
+          <w:tcPr>
+            <w:tcW w:type="dxa" w:w="2556"/>
+          </w:tcPr>
+          <w:p>
+            <w:r/>
+          </w:p>
+        </w:tc>
+      </w:tr>
+    </w:tbl>
+    <w:p>
+      <w:pPr>
+        <w:pStyle w:val="Heading3"/>
+      </w:pPr>
+      <w:r>
+        <w:t>The step I completed without help, and the hint I needed</w:t>
+      </w:r>
+    </w:p>
+    <w:p>
+      <w:r>
+        <w:t>________________________________________________________________</w:t>
+      </w:r>
+    </w:p>
+    <w:p>
+      <w:r>
+        <w:t>________________________________________________________________</w:t>
+      </w:r>
+    </w:p>
+    <w:p>
+      <w:r>
+        <w:t>________________________________________________________________</w:t>
+      </w:r>
+    </w:p>
+    <w:p>
+      <w:pPr>
+        <w:pStyle w:val="Heading1"/>
+      </w:pPr>
+      <w:r>
+        <w:t>03. Extra practice · Repair the explanation</w:t>
+      </w:r>
+    </w:p>
+    <w:p>
+      <w:r>
+        <w:t>Explain the deciding fact before discussing the answer.</w:t>
+      </w:r>
+    </w:p>
+    <w:p>
+      <w:pPr>
+        <w:pStyle w:val="Heading2"/>
+      </w:pPr>
+      <w:r>
+        <w:t>Use this when helpful</w:t>
+      </w:r>
+    </w:p>
+    <w:p>
+      <w:pPr>
+        <w:spacing w:line="336" w:lineRule="auto" w:after="180"/>
+      </w:pPr>
+      <w:r>
+        <w:rPr>
+          <w:b w:val="0"/>
+        </w:rPr>
+        <w:t xml:space="preserve">Use the worked case for Speech pipelines and multimodal </w:t>
+      </w:r>
+      <w:r>
+        <w:rPr>
+          <w:b/>
+        </w:rPr>
+        <w:t>evidence</w:t>
+      </w:r>
+      <w:r>
+        <w:rPr>
+          <w:b w:val="0"/>
+        </w:rPr>
+        <w:t>. Proposed explanation: “The worked result establishes every future case”. Decide whether this explanation is supported.</w:t>
+      </w:r>
+    </w:p>
+    <w:p>
+      <w:pPr>
+        <w:spacing w:line="336" w:lineRule="auto" w:after="180"/>
+      </w:pPr>
+      <w:r>
+        <w:rPr>
+          <w:b w:val="0"/>
+        </w:rPr>
+        <w:t>Point to the step or supplied fact that decides; explain your repair if needed.</w:t>
+      </w:r>
+    </w:p>
+    <w:p>
+      <w:pPr>
+        <w:pStyle w:val="Heading3"/>
+      </w:pPr>
+      <w:r>
+        <w:t>My explanation before partner discussion</w:t>
+      </w:r>
+    </w:p>
+    <w:p>
+      <w:r>
+        <w:t>________________________________________________________________</w:t>
+      </w:r>
+    </w:p>
+    <w:p>
+      <w:r>
+        <w:t>________________________________________________________________</w:t>
+      </w:r>
+    </w:p>
+    <w:p>
+      <w:r>
+        <w:t>________________________________________________________________</w:t>
+      </w:r>
+    </w:p>
+    <w:p>
+      <w:r>
+        <w:t>________________________________________________________________</w:t>
+      </w:r>
+    </w:p>
+    <w:p>
+      <w:pPr>
+        <w:pStyle w:val="Heading1"/>
+      </w:pPr>
+      <w:r>
+        <w:t>05. Reference · Original learning target</w:t>
+      </w:r>
+    </w:p>
+    <w:p>
+      <w:r>
+        <w:t>Use this target to inspect an explanation.</w:t>
+      </w:r>
+    </w:p>
+    <w:p>
+      <w:pPr>
+        <w:pStyle w:val="Heading2"/>
+      </w:pPr>
+      <w:r>
+        <w:t>Use this when helpful</w:t>
+      </w:r>
+    </w:p>
+    <w:p>
+      <w:pPr>
+        <w:spacing w:line="336" w:lineRule="auto" w:after="180"/>
+      </w:pPr>
+      <w:r>
+        <w:rPr>
+          <w:b w:val="0"/>
+        </w:rPr>
+        <w:t>Audio says 'sixteen divided by four'; transcript says 'sixty divided by four'; calculator returns 15. Which stage first fails? What would a useful confirmation show?</w:t>
+      </w:r>
+    </w:p>
+    <w:p>
+      <w:pPr>
+        <w:pStyle w:val="Heading1"/>
+      </w:pPr>
+      <w:r>
+        <w:t>06. Extra practice · A complete case</w:t>
+      </w:r>
+    </w:p>
+    <w:p>
+      <w:r>
+        <w:t>Try the question before checking the worked explanation.</w:t>
+      </w:r>
+    </w:p>
+    <w:p>
+      <w:pPr>
+        <w:pStyle w:val="Heading2"/>
+      </w:pPr>
+      <w:r>
+        <w:t>Use this when helpful</w:t>
+      </w:r>
+    </w:p>
+    <w:p>
+      <w:pPr>
+        <w:spacing w:line="336" w:lineRule="auto" w:after="180"/>
+      </w:pPr>
+      <w:r>
+        <w:rPr>
+          <w:b w:val="0"/>
+        </w:rPr>
+        <w:t>A speech tool hears fifteen as fifty, then calculates correctly using fifty.</w:t>
+      </w:r>
+    </w:p>
+    <w:p>
+      <w:pPr>
+        <w:spacing w:line="336" w:lineRule="auto" w:after="180"/>
+      </w:pPr>
+      <w:r>
+        <w:rPr>
+          <w:b w:val="0"/>
+        </w:rPr>
+        <w:t>Where did the error enter?</w:t>
+      </w:r>
+    </w:p>
+    <w:p>
+      <w:pPr>
+        <w:spacing w:line="336" w:lineRule="auto" w:after="180"/>
+      </w:pPr>
+      <w:r>
+        <w:rPr>
+          <w:b w:val="0"/>
+        </w:rPr>
+        <w:t xml:space="preserve">Show your trace, calculation or </w:t>
+      </w:r>
+      <w:r>
+        <w:rPr>
+          <w:b/>
+        </w:rPr>
+        <w:t>evidence</w:t>
+      </w:r>
+    </w:p>
+    <w:p>
+      <w:pPr>
+        <w:pStyle w:val="Heading3"/>
+      </w:pPr>
+      <w:r>
+        <w:t>Write or draw your reasoning and evidence.</w:t>
+      </w:r>
+    </w:p>
+    <w:p>
+      <w:r>
+        <w:t>________________________________________________________________</w:t>
+      </w:r>
+    </w:p>
+    <w:p>
+      <w:r>
+        <w:t>________________________________________________________________</w:t>
+      </w:r>
+    </w:p>
+    <w:p>
+      <w:r>
+        <w:t>________________________________________________________________</w:t>
+      </w:r>
+    </w:p>
+    <w:p>
+      <w:r>
+        <w:t>________________________________________________________________</w:t>
+      </w:r>
+    </w:p>
+    <w:p>
+      <w:r>
+        <w:t>________________________________________________________________</w:t>
+      </w:r>
+    </w:p>
+    <w:p>
+      <w:pPr>
+        <w:pStyle w:val="Heading1"/>
+      </w:pPr>
+      <w:r>
+        <w:t>07. Extra practice · A changed case</w:t>
+      </w:r>
+    </w:p>
+    <w:p>
+      <w:r>
+        <w:t>Keep this practice separate from the reserved independent attempt.</w:t>
+      </w:r>
+    </w:p>
+    <w:p>
+      <w:pPr>
+        <w:pStyle w:val="Heading2"/>
+      </w:pPr>
+      <w:r>
+        <w:t>Use this when helpful</w:t>
+      </w:r>
+    </w:p>
+    <w:p>
+      <w:pPr>
+        <w:spacing w:line="336" w:lineRule="auto" w:after="180"/>
+      </w:pPr>
+      <w:r>
+        <w:rPr>
+          <w:b w:val="0"/>
+        </w:rPr>
+        <w:t>A recording says fifteen, but the transcript says fifty. The summary repeats fifty. Where did the error enter, and what should be checked first?</w:t>
+      </w:r>
+    </w:p>
+    <w:p>
+      <w:pPr>
+        <w:spacing w:line="336" w:lineRule="auto" w:after="180"/>
+      </w:pPr>
+      <w:r>
+        <w:rPr>
+          <w:b w:val="0"/>
+        </w:rPr>
+        <w:t>My practice answer and reason</w:t>
+      </w:r>
+    </w:p>
+    <w:p>
+      <w:pPr>
+        <w:pStyle w:val="Heading3"/>
+      </w:pPr>
+      <w:r>
+        <w:t>Write or draw your reasoning and evidence.</w:t>
+      </w:r>
+    </w:p>
+    <w:p>
+      <w:r>
+        <w:t>________________________________________________________________</w:t>
+      </w:r>
+    </w:p>
+    <w:p>
+      <w:r>
+        <w:t>________________________________________________________________</w:t>
+      </w:r>
+    </w:p>
+    <w:p>
+      <w:r>
+        <w:t>________________________________________________________________</w:t>
+      </w:r>
+    </w:p>
+    <w:p>
+      <w:r>
+        <w:t>________________________________________________________________</w:t>
+      </w:r>
+    </w:p>
+    <w:p>
+      <w:r>
+        <w:t>________________________________________________________________</w:t>
+      </w:r>
+    </w:p>
+    <w:p>
+      <w:pPr>
+        <w:pStyle w:val="Heading3"/>
+      </w:pPr>
+      <w:r>
+        <w:t>Week 12 Test and reflect</w:t>
+      </w:r>
+    </w:p>
+    <w:p>
+      <w:pPr>
+        <w:pStyle w:val="Heading1"/>
+      </w:pPr>
+      <w:r>
+        <w:t>08. Extra practice · Design a revealing test</w:t>
+      </w:r>
+    </w:p>
+    <w:p>
+      <w:r>
+        <w:t>Predict before tracing or testing.</w:t>
+      </w:r>
+    </w:p>
+    <w:p>
+      <w:pPr>
+        <w:pStyle w:val="Heading2"/>
+      </w:pPr>
+      <w:r>
+        <w:t>Use this when helpful</w:t>
+      </w:r>
+    </w:p>
+    <w:p>
+      <w:pPr>
+        <w:spacing w:line="336" w:lineRule="auto" w:after="180"/>
+      </w:pPr>
+      <w:r>
+        <w:rPr>
+          <w:b w:val="0"/>
+        </w:rPr>
+        <w:t xml:space="preserve">Create a changed </w:t>
+      </w:r>
+      <w:r>
+        <w:rPr>
+          <w:b/>
+        </w:rPr>
+        <w:t>input</w:t>
+      </w:r>
+      <w:r>
+        <w:rPr>
+          <w:b w:val="0"/>
+        </w:rPr>
+        <w:t>, boundary case or missing-information case. Write the expected answer or safe response before testing.</w:t>
+      </w:r>
+    </w:p>
+    <w:tbl>
+      <w:tblPr>
+        <w:tblStyle w:val="LightShading-Accent1"/>
+        <w:tblW w:type="auto" w:w="0"/>
+        <w:tblLook w:firstColumn="1" w:firstRow="1" w:lastColumn="0" w:lastRow="0" w:noHBand="0" w:noVBand="1" w:val="04A0"/>
+      </w:tblPr>
+      <w:tblGrid>
+        <w:gridCol w:w="5112"/>
+        <w:gridCol w:w="5112"/>
+      </w:tblGrid>
+      <w:tr>
+        <w:trPr>
+          <w:tblHeader/>
+        </w:trPr>
+        <w:tc>
+          <w:tcPr>
+            <w:tcW w:type="dxa" w:w="5112"/>
+          </w:tcPr>
+          <w:p>
+            <w:r>
+              <w:t>Test record</w:t>
+            </w:r>
+          </w:p>
+        </w:tc>
+        <w:tc>
+          <w:tcPr>
+            <w:tcW w:type="dxa" w:w="5112"/>
+          </w:tcPr>
+          <w:p>
+            <w:r>
+              <w:t>My evidence</w:t>
+            </w:r>
+          </w:p>
+        </w:tc>
+      </w:tr>
+      <w:tr>
+        <w:tc>
+          <w:tcPr>
+            <w:tcW w:type="dxa" w:w="5112"/>
+          </w:tcPr>
+          <w:p>
+            <w:r>
+              <w:t>Changed input or condition</w:t>
+            </w:r>
+          </w:p>
+        </w:tc>
+        <w:tc>
+          <w:tcPr>
+            <w:tcW w:type="dxa" w:w="5112"/>
+          </w:tcPr>
+          <w:p>
+            <w:r/>
+          </w:p>
+        </w:tc>
+      </w:tr>
+      <w:tr>
+        <w:tc>
+          <w:tcPr>
+            <w:tcW w:type="dxa" w:w="5112"/>
+          </w:tcPr>
+          <w:p>
+            <w:r>
+              <w:t>Expected answer or fallback</w:t>
+            </w:r>
+          </w:p>
+        </w:tc>
+        <w:tc>
+          <w:tcPr>
+            <w:tcW w:type="dxa" w:w="5112"/>
+          </w:tcPr>
+          <w:p>
+            <w:r/>
+          </w:p>
+        </w:tc>
+      </w:tr>
+      <w:tr>
+        <w:tc>
+          <w:tcPr>
+            <w:tcW w:type="dxa" w:w="5112"/>
+          </w:tcPr>
+          <w:p>
+            <w:r>
+              <w:t>Observed result</w:t>
+            </w:r>
+          </w:p>
+        </w:tc>
+        <w:tc>
+          <w:tcPr>
+            <w:tcW w:type="dxa" w:w="5112"/>
+          </w:tcPr>
+          <w:p>
+            <w:r/>
+          </w:p>
+        </w:tc>
+      </w:tr>
+      <w:tr>
+        <w:tc>
+          <w:tcPr>
+            <w:tcW w:type="dxa" w:w="5112"/>
+          </w:tcPr>
+          <w:p>
+            <w:r>
+              <w:t>Why the result occurred</w:t>
+            </w:r>
+          </w:p>
+        </w:tc>
+        <w:tc>
+          <w:tcPr>
+            <w:tcW w:type="dxa" w:w="5112"/>
+          </w:tcPr>
+          <w:p>
+            <w:r/>
+          </w:p>
+        </w:tc>
+      </w:tr>
+    </w:tbl>
+    <w:p>
+      <w:pPr>
+        <w:pStyle w:val="Heading1"/>
+      </w:pPr>
+      <w:r>
+        <w:t>11. Reference · Original target response space</w:t>
+      </w:r>
+    </w:p>
+    <w:p>
+      <w:r>
+        <w:t>This teaching case is practice rather than a fresh assessment.</w:t>
+      </w:r>
+    </w:p>
+    <w:p>
+      <w:pPr>
+        <w:pStyle w:val="Heading2"/>
+      </w:pPr>
+      <w:r>
+        <w:t>Use this when helpful</w:t>
+      </w:r>
+    </w:p>
+    <w:p>
+      <w:pPr>
+        <w:spacing w:line="336" w:lineRule="auto" w:after="180"/>
+      </w:pPr>
+      <w:r>
+        <w:rPr>
+          <w:b w:val="0"/>
+        </w:rPr>
+        <w:t>Audio says 'sixteen divided by four'; transcript says 'sixty divided by four'; calculator returns 15. Which stage first fails? What would a useful confirmation show?</w:t>
+      </w:r>
+    </w:p>
+    <w:p>
+      <w:pPr>
+        <w:pStyle w:val="Heading3"/>
+      </w:pPr>
+      <w:r>
+        <w:t>My explanation after practice</w:t>
+      </w:r>
+    </w:p>
+    <w:p>
+      <w:r>
+        <w:t>________________________________________________________________</w:t>
+      </w:r>
+    </w:p>
+    <w:p>
+      <w:r>
+        <w:t>________________________________________________________________</w:t>
+      </w:r>
+    </w:p>
+    <w:p>
+      <w:r>
+        <w:t>________________________________________________________________</w:t>
+      </w:r>
+    </w:p>
+    <w:p>
+      <w:r>
+        <w:t>________________________________________________________________</w:t>
+      </w:r>
+    </w:p>
+    <w:p>
+      <w:r>
+        <w:t>________________________________________________________________</w:t>
+      </w:r>
+    </w:p>
+    <w:p>
+      <w:r>
+        <w:t>________________________________________________________________</w:t>
+      </w:r>
+    </w:p>
+    <w:p>
+      <w:r>
+        <w:t>________________________________________________________________</w:t>
+      </w:r>
+    </w:p>
+    <w:p>
+      <w:pPr>
+        <w:spacing w:line="336" w:lineRule="auto" w:after="180"/>
+      </w:pPr>
+      <w:r>
+        <w:rPr>
+          <w:b w:val="0"/>
+        </w:rPr>
+        <w:t>Record support used: none, hint or teacher explanation.</w:t>
+      </w:r>
+    </w:p>
+    <w:p>
+      <w:pPr>
+        <w:pStyle w:val="Heading1"/>
+      </w:pPr>
+      <w:r>
+        <w:t>15. Additional practice · Resolve a bounded authority task</w:t>
+      </w:r>
+    </w:p>
+    <w:p>
+      <w:r>
+        <w:t>The retained roomE/F task differs from the selected known-phrase calculation assessment.</w:t>
+      </w:r>
+    </w:p>
+    <w:p>
+      <w:pPr>
+        <w:pStyle w:val="Heading2"/>
+      </w:pPr>
+      <w:r>
+        <w:t>Earlier task and saved response</w:t>
+      </w:r>
+    </w:p>
+    <w:p>
+      <w:pPr>
+        <w:pStyle w:val="ListBullet"/>
+      </w:pPr>
+      <w:r>
+        <w:t>Transcript says room E; a current written approval says room F. The task requires current approved room. Written approval is declared authoritative; trace the response and the transcription limit.</w:t>
+      </w:r>
+    </w:p>
+    <w:p>
+      <w:pPr>
+        <w:pStyle w:val="Heading3"/>
+      </w:pPr>
+      <w:r>
+        <w:t>My reasoning and evidence</w:t>
+      </w:r>
+    </w:p>
+    <w:p>
+      <w:r>
+        <w:t>________________________________________________________________</w:t>
+      </w:r>
+    </w:p>
+    <w:p>
+      <w:r>
+        <w:t>________________________________________________________________</w:t>
+      </w:r>
+    </w:p>
+    <w:p>
+      <w:r>
+        <w:t>________________________________________________________________</w:t>
+      </w:r>
+    </w:p>
+    <w:p>
+      <w:r>
+        <w:t>________________________________________________________________</w:t>
+      </w:r>
+    </w:p>
+    <w:p>
+      <w:r>
+        <w:t>________________________________________________________________</w:t>
+      </w:r>
+    </w:p>
+    <w:p>
+      <w:r>
+        <w:t>________________________________________________________________</w:t>
+      </w:r>
+    </w:p>
+    <w:p>
+      <w:r>
+        <w:t>________________________________________________________________</w:t>
+      </w:r>
+    </w:p>
+    <w:p>
+      <w:r>
+        <w:t>________________________________________________________________</w:t>
+      </w:r>
+    </w:p>
+    <w:p>
+      <w:pPr>
+        <w:pStyle w:val="Heading1"/>
+      </w:pPr>
+      <w:r>
+        <w:t>18. Extra practice · Use the worked picture</w:t>
+      </w:r>
+    </w:p>
+    <w:p>
+      <w:r>
+        <w:t>Keep the explanation and the support you used.</w:t>
+      </w:r>
+    </w:p>
+    <w:p>
+      <w:pPr>
+        <w:pStyle w:val="Heading2"/>
+      </w:pPr>
+      <w:r>
+        <w:t>Use this when helpful</w:t>
       </w:r>
     </w:p>
     <w:p>
@@ -1782,7 +1859,6 @@
     <w:p>
       <w:pPr>
         <w:spacing w:line="336" w:lineRule="auto" w:after="180"/>
-        <w:shd w:fill="F5F1FB"/>
       </w:pPr>
       <w:r>
         <w:rPr>
@@ -1843,16 +1919,7 @@
     </w:p>
     <w:p>
       <w:pPr>
-        <w:pStyle w:val="Heading3"/>
-      </w:pPr>
-      <w:r>
-        <w:t>Record the help used</w:t>
-      </w:r>
-    </w:p>
-    <w:p>
-      <w:pPr>
         <w:spacing w:line="336" w:lineRule="auto" w:after="180"/>
-        <w:shd w:fill="F1F6F8"/>
       </w:pPr>
       <w:r>
         <w:rPr>
@@ -1889,12 +1956,20 @@
         <w:pStyle w:val="Heading1"/>
       </w:pPr>
       <w:r>
-        <w:t>19. Project portfolio milestone</w:t>
-      </w:r>
-    </w:p>
-    <w:p>
-      <w:r>
-        <w:t>Keep this week’s input, deciding step, result and limit together in the Verified Study Buddy record.</w:t>
+        <w:t>19. Reference · Project portfolio record</w:t>
+      </w:r>
+    </w:p>
+    <w:p>
+      <w:r>
+        <w:t>Extend your main project response when helpful.</w:t>
+      </w:r>
+    </w:p>
+    <w:p>
+      <w:pPr>
+        <w:pStyle w:val="Heading2"/>
+      </w:pPr>
+      <w:r>
+        <w:t>Use this when helpful</w:t>
       </w:r>
     </w:p>
     <w:p>
@@ -2108,12 +2183,453 @@
         <w:pStyle w:val="Heading1"/>
       </w:pPr>
       <w:r>
-        <w:t>20. Supported practice and learning evidence</w:t>
-      </w:r>
-    </w:p>
-    <w:p>
-      <w:r>
-        <w:t>Try the supported questions before comparing with hints and feedback. Record what you repaired and the evidence you retained.</w:t>
+        <w:t>20. Extra practice: pictures, repair and feedback</w:t>
+      </w:r>
+    </w:p>
+    <w:p>
+      <w:r>
+        <w:t>Attempt each question before opening its explanation. Use one browser or paper copy.</w:t>
+      </w:r>
+    </w:p>
+    <w:p>
+      <w:pPr>
+        <w:pStyle w:val="Heading2"/>
+      </w:pPr>
+      <w:r>
+        <w:t>First supported question</w:t>
+      </w:r>
+    </w:p>
+    <w:p>
+      <w:pPr>
+        <w:pStyle w:val="ListBullet"/>
+      </w:pPr>
+      <w:r>
+        <w:t>A fictional learner dictates a calculation to a voice assistant.</w:t>
+      </w:r>
+    </w:p>
+    <w:p>
+      <w:pPr>
+        <w:pStyle w:val="Heading3"/>
+      </w:pPr>
+      <w:r>
+        <w:t>Practice 1: explain the deciding evidence</w:t>
+      </w:r>
+    </w:p>
+    <w:p>
+      <w:pPr>
+        <w:pStyle w:val="ListBullet"/>
+      </w:pPr>
+      <w:r>
+        <w:t>Which labelled step matches this detail? Read back the recognised expression; intended 13+7=20.</w:t>
+      </w:r>
+    </w:p>
+    <w:p>
+      <w:pPr>
+        <w:pStyle w:val="ListBullet"/>
+      </w:pPr>
+      <w:r>
+        <w:t>1. Confirm intended input</w:t>
+      </w:r>
+    </w:p>
+    <w:p>
+      <w:pPr>
+        <w:pStyle w:val="ListBullet"/>
+      </w:pPr>
+      <w:r>
+        <w:t>2. Recognise speech</w:t>
+      </w:r>
+    </w:p>
+    <w:p>
+      <w:pPr>
+        <w:pStyle w:val="ListBullet"/>
+      </w:pPr>
+      <w:r>
+        <w:t>3. Calculate text</w:t>
+      </w:r>
+    </w:p>
+    <w:p>
+      <w:pPr>
+        <w:pStyle w:val="ListBullet"/>
+      </w:pPr>
+      <w:r>
+        <w:t>4. Speak result</w:t>
+      </w:r>
+    </w:p>
+    <w:p>
+      <w:pPr>
+        <w:pStyle w:val="Heading3"/>
+      </w:pPr>
+      <w:r>
+        <w:t>My selected conclusion, deciding fact and explanation</w:t>
+      </w:r>
+    </w:p>
+    <w:p>
+      <w:r>
+        <w:t>________________________________________________________________</w:t>
+      </w:r>
+    </w:p>
+    <w:p>
+      <w:r>
+        <w:t>________________________________________________________________</w:t>
+      </w:r>
+    </w:p>
+    <w:p>
+      <w:r>
+        <w:t>________________________________________________________________</w:t>
+      </w:r>
+    </w:p>
+    <w:p>
+      <w:r>
+        <w:t>________________________________________________________________</w:t>
+      </w:r>
+    </w:p>
+    <w:p>
+      <w:r>
+        <w:t>________________________________________________________________</w:t>
+      </w:r>
+    </w:p>
+    <w:p>
+      <w:pPr>
+        <w:pStyle w:val="ListBullet"/>
+      </w:pPr>
+      <w:r>
+        <w:t>Hint if needed: Read the steps in the pictorial case. Match the supplied detail to the stage that performs or records it.</w:t>
+      </w:r>
+    </w:p>
+    <w:p>
+      <w:pPr>
+        <w:pStyle w:val="Heading2"/>
+      </w:pPr>
+      <w:r>
+        <w:t>Check the first explanation · reference / check after trying</w:t>
+      </w:r>
+    </w:p>
+    <w:p>
+      <w:pPr>
+        <w:spacing w:line="336" w:lineRule="auto" w:after="180"/>
+      </w:pPr>
+      <w:r>
+        <w:rPr>
+          <w:b w:val="0"/>
+        </w:rPr>
+        <w:t xml:space="preserve">After your attempt, compare with the supported explanation: Confirm intended </w:t>
+      </w:r>
+      <w:r>
+        <w:rPr>
+          <w:b/>
+        </w:rPr>
+        <w:t>input</w:t>
+      </w:r>
+      <w:r>
+        <w:rPr>
+          <w:b w:val="0"/>
+        </w:rPr>
+        <w:t xml:space="preserve"> Read back the recognised expression; intended 13+7=20. The first error occurs before arithmetic.</w:t>
+      </w:r>
+    </w:p>
+    <w:p>
+      <w:pPr>
+        <w:spacing w:line="336" w:lineRule="auto" w:after="180"/>
+      </w:pPr>
+      <w:r>
+        <w:rPr>
+          <w:b w:val="0"/>
+        </w:rPr>
+        <w:t xml:space="preserve">Blaming the calculator would target a stage that correctly </w:t>
+      </w:r>
+      <w:r>
+        <w:rPr>
+          <w:b/>
+        </w:rPr>
+        <w:t>process</w:t>
+      </w:r>
+      <w:r>
+        <w:rPr>
+          <w:b w:val="0"/>
+        </w:rPr>
+        <w:t>ed its supplied text. Read-back or on-screen confirmation lets the user catch a number misunderstanding before action.</w:t>
+      </w:r>
+    </w:p>
+    <w:p>
+      <w:pPr>
+        <w:spacing w:line="336" w:lineRule="auto" w:after="180"/>
+      </w:pPr>
+      <w:r>
+        <w:rPr>
+          <w:b w:val="0"/>
+        </w:rPr>
+        <w:t xml:space="preserve">Retain the original audio and transcript, where permitted, to separate recognition defects from later </w:t>
+      </w:r>
+      <w:r>
+        <w:rPr>
+          <w:b/>
+        </w:rPr>
+        <w:t>process</w:t>
+      </w:r>
+      <w:r>
+        <w:rPr>
+          <w:b w:val="0"/>
+        </w:rPr>
+        <w:t>ing errors.</w:t>
+      </w:r>
+    </w:p>
+    <w:p>
+      <w:pPr>
+        <w:pStyle w:val="Heading2"/>
+      </w:pPr>
+      <w:r>
+        <w:t>Changed-case question</w:t>
+      </w:r>
+    </w:p>
+    <w:p>
+      <w:pPr>
+        <w:pStyle w:val="Heading3"/>
+      </w:pPr>
+      <w:r>
+        <w:t>Practice 2: explain the deciding evidence</w:t>
+      </w:r>
+    </w:p>
+    <w:p>
+      <w:pPr>
+        <w:pStyle w:val="ListBullet"/>
+      </w:pPr>
+      <w:r>
+        <w:t>Changed-case practice: Correct the transcript to “thirteen plus seven” with all later stages unchanged. Which conclusion is supported by the supplied facts?</w:t>
+      </w:r>
+    </w:p>
+    <w:p>
+      <w:pPr>
+        <w:pStyle w:val="ListBullet"/>
+      </w:pPr>
+      <w:r>
+        <w:t>1. We can decide the result without examining the changed input or the procedure.</w:t>
+      </w:r>
+    </w:p>
+    <w:p>
+      <w:pPr>
+        <w:pStyle w:val="ListBullet"/>
+      </w:pPr>
+      <w:r>
+        <w:t>2. This one example guarantees correct results for every future input.</w:t>
+      </w:r>
+    </w:p>
+    <w:p>
+      <w:pPr>
+        <w:pStyle w:val="ListBullet"/>
+      </w:pPr>
+      <w:r>
+        <w:t>3. The calculator and spoken result should become 20 under the declared pipeline.</w:t>
+      </w:r>
+    </w:p>
+    <w:p>
+      <w:pPr>
+        <w:pStyle w:val="Heading3"/>
+      </w:pPr>
+      <w:r>
+        <w:t>My selected conclusion, deciding fact and explanation</w:t>
+      </w:r>
+    </w:p>
+    <w:p>
+      <w:r>
+        <w:t>________________________________________________________________</w:t>
+      </w:r>
+    </w:p>
+    <w:p>
+      <w:r>
+        <w:t>________________________________________________________________</w:t>
+      </w:r>
+    </w:p>
+    <w:p>
+      <w:r>
+        <w:t>________________________________________________________________</w:t>
+      </w:r>
+    </w:p>
+    <w:p>
+      <w:r>
+        <w:t>________________________________________________________________</w:t>
+      </w:r>
+    </w:p>
+    <w:p>
+      <w:r>
+        <w:t>________________________________________________________________</w:t>
+      </w:r>
+    </w:p>
+    <w:p>
+      <w:pPr>
+        <w:pStyle w:val="ListBullet"/>
+      </w:pPr>
+      <w:r>
+        <w:t>Hint if needed: Use the changed condition and the deciding step in the pictorial trace. The answer must say what follows from those facts.</w:t>
+      </w:r>
+    </w:p>
+    <w:p>
+      <w:pPr>
+        <w:pStyle w:val="Heading2"/>
+      </w:pPr>
+      <w:r>
+        <w:t>Check the changed case · reference / check after trying</w:t>
+      </w:r>
+    </w:p>
+    <w:p>
+      <w:pPr>
+        <w:spacing w:line="336" w:lineRule="auto" w:after="180"/>
+      </w:pPr>
+      <w:r>
+        <w:rPr>
+          <w:b w:val="0"/>
+        </w:rPr>
+        <w:t xml:space="preserve">After your attempt, compare with the supported explanation: The calculator and spoken result should become 20 under the declared pipeline. 13+7=20; the changed </w:t>
+      </w:r>
+      <w:r>
+        <w:rPr>
+          <w:b/>
+        </w:rPr>
+        <w:t>input</w:t>
+      </w:r>
+      <w:r>
+        <w:rPr>
+          <w:b w:val="0"/>
+        </w:rPr>
+        <w:t xml:space="preserve"> removes the earlier recognition error.</w:t>
+      </w:r>
+    </w:p>
+    <w:p>
+      <w:pPr>
+        <w:pStyle w:val="Heading2"/>
+      </w:pPr>
+      <w:r>
+        <w:t>Repair and save your work</w:t>
+      </w:r>
+    </w:p>
+    <w:p>
+      <w:pPr>
+        <w:spacing w:line="336" w:lineRule="auto" w:after="180"/>
+      </w:pPr>
+      <w:r>
+        <w:rPr>
+          <w:b w:val="0"/>
+        </w:rPr>
+        <w:t>Review Visual Composition (ai-3/11). Goal: Check object counts, spatial relations and arrow meaning separately. Short practice: Which checks pass after that single change, and what still needs repair?. Return to this week and explain what you changed.</w:t>
+      </w:r>
+    </w:p>
+    <w:p>
+      <w:pPr>
+        <w:spacing w:line="336" w:lineRule="auto" w:after="180"/>
+      </w:pPr>
+      <w:r>
+        <w:rPr>
+          <w:b w:val="0"/>
+        </w:rPr>
+        <w:t xml:space="preserve">Review Prompt Evaluation (ai-3/9). Goal: Explain the </w:t>
+      </w:r>
+      <w:r>
+        <w:rPr>
+          <w:b/>
+        </w:rPr>
+        <w:t>mechanism</w:t>
+      </w:r>
+      <w:r>
+        <w:rPr>
+          <w:b w:val="0"/>
+        </w:rPr>
+        <w:t xml:space="preserve"> and terminology of controlled prompt experiments. Short practice: Why is B’s selection defensible here without calling it universally superior?.</w:t>
+      </w:r>
+    </w:p>
+    <w:p>
+      <w:pPr>
+        <w:spacing w:line="336" w:lineRule="auto" w:after="180"/>
+      </w:pPr>
+      <w:r>
+        <w:rPr>
+          <w:b w:val="0"/>
+        </w:rPr>
+        <w:t>Return to this week and explain what you changed.</w:t>
+      </w:r>
+    </w:p>
+    <w:p>
+      <w:pPr>
+        <w:spacing w:line="336" w:lineRule="auto" w:after="180"/>
+      </w:pPr>
+      <w:r>
+        <w:rPr>
+          <w:b w:val="0"/>
+        </w:rPr>
+        <w:t>Review Examples and Rubrics (ai-3/6). Goal: Distinguish a format example from approved factual evidence. Short practice: Explain why neither original nor changed draft is a full pass, and provide a complete repaired card.. Return to this week and explain what you changed.</w:t>
+      </w:r>
+    </w:p>
+    <w:p>
+      <w:pPr>
+        <w:spacing w:line="336" w:lineRule="auto" w:after="180"/>
+      </w:pPr>
+      <w:r>
+        <w:rPr>
+          <w:b w:val="0"/>
+        </w:rPr>
+        <w:t xml:space="preserve">Use Download completed work in the hosted lesson to export your answers, reflections, practice feedback and code-run </w:t>
+      </w:r>
+      <w:r>
+        <w:rPr>
+          <w:b/>
+        </w:rPr>
+        <w:t>evidence</w:t>
+      </w:r>
+      <w:r>
+        <w:rPr>
+          <w:b w:val="0"/>
+        </w:rPr>
+        <w:t>. Open the HTML copy to read or print it.</w:t>
+      </w:r>
+    </w:p>
+    <w:p>
+      <w:pPr>
+        <w:spacing w:line="336" w:lineRule="auto" w:after="180"/>
+      </w:pPr>
+      <w:r>
+        <w:rPr>
+          <w:b w:val="0"/>
+        </w:rPr>
+        <w:t>Drafts stay in this browser when storage is available; clear drafts on a shared device.</w:t>
+      </w:r>
+    </w:p>
+    <w:p>
+      <w:pPr>
+        <w:pStyle w:val="Heading3"/>
+      </w:pPr>
+      <w:r>
+        <w:t>What I repaired, the evidence I kept and the next test</w:t>
+      </w:r>
+    </w:p>
+    <w:p>
+      <w:r>
+        <w:t>________________________________________________________________</w:t>
+      </w:r>
+    </w:p>
+    <w:p>
+      <w:r>
+        <w:t>________________________________________________________________</w:t>
+      </w:r>
+    </w:p>
+    <w:p>
+      <w:r>
+        <w:t>________________________________________________________________</w:t>
+      </w:r>
+    </w:p>
+    <w:p>
+      <w:r>
+        <w:t>________________________________________________________________</w:t>
+      </w:r>
+    </w:p>
+    <w:p>
+      <w:r>
+        <w:t>________________________________________________________________</w:t>
+      </w:r>
+    </w:p>
+    <w:p>
+      <w:pPr>
+        <w:pStyle w:val="Heading2"/>
+      </w:pPr>
+      <w:r>
+        <w:t>Earlier wording, alternatives and picture transcripts · reference / check after trying</w:t>
       </w:r>
     </w:p>
     <w:p>
@@ -2129,86 +2645,10 @@
     </w:p>
     <w:p>
       <w:pPr>
-        <w:spacing w:line="336" w:lineRule="auto" w:after="180"/>
-      </w:pPr>
-      <w:r>
-        <w:rPr>
-          <w:b w:val="0"/>
-        </w:rPr>
-        <w:t>A fictional learner dictates a calculation to a voice assistant.</w:t>
-      </w:r>
-    </w:p>
-    <w:p>
-      <w:pPr>
         <w:pStyle w:val="Heading3"/>
       </w:pPr>
       <w:r>
-        <w:t>Practice 1: explain the deciding evidence</w:t>
-      </w:r>
-    </w:p>
-    <w:p>
-      <w:pPr>
-        <w:spacing w:line="336" w:lineRule="auto" w:after="180"/>
-      </w:pPr>
-      <w:r>
-        <w:rPr>
-          <w:b w:val="0"/>
-        </w:rPr>
-        <w:t>Which labelled step matches this detail? Read back the recognised expression; intended 13+7=20.</w:t>
-      </w:r>
-    </w:p>
-    <w:p>
-      <w:pPr>
-        <w:spacing w:line="336" w:lineRule="auto" w:after="180"/>
-        <w:shd w:fill="F4F9FC"/>
-      </w:pPr>
-      <w:r>
-        <w:rPr>
-          <w:b w:val="0"/>
-        </w:rPr>
-        <w:t xml:space="preserve">1. Confirm intended </w:t>
-      </w:r>
-      <w:r>
-        <w:rPr>
-          <w:b/>
-        </w:rPr>
-        <w:t>input</w:t>
-      </w:r>
-    </w:p>
-    <w:p>
-      <w:pPr>
-        <w:spacing w:line="336" w:lineRule="auto" w:after="180"/>
-        <w:shd w:fill="F4F9FC"/>
-      </w:pPr>
-      <w:r>
-        <w:rPr>
-          <w:b w:val="0"/>
-        </w:rPr>
-        <w:t>2. Recognise speech</w:t>
-      </w:r>
-    </w:p>
-    <w:p>
-      <w:pPr>
-        <w:spacing w:line="336" w:lineRule="auto" w:after="180"/>
-        <w:shd w:fill="F4F9FC"/>
-      </w:pPr>
-      <w:r>
-        <w:rPr>
-          <w:b w:val="0"/>
-        </w:rPr>
-        <w:t>3. Calculate text</w:t>
-      </w:r>
-    </w:p>
-    <w:p>
-      <w:pPr>
-        <w:spacing w:line="336" w:lineRule="auto" w:after="180"/>
-        <w:shd w:fill="F4F9FC"/>
-      </w:pPr>
-      <w:r>
-        <w:rPr>
-          <w:b w:val="0"/>
-        </w:rPr>
-        <w:t>4. Speak result</w:t>
+        <w:t>Repair a missing building block</w:t>
       </w:r>
     </w:p>
     <w:p>
@@ -2216,496 +2656,25 @@
         <w:pStyle w:val="Heading3"/>
       </w:pPr>
       <w:r>
-        <w:t>My selected conclusion, deciding fact and explanation</w:t>
-      </w:r>
-    </w:p>
-    <w:p>
-      <w:r>
-        <w:t>________________________________________________________________</w:t>
-      </w:r>
-    </w:p>
-    <w:p>
-      <w:r>
-        <w:t>________________________________________________________________</w:t>
-      </w:r>
-    </w:p>
-    <w:p>
-      <w:r>
-        <w:t>________________________________________________________________</w:t>
-      </w:r>
-    </w:p>
-    <w:p>
-      <w:r>
-        <w:t>________________________________________________________________</w:t>
-      </w:r>
-    </w:p>
-    <w:p>
-      <w:r>
-        <w:t>________________________________________________________________</w:t>
-      </w:r>
-    </w:p>
-    <w:p>
-      <w:pPr>
-        <w:pStyle w:val="Heading3"/>
-      </w:pPr>
-      <w:r>
-        <w:t>Hint · try first</w:t>
-      </w:r>
-    </w:p>
-    <w:p>
-      <w:pPr>
-        <w:spacing w:line="336" w:lineRule="auto" w:after="180"/>
-        <w:shd w:fill="F1F6F8"/>
-      </w:pPr>
-      <w:r>
-        <w:rPr>
-          <w:b w:val="0"/>
-        </w:rPr>
-        <w:t>Hint if needed: Read the steps in the pictorial case. Match the supplied detail to the stage that performs or records it.</w:t>
-      </w:r>
-    </w:p>
-    <w:p>
-      <w:pPr>
-        <w:pStyle w:val="Heading3"/>
-      </w:pPr>
-      <w:r>
-        <w:t>Feedback · compare after trying</w:t>
-      </w:r>
-    </w:p>
-    <w:p>
-      <w:pPr>
-        <w:spacing w:line="336" w:lineRule="auto" w:after="180"/>
-        <w:shd w:fill="F1F6FC"/>
-      </w:pPr>
-      <w:r>
-        <w:rPr>
-          <w:b w:val="0"/>
-        </w:rPr>
-        <w:t xml:space="preserve">After your attempt, compare with the supported explanation: Confirm intended </w:t>
-      </w:r>
-      <w:r>
-        <w:rPr>
-          <w:b/>
-        </w:rPr>
-        <w:t>input</w:t>
-      </w:r>
-      <w:r>
-        <w:rPr>
-          <w:b w:val="0"/>
-        </w:rPr>
-        <w:t xml:space="preserve"> Read back the recognised expression; intended 13+7=20. The first error occurs before arithmetic.</w:t>
-      </w:r>
-    </w:p>
-    <w:p>
-      <w:pPr>
-        <w:spacing w:line="336" w:lineRule="auto" w:after="180"/>
-        <w:shd w:fill="F1F6FC"/>
-      </w:pPr>
-      <w:r>
-        <w:rPr>
-          <w:b w:val="0"/>
-        </w:rPr>
-        <w:t xml:space="preserve">Blaming the calculator would target a stage that correctly </w:t>
-      </w:r>
-      <w:r>
-        <w:rPr>
-          <w:b/>
-        </w:rPr>
-        <w:t>process</w:t>
-      </w:r>
-      <w:r>
-        <w:rPr>
-          <w:b w:val="0"/>
-        </w:rPr>
-        <w:t>ed its supplied text. Read-back or on-screen confirmation lets the user catch a number misunderstanding before action.</w:t>
-      </w:r>
-    </w:p>
-    <w:p>
-      <w:pPr>
-        <w:spacing w:line="336" w:lineRule="auto" w:after="180"/>
-        <w:shd w:fill="F1F6FC"/>
-      </w:pPr>
-      <w:r>
-        <w:rPr>
-          <w:b w:val="0"/>
-        </w:rPr>
-        <w:t xml:space="preserve">Retain the original audio and transcript, where permitted, to separate recognition defects from later </w:t>
-      </w:r>
-      <w:r>
-        <w:rPr>
-          <w:b/>
-        </w:rPr>
-        <w:t>process</w:t>
-      </w:r>
-      <w:r>
-        <w:rPr>
-          <w:b w:val="0"/>
-        </w:rPr>
-        <w:t>ing errors.</w:t>
-      </w:r>
-    </w:p>
-    <w:p>
-      <w:pPr>
-        <w:pStyle w:val="Heading3"/>
-      </w:pPr>
-      <w:r>
-        <w:t>Practice 2: explain the deciding evidence</w:t>
-      </w:r>
-    </w:p>
-    <w:p>
-      <w:pPr>
-        <w:pStyle w:val="Heading3"/>
-      </w:pPr>
-      <w:r>
-        <w:t>Changed case · predict first</w:t>
-      </w:r>
-    </w:p>
-    <w:p>
-      <w:pPr>
-        <w:spacing w:line="336" w:lineRule="auto" w:after="180"/>
-        <w:shd w:fill="F5F1FB"/>
-      </w:pPr>
-      <w:r>
-        <w:rPr>
-          <w:b w:val="0"/>
-        </w:rPr>
-        <w:t>Changed-case practice: Correct the transcript to “thirteen plus seven” with all later stages unchanged. Which conclusion is supported by the supplied facts?</w:t>
-      </w:r>
-    </w:p>
-    <w:p>
-      <w:pPr>
-        <w:spacing w:line="336" w:lineRule="auto" w:after="180"/>
-        <w:shd w:fill="F4F9FC"/>
-      </w:pPr>
-      <w:r>
-        <w:rPr>
-          <w:b w:val="0"/>
-        </w:rPr>
-        <w:t xml:space="preserve">1. We can decide the result without examining the changed </w:t>
-      </w:r>
-      <w:r>
-        <w:rPr>
-          <w:b/>
-        </w:rPr>
-        <w:t>input</w:t>
-      </w:r>
-      <w:r>
-        <w:rPr>
-          <w:b w:val="0"/>
-        </w:rPr>
-        <w:t xml:space="preserve"> or the procedure.</w:t>
-      </w:r>
-    </w:p>
-    <w:p>
-      <w:pPr>
-        <w:spacing w:line="336" w:lineRule="auto" w:after="180"/>
-        <w:shd w:fill="F4F9FC"/>
-      </w:pPr>
-      <w:r>
-        <w:rPr>
-          <w:b w:val="0"/>
-        </w:rPr>
-        <w:t xml:space="preserve">2. This one example guarantees correct results for every future </w:t>
-      </w:r>
-      <w:r>
-        <w:rPr>
-          <w:b/>
-        </w:rPr>
-        <w:t>input</w:t>
-      </w:r>
-      <w:r>
-        <w:rPr>
-          <w:b w:val="0"/>
-        </w:rPr>
-        <w:t>.</w:t>
-      </w:r>
-    </w:p>
-    <w:p>
-      <w:pPr>
-        <w:spacing w:line="336" w:lineRule="auto" w:after="180"/>
-        <w:shd w:fill="F4F9FC"/>
-      </w:pPr>
-      <w:r>
-        <w:rPr>
-          <w:b w:val="0"/>
-        </w:rPr>
-        <w:t>3. The calculator and spoken result should become 20 under the declared pipeline.</w:t>
-      </w:r>
-    </w:p>
-    <w:p>
-      <w:pPr>
-        <w:pStyle w:val="Heading3"/>
-      </w:pPr>
-      <w:r>
-        <w:t>My selected conclusion, deciding fact and explanation</w:t>
-      </w:r>
-    </w:p>
-    <w:p>
-      <w:r>
-        <w:t>________________________________________________________________</w:t>
-      </w:r>
-    </w:p>
-    <w:p>
-      <w:r>
-        <w:t>________________________________________________________________</w:t>
-      </w:r>
-    </w:p>
-    <w:p>
-      <w:r>
-        <w:t>________________________________________________________________</w:t>
-      </w:r>
-    </w:p>
-    <w:p>
-      <w:r>
-        <w:t>________________________________________________________________</w:t>
-      </w:r>
-    </w:p>
-    <w:p>
-      <w:r>
-        <w:t>________________________________________________________________</w:t>
-      </w:r>
-    </w:p>
-    <w:p>
-      <w:pPr>
-        <w:pStyle w:val="Heading3"/>
-      </w:pPr>
-      <w:r>
-        <w:t>Hint · try first</w:t>
-      </w:r>
-    </w:p>
-    <w:p>
-      <w:pPr>
-        <w:spacing w:line="336" w:lineRule="auto" w:after="180"/>
-        <w:shd w:fill="F1F6F8"/>
-      </w:pPr>
-      <w:r>
-        <w:rPr>
-          <w:b w:val="0"/>
-        </w:rPr>
-        <w:t>Hint if needed: Use the changed condition and the deciding step in the pictorial trace. The answer must say what follows from those facts.</w:t>
-      </w:r>
-    </w:p>
-    <w:p>
-      <w:pPr>
-        <w:pStyle w:val="Heading3"/>
-      </w:pPr>
-      <w:r>
-        <w:t>Feedback · compare after trying</w:t>
-      </w:r>
-    </w:p>
-    <w:p>
-      <w:pPr>
-        <w:spacing w:line="336" w:lineRule="auto" w:after="180"/>
-        <w:shd w:fill="F1F6FC"/>
-      </w:pPr>
-      <w:r>
-        <w:rPr>
-          <w:b w:val="0"/>
-        </w:rPr>
-        <w:t xml:space="preserve">After your attempt, compare with the supported explanation: The calculator and spoken result should become 20 under the declared pipeline. 13+7=20; the changed </w:t>
-      </w:r>
-      <w:r>
-        <w:rPr>
-          <w:b/>
-        </w:rPr>
-        <w:t>input</w:t>
-      </w:r>
-      <w:r>
-        <w:rPr>
-          <w:b w:val="0"/>
-        </w:rPr>
-        <w:t xml:space="preserve"> removes the earlier recognition error.</w:t>
-      </w:r>
-    </w:p>
-    <w:p>
-      <w:pPr>
-        <w:pStyle w:val="Heading3"/>
-      </w:pPr>
-      <w:r>
-        <w:t>Repair a missing building block</w:t>
-      </w:r>
-    </w:p>
-    <w:p>
-      <w:pPr>
-        <w:spacing w:line="336" w:lineRule="auto" w:after="180"/>
-      </w:pPr>
-      <w:r>
-        <w:rPr>
-          <w:b w:val="0"/>
-        </w:rPr>
-        <w:t xml:space="preserve">Review Visual Composition (ai-3/11). Goal: Explain the </w:t>
-      </w:r>
-      <w:r>
-        <w:rPr>
-          <w:b/>
-        </w:rPr>
-        <w:t>mechanism</w:t>
-      </w:r>
-      <w:r>
-        <w:rPr>
-          <w:b w:val="0"/>
-        </w:rPr>
-        <w:t xml:space="preserve"> and terminology of image generation and provenance. Short practice: Which checks pass after that single change, and what still needs repair?.</w:t>
-      </w:r>
-    </w:p>
-    <w:p>
-      <w:pPr>
-        <w:spacing w:line="336" w:lineRule="auto" w:after="180"/>
-      </w:pPr>
-      <w:r>
-        <w:rPr>
-          <w:b w:val="0"/>
-        </w:rPr>
-        <w:t>Return to this week and explain what you changed.</w:t>
-      </w:r>
-    </w:p>
-    <w:p>
-      <w:pPr>
-        <w:spacing w:line="336" w:lineRule="auto" w:after="180"/>
-      </w:pPr>
-      <w:r>
-        <w:rPr>
-          <w:b w:val="0"/>
-        </w:rPr>
-        <w:t xml:space="preserve">Review Prompt Evaluation (ai-3/9). Goal: Explain the </w:t>
-      </w:r>
-      <w:r>
-        <w:rPr>
-          <w:b/>
-        </w:rPr>
-        <w:t>mechanism</w:t>
-      </w:r>
-      <w:r>
-        <w:rPr>
-          <w:b w:val="0"/>
-        </w:rPr>
-        <w:t xml:space="preserve"> and terminology of controlled prompt experiments. Short practice: Why is B’s selection defensible here without calling it universally superior?.</w:t>
-      </w:r>
-    </w:p>
-    <w:p>
-      <w:pPr>
-        <w:spacing w:line="336" w:lineRule="auto" w:after="180"/>
-      </w:pPr>
-      <w:r>
-        <w:rPr>
-          <w:b w:val="0"/>
-        </w:rPr>
-        <w:t>Return to this week and explain what you changed.</w:t>
-      </w:r>
-    </w:p>
-    <w:p>
-      <w:pPr>
-        <w:spacing w:line="336" w:lineRule="auto" w:after="180"/>
-      </w:pPr>
-      <w:r>
-        <w:rPr>
-          <w:b w:val="0"/>
-        </w:rPr>
-        <w:t>Review Examples and Rubrics (ai-3/6). Goal: Write a prompt specification with observable response criteria. Short practice: Explain why neither original nor changed draft is a full pass, and provide a complete repaired card..</w:t>
-      </w:r>
-    </w:p>
-    <w:p>
-      <w:pPr>
-        <w:spacing w:line="336" w:lineRule="auto" w:after="180"/>
-      </w:pPr>
-      <w:r>
-        <w:rPr>
-          <w:b w:val="0"/>
-        </w:rPr>
-        <w:t>Return to this week and explain what you changed.</w:t>
-      </w:r>
-    </w:p>
-    <w:p>
-      <w:pPr>
-        <w:pStyle w:val="Heading3"/>
-      </w:pPr>
-      <w:r>
         <w:t>Keep your completed work</w:t>
       </w:r>
     </w:p>
     <w:p>
       <w:pPr>
-        <w:spacing w:line="336" w:lineRule="auto" w:after="180"/>
-      </w:pPr>
-      <w:r>
-        <w:rPr>
-          <w:b w:val="0"/>
-        </w:rPr>
-        <w:t xml:space="preserve">Use Download completed work in the hosted lesson to export your answers, reflections, practice feedback and code-run </w:t>
-      </w:r>
-      <w:r>
-        <w:rPr>
-          <w:b/>
-        </w:rPr>
-        <w:t>evidence</w:t>
-      </w:r>
-      <w:r>
-        <w:rPr>
-          <w:b w:val="0"/>
-        </w:rPr>
-        <w:t>. Open the HTML copy to read or print it.</w:t>
-      </w:r>
-    </w:p>
-    <w:p>
-      <w:pPr>
-        <w:spacing w:line="336" w:lineRule="auto" w:after="180"/>
-      </w:pPr>
-      <w:r>
-        <w:rPr>
-          <w:b w:val="0"/>
-        </w:rPr>
-        <w:t>Drafts stay in this browser when storage is available; clear drafts on a shared device.</w:t>
-      </w:r>
-    </w:p>
-    <w:p>
-      <w:pPr>
-        <w:pStyle w:val="Heading3"/>
-      </w:pPr>
-      <w:r>
-        <w:t>What I repaired, the evidence I kept and the next test</w:t>
-      </w:r>
-    </w:p>
-    <w:p>
-      <w:r>
-        <w:t>________________________________________________________________</w:t>
-      </w:r>
-    </w:p>
-    <w:p>
-      <w:r>
-        <w:t>________________________________________________________________</w:t>
-      </w:r>
-    </w:p>
-    <w:p>
-      <w:r>
-        <w:t>________________________________________________________________</w:t>
-      </w:r>
-    </w:p>
-    <w:p>
-      <w:r>
-        <w:t>________________________________________________________________</w:t>
-      </w:r>
-    </w:p>
-    <w:p>
-      <w:r>
-        <w:t>________________________________________________________________</w:t>
-      </w:r>
-    </w:p>
-    <w:p>
-      <w:pPr>
         <w:pStyle w:val="Heading1"/>
       </w:pPr>
       <w:r>
-        <w:t>21. Visual concept journey</w:t>
-      </w:r>
-    </w:p>
-    <w:p>
-      <w:r>
-        <w:t>Explain each Speech and Audio Systems picture from its labels, then record a relevant limit.</w:t>
-      </w:r>
-    </w:p>
-    <w:p>
-      <w:pPr>
-        <w:pStyle w:val="Heading3"/>
+        <w:t>21. Reference · Six-picture response sheets</w:t>
+      </w:r>
+    </w:p>
+    <w:p>
+      <w:r>
+        <w:t>Choose the image that helps rather than repeating all six.</w:t>
+      </w:r>
+    </w:p>
+    <w:p>
+      <w:pPr>
+        <w:pStyle w:val="Heading2"/>
       </w:pPr>
       <w:r>
         <w:t>01. Speech and Audio Systems: the case</w:t>
@@ -2772,7 +2741,6 @@
     <w:p>
       <w:pPr>
         <w:spacing w:line="336" w:lineRule="auto" w:after="180"/>
-        <w:shd w:fill="F5F1FB"/>
       </w:pPr>
       <w:r>
         <w:rPr>
@@ -2811,7 +2779,7 @@
     </w:p>
     <w:p>
       <w:pPr>
-        <w:pStyle w:val="Heading3"/>
+        <w:pStyle w:val="Heading2"/>
       </w:pPr>
       <w:r>
         <w:t>02. Follow the deciding steps</w:t>
@@ -2915,7 +2883,6 @@
     <w:p>
       <w:pPr>
         <w:spacing w:line="336" w:lineRule="auto" w:after="180"/>
-        <w:shd w:fill="F5F1FB"/>
       </w:pPr>
       <w:r>
         <w:rPr>
@@ -2966,7 +2933,7 @@
     </w:p>
     <w:p>
       <w:pPr>
-        <w:pStyle w:val="Heading3"/>
+        <w:pStyle w:val="Heading2"/>
       </w:pPr>
       <w:r>
         <w:t>03. Speech pipelines and multimodal evidence — evidence trace</w:t>
@@ -3127,7 +3094,6 @@
     <w:p>
       <w:pPr>
         <w:spacing w:line="336" w:lineRule="auto" w:after="180"/>
-        <w:shd w:fill="F5F1FB"/>
       </w:pPr>
       <w:r>
         <w:rPr>
@@ -3166,7 +3132,7 @@
     </w:p>
     <w:p>
       <w:pPr>
-        <w:pStyle w:val="Heading3"/>
+        <w:pStyle w:val="Heading2"/>
       </w:pPr>
       <w:r>
         <w:t>04. Change one thing. Trace what follows.</w:t>
@@ -3245,7 +3211,6 @@
     <w:p>
       <w:pPr>
         <w:spacing w:line="336" w:lineRule="auto" w:after="180"/>
-        <w:shd w:fill="F5F1FB"/>
       </w:pPr>
       <w:r>
         <w:rPr>
@@ -3284,7 +3249,7 @@
     </w:p>
     <w:p>
       <w:pPr>
-        <w:pStyle w:val="Heading3"/>
+        <w:pStyle w:val="Heading2"/>
       </w:pPr>
       <w:r>
         <w:t>05. Connect the explanation to its limit</w:t>
@@ -3386,7 +3351,6 @@
     <w:p>
       <w:pPr>
         <w:spacing w:line="336" w:lineRule="auto" w:after="180"/>
-        <w:shd w:fill="F5F1FB"/>
       </w:pPr>
       <w:r>
         <w:rPr>
@@ -3425,7 +3389,7 @@
     </w:p>
     <w:p>
       <w:pPr>
-        <w:pStyle w:val="Heading3"/>
+        <w:pStyle w:val="Heading2"/>
       </w:pPr>
       <w:r>
         <w:t>06. Make the idea visible in your project</w:t>
@@ -3516,7 +3480,6 @@
     <w:p>
       <w:pPr>
         <w:spacing w:line="336" w:lineRule="auto" w:after="180"/>
-        <w:shd w:fill="F5F1FB"/>
       </w:pPr>
       <w:r>
         <w:rPr>
@@ -3563,6 +3526,62 @@
     <w:p>
       <w:r>
         <w:t>________________________________________________________________</w:t>
+      </w:r>
+    </w:p>
+    <w:p>
+      <w:pPr>
+        <w:pStyle w:val="Heading2"/>
+      </w:pPr>
+      <w:r>
+        <w:t>Earlier wording, alternatives and picture transcripts · reference / check after trying</w:t>
+      </w:r>
+    </w:p>
+    <w:p>
+      <w:pPr>
+        <w:pStyle w:val="Heading3"/>
+      </w:pPr>
+      <w:r>
+        <w:t>01. Speech and Audio Systems: the case</w:t>
+      </w:r>
+    </w:p>
+    <w:p>
+      <w:pPr>
+        <w:pStyle w:val="Heading3"/>
+      </w:pPr>
+      <w:r>
+        <w:t>02. Follow the deciding steps</w:t>
+      </w:r>
+    </w:p>
+    <w:p>
+      <w:pPr>
+        <w:pStyle w:val="Heading3"/>
+      </w:pPr>
+      <w:r>
+        <w:t>03. Speech pipelines and multimodal evidence — evidence trace</w:t>
+      </w:r>
+    </w:p>
+    <w:p>
+      <w:pPr>
+        <w:pStyle w:val="Heading3"/>
+      </w:pPr>
+      <w:r>
+        <w:t>04. Change one thing. Trace what follows.</w:t>
+      </w:r>
+    </w:p>
+    <w:p>
+      <w:pPr>
+        <w:pStyle w:val="Heading3"/>
+      </w:pPr>
+      <w:r>
+        <w:t>05. Connect the explanation to its limit</w:t>
+      </w:r>
+    </w:p>
+    <w:p>
+      <w:pPr>
+        <w:pStyle w:val="Heading3"/>
+      </w:pPr>
+      <w:r>
+        <w:t>06. Make the idea visible in your project</w:t>
       </w:r>
     </w:p>
     <w:sectPr>
